--- a/Tarea_GRC_Semana5_TechGuard.docx
+++ b/Tarea_GRC_Semana5_TechGuard.docx
@@ -206,7 +206,19 @@
           <w:szCs w:val="32"/>
           <w:lang w:eastAsia="es-MX"/>
         </w:rPr>
-        <w:t>Tarea 3</w:t>
+        <w:t xml:space="preserve">Tarea </w:t>
+      </w:r>
+      <w:r>
+        <w:rPr>
+          <w:rFonts w:eastAsia="Times New Roman" w:cs="Times New Roman"/>
+          <w:b/>
+          <w:bCs/>
+          <w:color w:val="000000"/>
+          <w:sz w:val="32"/>
+          <w:szCs w:val="32"/>
+          <w:lang w:eastAsia="es-MX"/>
+        </w:rPr>
+        <w:t>5</w:t>
       </w:r>
     </w:p>
     <w:p>
@@ -326,33 +338,7 @@
           <w:szCs w:val="28"/>
           <w:lang w:eastAsia="es-MX"/>
         </w:rPr>
-        <w:t xml:space="preserve">Franco Recinos, </w:t>
-      </w:r>
-      <w:proofErr w:type="spellStart"/>
-      <w:r>
-        <w:rPr>
-          <w:rFonts w:eastAsia="Times New Roman" w:cs="Times New Roman"/>
-          <w:b/>
-          <w:bCs/>
-          <w:color w:val="000000"/>
-          <w:sz w:val="28"/>
-          <w:szCs w:val="28"/>
-          <w:lang w:eastAsia="es-MX"/>
-        </w:rPr>
-        <w:t>Katerine</w:t>
-      </w:r>
-      <w:proofErr w:type="spellEnd"/>
-      <w:r>
-        <w:rPr>
-          <w:rFonts w:eastAsia="Times New Roman" w:cs="Times New Roman"/>
-          <w:b/>
-          <w:bCs/>
-          <w:color w:val="000000"/>
-          <w:sz w:val="28"/>
-          <w:szCs w:val="28"/>
-          <w:lang w:eastAsia="es-MX"/>
-        </w:rPr>
-        <w:t xml:space="preserve"> Jireh - kfrancor2@miumg.edu.gt</w:t>
+        <w:t>Franco Recinos, Katerine Jireh - kfrancor2@miumg.edu.gt</w:t>
       </w:r>
     </w:p>
     <w:p>
@@ -366,7 +352,6 @@
           <w:lang w:eastAsia="es-MX"/>
         </w:rPr>
       </w:pPr>
-      <w:proofErr w:type="spellStart"/>
       <w:r>
         <w:rPr>
           <w:rFonts w:eastAsia="Times New Roman" w:cs="Times New Roman"/>
@@ -377,20 +362,7 @@
           <w:szCs w:val="28"/>
           <w:lang w:eastAsia="es-MX"/>
         </w:rPr>
-        <w:t>Ajset</w:t>
-      </w:r>
-      <w:proofErr w:type="spellEnd"/>
-      <w:r>
-        <w:rPr>
-          <w:rFonts w:eastAsia="Times New Roman" w:cs="Times New Roman"/>
-          <w:b/>
-          <w:bCs/>
-          <w:color w:val="000000"/>
-          <w:sz w:val="28"/>
-          <w:szCs w:val="28"/>
-          <w:lang w:eastAsia="es-MX"/>
-        </w:rPr>
-        <w:t xml:space="preserve"> Nimacaché, Edgar Fernando - eajsetn@miumg.edu.gt</w:t>
+        <w:t>Ajset Nimacaché, Edgar Fernando - eajsetn@miumg.edu.gt</w:t>
       </w:r>
     </w:p>
     <w:p>
@@ -3463,103 +3435,26 @@
     </w:p>
     <w:p>
       <w:r>
-        <w:t xml:space="preserve">El Gobierno, Riesgo y Cumplimiento (GRC, por sus siglas en inglés: </w:t>
-      </w:r>
-      <w:proofErr w:type="spellStart"/>
-      <w:r>
-        <w:t>Governance</w:t>
-      </w:r>
-      <w:proofErr w:type="spellEnd"/>
-      <w:r>
-        <w:t xml:space="preserve">, Risk and </w:t>
-      </w:r>
-      <w:proofErr w:type="spellStart"/>
-      <w:r>
-        <w:t>Compliance</w:t>
-      </w:r>
-      <w:proofErr w:type="spellEnd"/>
-      <w:r>
-        <w:t>) constituye un enfoque integrado que permite a las organizaciones alinear sus operaciones tecnológicas con los objetivos estratégicos del negocio, gestionar los riesgos de ciberseguridad de forma proactiva y garantizar el cumplimiento de marcos normativos, regulatorios y legales. En el contexto guatemalteco, donde el sector financiero y tecnológico enfrenta amenazas cibernéticas en constante evolución, la implementación de un modelo GRC funcional representa una necesidad operativa y regulatoria.</w:t>
+        <w:t>El Gobierno, Riesgo y Cumplimiento (GRC, por sus siglas en inglés: Governance, Risk and Compliance) constituye un enfoque integrado que permite a las organizaciones alinear sus operaciones tecnológicas con los objetivos estratégicos del negocio, gestionar los riesgos de ciberseguridad de forma proactiva y garantizar el cumplimiento de marcos normativos, regulatorios y legales. En el contexto guatemalteco, donde el sector financiero y tecnológico enfrenta amenazas cibernéticas en constante evolución, la implementación de un modelo GRC funcional representa una necesidad operativa y regulatoria.</w:t>
       </w:r>
     </w:p>
     <w:p>
       <w:r>
-        <w:t xml:space="preserve">El presente documento desarrolla el entregable completo de la Tarea Semana 5 del curso Gobierno, Riesgo y Cumplimiento. El trabajo integra las cinco fases del proyecto definidas en la guía: Planeación y Análisis, Diseño, Implementación, Herramientas y Monitoreo. El caso de estudio aplicado corresponde a la empresa ficticia </w:t>
-      </w:r>
-      <w:proofErr w:type="spellStart"/>
-      <w:r>
-        <w:t>TechGuard</w:t>
-      </w:r>
-      <w:proofErr w:type="spellEnd"/>
-      <w:r>
-        <w:t xml:space="preserve"> Guatemala S.A., una </w:t>
-      </w:r>
-      <w:proofErr w:type="spellStart"/>
-      <w:r>
-        <w:t>fintech</w:t>
-      </w:r>
-      <w:proofErr w:type="spellEnd"/>
-      <w:r>
-        <w:t xml:space="preserve"> que procesa transacciones financieras para más de 52,000 clientes en Centroamérica.</w:t>
+        <w:t>El presente documento desarrolla el entregable completo de la Tarea Semana 5 del curso Gobierno, Riesgo y Cumplimiento. El trabajo integra las cinco fases del proyecto definidas en la guía: Planeación y Análisis, Diseño, Implementación, Herramientas y Monitoreo. El caso de estudio aplicado corresponde a la empresa ficticia TechGuard Guatemala S.A., una fintech que procesa transacciones financieras para más de 52,000 clientes en Centroamérica.</w:t>
       </w:r>
     </w:p>
     <w:p>
       <w:r>
-        <w:t xml:space="preserve">La metodología empleada combina el marco NIST CSF v2.0 como estructura principal de ciberseguridad, ISO/IEC 27001:2022 para el Sistema de Gestión de Seguridad de la Información, MITRE ATT&amp;CK para el modelado de amenazas y PCI-DSS v4.0 como marco de cumplimiento sectorial. El laboratorio práctico se construyó sobre infraestructura Docker con tres contenedores interconectados que simulan un entorno SOC real: un servidor de seguridad principal (Ubuntu 22.04), un nodo atacante simulado (Alpine 3.18) y un motor SIEM con </w:t>
-      </w:r>
-      <w:proofErr w:type="spellStart"/>
-      <w:r>
-        <w:t>dashboard</w:t>
-      </w:r>
-      <w:proofErr w:type="spellEnd"/>
-      <w:r>
-        <w:t xml:space="preserve"> web desarrollado en Python.</w:t>
+        <w:t>La metodología empleada combina el marco NIST CSF v2.0 como estructura principal de ciberseguridad, ISO/IEC 27001:2022 para el Sistema de Gestión de Seguridad de la Información, MITRE ATT&amp;CK para el modelado de amenazas y PCI-DSS v4.0 como marco de cumplimiento sectorial. El laboratorio práctico se construyó sobre infraestructura Docker con tres contenedores interconectados que simulan un entorno SOC real: un servidor de seguridad principal (Ubuntu 22.04), un nodo atacante simulado (Alpine 3.18) y un motor SIEM con dashboard web desarrollado en Python.</w:t>
       </w:r>
     </w:p>
     <w:p>
       <w:r>
         <w:t xml:space="preserve">Durante el laboratorio se ejecutaron tres escenarios de incidentes de seguridad: ataque de fuerza bruta SSH, exfiltración de datos de clientes y simulación controlada de comportamiento </w:t>
       </w:r>
-      <w:proofErr w:type="spellStart"/>
       <w:r>
         <w:lastRenderedPageBreak/>
-        <w:t>ransomware</w:t>
-      </w:r>
-      <w:proofErr w:type="spellEnd"/>
-      <w:r>
-        <w:t xml:space="preserve">. Cada incidente se gestionó siguiendo el ciclo de vida de respuesta a incidentes del NIST SP 800-61r2, con registro de métricas MTTD (Mean Time </w:t>
-      </w:r>
-      <w:proofErr w:type="spellStart"/>
-      <w:r>
-        <w:t>To</w:t>
-      </w:r>
-      <w:proofErr w:type="spellEnd"/>
-      <w:r>
-        <w:t xml:space="preserve"> </w:t>
-      </w:r>
-      <w:proofErr w:type="spellStart"/>
-      <w:r>
-        <w:t>Detect</w:t>
-      </w:r>
-      <w:proofErr w:type="spellEnd"/>
-      <w:r>
-        <w:t xml:space="preserve">) y MTTR (Mean Time </w:t>
-      </w:r>
-      <w:proofErr w:type="spellStart"/>
-      <w:r>
-        <w:t>To</w:t>
-      </w:r>
-      <w:proofErr w:type="spellEnd"/>
-      <w:r>
-        <w:t xml:space="preserve"> </w:t>
-      </w:r>
-      <w:proofErr w:type="spellStart"/>
-      <w:r>
-        <w:t>Respond</w:t>
-      </w:r>
-      <w:proofErr w:type="spellEnd"/>
-      <w:r>
-        <w:t>), integración de logs con cadena de custodia SHA256 y generación de alertas automáticas mediante reglas de correlación SIEM.</w:t>
+        <w:t>ransomware. Cada incidente se gestionó siguiendo el ciclo de vida de respuesta a incidentes del NIST SP 800-61r2, con registro de métricas MTTD (Mean Time To Detect) y MTTR (Mean Time To Respond), integración de logs con cadena de custodia SHA256 y generación de alertas automáticas mediante reglas de correlación SIEM.</w:t>
       </w:r>
     </w:p>
     <w:p>
@@ -3611,42 +3506,13 @@
       </w:pPr>
       <w:bookmarkStart w:id="3" w:name="_Toc229767388"/>
       <w:r>
-        <w:t xml:space="preserve">1.1 Caso de Negocio — </w:t>
-      </w:r>
-      <w:proofErr w:type="spellStart"/>
-      <w:r>
-        <w:t>TechGuard</w:t>
-      </w:r>
-      <w:proofErr w:type="spellEnd"/>
-      <w:r>
-        <w:t xml:space="preserve"> Guatemala S.A.</w:t>
+        <w:t>1.1 Caso de Negocio — TechGuard Guatemala S.A.</w:t>
       </w:r>
       <w:bookmarkEnd w:id="3"/>
     </w:p>
     <w:p>
-      <w:proofErr w:type="spellStart"/>
       <w:r>
-        <w:t>TechGuard</w:t>
-      </w:r>
-      <w:proofErr w:type="spellEnd"/>
-      <w:r>
-        <w:t xml:space="preserve"> Guatemala S.A. opera como empresa </w:t>
-      </w:r>
-      <w:proofErr w:type="spellStart"/>
-      <w:r>
-        <w:t>fintech</w:t>
-      </w:r>
-      <w:proofErr w:type="spellEnd"/>
-      <w:r>
-        <w:t xml:space="preserve"> en el sector de servicios financieros digitales, procesando transacciones de pago para ciudadanos centroamericanos. Su infraestructura combina servidores </w:t>
-      </w:r>
-      <w:proofErr w:type="spellStart"/>
-      <w:r>
-        <w:t>on</w:t>
-      </w:r>
-      <w:proofErr w:type="spellEnd"/>
-      <w:r>
-        <w:t>-premise con servicios en la nube AWS, y se encuentra sujeta a la Ley de Bancos y Grupos Financieros (Decreto 19-2002) y al estándar PCI-DSS v4.0. La tabla siguiente resume las características organizacionales relevantes para el análisis GRC.</w:t>
+        <w:t>TechGuard Guatemala S.A. opera como empresa fintech en el sector de servicios financieros digitales, procesando transacciones de pago para ciudadanos centroamericanos. Su infraestructura combina servidores on-premise con servicios en la nube AWS, y se encuentra sujeta a la Ley de Bancos y Grupos Financieros (Decreto 19-2002) y al estándar PCI-DSS v4.0. La tabla siguiente resume las características organizacionales relevantes para el análisis GRC.</w:t>
       </w:r>
     </w:p>
     <w:tbl>
@@ -3718,13 +3584,8 @@
             <w:pPr>
               <w:pStyle w:val="Sinespaciado"/>
             </w:pPr>
-            <w:proofErr w:type="spellStart"/>
-            <w:r>
-              <w:t>TechGuard</w:t>
-            </w:r>
-            <w:proofErr w:type="spellEnd"/>
-            <w:r>
-              <w:t xml:space="preserve"> Guatemala S.A.</w:t>
+            <w:r>
+              <w:t>TechGuard Guatemala S.A.</w:t>
             </w:r>
           </w:p>
         </w:tc>
@@ -3877,17 +3738,15 @@
           <w:p>
             <w:pPr>
               <w:pStyle w:val="Sinespaciado"/>
-            </w:pPr>
-            <w:r>
-              <w:t xml:space="preserve">Servidores </w:t>
-            </w:r>
-            <w:proofErr w:type="spellStart"/>
-            <w:r>
-              <w:t>on</w:t>
-            </w:r>
-            <w:proofErr w:type="spellEnd"/>
-            <w:r>
-              <w:t>-premise + Cloud (AWS)</w:t>
+              <w:rPr>
+                <w:lang w:val="en-US"/>
+              </w:rPr>
+            </w:pPr>
+            <w:r>
+              <w:rPr>
+                <w:lang w:val="en-US"/>
+              </w:rPr>
+              <w:t>Servidores on-premise + Cloud (AWS)</w:t>
             </w:r>
           </w:p>
         </w:tc>
@@ -3958,15 +3817,7 @@
     <w:p/>
     <w:p>
       <w:r>
-        <w:t xml:space="preserve">En los seis meses previos al inicio del proyecto, </w:t>
-      </w:r>
-      <w:proofErr w:type="spellStart"/>
-      <w:r>
-        <w:t>TechGuard</w:t>
-      </w:r>
-      <w:proofErr w:type="spellEnd"/>
-      <w:r>
-        <w:t xml:space="preserve"> Guatemala registró tres incidentes de seguridad documentados, incluyendo ataques de fuerza bruta, exfiltración de datos </w:t>
+        <w:t xml:space="preserve">En los seis meses previos al inicio del proyecto, TechGuard Guatemala registró tres incidentes de seguridad documentados, incluyendo ataques de fuerza bruta, exfiltración de datos </w:t>
       </w:r>
       <w:r>
         <w:lastRenderedPageBreak/>
@@ -3985,31 +3836,7 @@
     </w:p>
     <w:p>
       <w:r>
-        <w:t>La evaluación de madurez utiliza el modelo CMMI (</w:t>
-      </w:r>
-      <w:proofErr w:type="spellStart"/>
-      <w:r>
-        <w:t>Capability</w:t>
-      </w:r>
-      <w:proofErr w:type="spellEnd"/>
-      <w:r>
-        <w:t xml:space="preserve"> </w:t>
-      </w:r>
-      <w:proofErr w:type="spellStart"/>
-      <w:r>
-        <w:t>Maturity</w:t>
-      </w:r>
-      <w:proofErr w:type="spellEnd"/>
-      <w:r>
-        <w:t xml:space="preserve"> Model </w:t>
-      </w:r>
-      <w:proofErr w:type="spellStart"/>
-      <w:r>
-        <w:t>Integration</w:t>
-      </w:r>
-      <w:proofErr w:type="spellEnd"/>
-      <w:r>
-        <w:t>) adaptado a ciberseguridad, con una escala del 1 al 5. La tabla siguiente presenta los resultados por dominio, identificando las brechas prioritarias que orientan el diseño del modelo GRC.</w:t>
+        <w:t>La evaluación de madurez utiliza el modelo CMMI (Capability Maturity Model Integration) adaptado a ciberseguridad, con una escala del 1 al 5. La tabla siguiente presenta los resultados por dominio, identificando las brechas prioritarias que orientan el diseño del modelo GRC.</w:t>
       </w:r>
     </w:p>
     <w:tbl>
@@ -4874,14 +4701,9 @@
     </w:tbl>
     <w:p/>
     <w:p>
-      <w:proofErr w:type="spellStart"/>
       <w:r>
         <w:lastRenderedPageBreak/>
-        <w:t>TechGuard</w:t>
-      </w:r>
-      <w:proofErr w:type="spellEnd"/>
-      <w:r>
-        <w:t xml:space="preserve"> Guatemala se ubica en un nivel de madurez Inicial-Repetible (1.4/5). La brecha promedio de dos niveles exige una hoja de ruta de 12 a 18 meses. Las áreas críticas son Gestión de Incidentes y Monitoreo SOC, ambas con una brecha de tres niveles, que esta tarea aborda directamente mediante el laboratorio práctico.</w:t>
+        <w:t>TechGuard Guatemala se ubica en un nivel de madurez Inicial-Repetible (1.4/5). La brecha promedio de dos niveles exige una hoja de ruta de 12 a 18 meses. Las áreas críticas son Gestión de Incidentes y Monitoreo SOC, ambas con una brecha de tres niveles, que esta tarea aborda directamente mediante el laboratorio práctico.</w:t>
       </w:r>
     </w:p>
     <w:p>
@@ -5015,13 +4837,8 @@
               <w:pStyle w:val="Sinespaciado"/>
             </w:pPr>
             <w:r>
-              <w:t xml:space="preserve">SOC </w:t>
-            </w:r>
-            <w:proofErr w:type="spellStart"/>
-            <w:r>
-              <w:t>Analyst</w:t>
-            </w:r>
-            <w:proofErr w:type="spellEnd"/>
+              <w:t>SOC Analyst</w:t>
+            </w:r>
           </w:p>
         </w:tc>
         <w:tc>
@@ -5033,15 +4850,7 @@
               <w:pStyle w:val="Sinespaciado"/>
             </w:pPr>
             <w:r>
-              <w:t xml:space="preserve">Monitoreo continuo de alertas, </w:t>
-            </w:r>
-            <w:proofErr w:type="spellStart"/>
-            <w:r>
-              <w:t>triaje</w:t>
-            </w:r>
-            <w:proofErr w:type="spellEnd"/>
-            <w:r>
-              <w:t xml:space="preserve"> de incidentes, análisis de logs</w:t>
+              <w:t>Monitoreo continuo de alertas, triaje de incidentes, análisis de logs</w:t>
             </w:r>
           </w:p>
         </w:tc>
@@ -5072,13 +4881,8 @@
               <w:pStyle w:val="Sinespaciado"/>
             </w:pPr>
             <w:r>
-              <w:t xml:space="preserve">DFIR </w:t>
-            </w:r>
-            <w:proofErr w:type="spellStart"/>
-            <w:r>
-              <w:t>Investigator</w:t>
-            </w:r>
-            <w:proofErr w:type="spellEnd"/>
+              <w:t>DFIR Investigator</w:t>
+            </w:r>
           </w:p>
         </w:tc>
         <w:tc>
@@ -5090,15 +4894,7 @@
               <w:pStyle w:val="Sinespaciado"/>
             </w:pPr>
             <w:r>
-              <w:t xml:space="preserve">Investigación forense digital, análisis de </w:t>
-            </w:r>
-            <w:proofErr w:type="gramStart"/>
-            <w:r>
-              <w:t>malware</w:t>
-            </w:r>
-            <w:proofErr w:type="gramEnd"/>
-            <w:r>
-              <w:t>, cadena de custodia</w:t>
+              <w:t>Investigación forense digital, análisis de malware, cadena de custodia</w:t>
             </w:r>
           </w:p>
         </w:tc>
@@ -5142,15 +4938,7 @@
               <w:pStyle w:val="Sinespaciado"/>
             </w:pPr>
             <w:r>
-              <w:t xml:space="preserve">Gestión de infraestructura </w:t>
-            </w:r>
-            <w:proofErr w:type="spellStart"/>
-            <w:r>
-              <w:t>cloud</w:t>
-            </w:r>
-            <w:proofErr w:type="spellEnd"/>
-            <w:r>
-              <w:t>, seguridad en AWS/GCP, IAM</w:t>
+              <w:t>Gestión de infraestructura cloud, seguridad en AWS/GCP, IAM</w:t>
             </w:r>
           </w:p>
         </w:tc>
@@ -5275,13 +5063,8 @@
               <w:pStyle w:val="Sinespaciado"/>
             </w:pPr>
             <w:r>
-              <w:t xml:space="preserve">SOC </w:t>
-            </w:r>
-            <w:proofErr w:type="spellStart"/>
-            <w:r>
-              <w:t>Analyst</w:t>
-            </w:r>
-            <w:proofErr w:type="spellEnd"/>
+              <w:t>SOC Analyst</w:t>
+            </w:r>
           </w:p>
         </w:tc>
         <w:tc>
@@ -5913,15 +5696,7 @@
     <w:p>
       <w:r>
         <w:lastRenderedPageBreak/>
-        <w:t xml:space="preserve">R: </w:t>
-      </w:r>
-      <w:proofErr w:type="gramStart"/>
-      <w:r>
-        <w:t>Responsable</w:t>
-      </w:r>
-      <w:proofErr w:type="gramEnd"/>
-      <w:r>
-        <w:t xml:space="preserve">   |   A: Aprobador   |   C: Consultado   |   I: Informado</w:t>
+        <w:t>R: Responsable   |   A: Aprobador   |   C: Consultado   |   I: Informado</w:t>
       </w:r>
     </w:p>
     <w:p>
@@ -5930,22 +5705,9 @@
       </w:pPr>
       <w:bookmarkStart w:id="6" w:name="_Toc229767391"/>
       <w:r>
-        <w:t xml:space="preserve">1.4 Marcos de </w:t>
-      </w:r>
-      <w:proofErr w:type="spellStart"/>
-      <w:r>
-        <w:t>Referencia</w:t>
-      </w:r>
-      <w:proofErr w:type="spellEnd"/>
-      <w:r>
-        <w:t xml:space="preserve"> </w:t>
-      </w:r>
-      <w:proofErr w:type="spellStart"/>
-      <w:r>
-        <w:t>Seleccionados</w:t>
+        <w:t>1.4 Marcos de Referencia Seleccionados</w:t>
       </w:r>
       <w:bookmarkEnd w:id="6"/>
-      <w:proofErr w:type="spellEnd"/>
     </w:p>
     <w:tbl>
       <w:tblPr>
@@ -5980,11 +5742,9 @@
             <w:shd w:val="clear" w:color="auto" w:fill="D9D9D9"/>
           </w:tcPr>
           <w:p>
-            <w:proofErr w:type="spellStart"/>
             <w:r>
               <w:t>Aplicación</w:t>
             </w:r>
-            <w:proofErr w:type="spellEnd"/>
           </w:p>
         </w:tc>
         <w:tc>
@@ -6113,15 +5873,7 @@
               <w:pStyle w:val="Sinespaciado"/>
             </w:pPr>
             <w:r>
-              <w:t xml:space="preserve">Modelado de amenazas y </w:t>
-            </w:r>
-            <w:proofErr w:type="spellStart"/>
-            <w:r>
-              <w:t>TTPs</w:t>
-            </w:r>
-            <w:proofErr w:type="spellEnd"/>
-            <w:r>
-              <w:t xml:space="preserve"> de atacantes</w:t>
+              <w:t>Modelado de amenazas y TTPs de atacantes</w:t>
             </w:r>
           </w:p>
         </w:tc>
@@ -6235,15 +5987,7 @@
       </w:pPr>
       <w:bookmarkStart w:id="7" w:name="_Toc229767392"/>
       <w:r>
-        <w:t xml:space="preserve">1.5 </w:t>
-      </w:r>
-      <w:proofErr w:type="spellStart"/>
-      <w:r>
-        <w:t>Cronograma</w:t>
-      </w:r>
-      <w:proofErr w:type="spellEnd"/>
-      <w:r>
-        <w:t xml:space="preserve"> del Proyecto</w:t>
+        <w:t>1.5 Cronograma del Proyecto</w:t>
       </w:r>
       <w:bookmarkEnd w:id="7"/>
     </w:p>
@@ -6531,13 +6275,8 @@
               <w:pStyle w:val="Sinespaciado"/>
             </w:pPr>
             <w:r>
-              <w:t xml:space="preserve">Scripts SIEM, análisis de logs, simulación </w:t>
-            </w:r>
-            <w:proofErr w:type="spellStart"/>
-            <w:r>
-              <w:t>ransomware</w:t>
-            </w:r>
-            <w:proofErr w:type="spellEnd"/>
+              <w:t>Scripts SIEM, análisis de logs, simulación ransomware</w:t>
+            </w:r>
           </w:p>
         </w:tc>
         <w:tc>
@@ -6592,29 +6331,8 @@
             <w:pPr>
               <w:pStyle w:val="Sinespaciado"/>
             </w:pPr>
-            <w:proofErr w:type="spellStart"/>
-            <w:r>
-              <w:t>KPIs</w:t>
-            </w:r>
-            <w:proofErr w:type="spellEnd"/>
-            <w:r>
-              <w:t>/</w:t>
-            </w:r>
-            <w:proofErr w:type="spellStart"/>
-            <w:r>
-              <w:t>KRIs</w:t>
-            </w:r>
-            <w:proofErr w:type="spellEnd"/>
-            <w:r>
-              <w:t xml:space="preserve">, </w:t>
-            </w:r>
-            <w:proofErr w:type="spellStart"/>
-            <w:r>
-              <w:t>dashboard</w:t>
-            </w:r>
-            <w:proofErr w:type="spellEnd"/>
-            <w:r>
-              <w:t xml:space="preserve"> de métricas, reporte ejecutivo final</w:t>
+            <w:r>
+              <w:t>KPIs/KRIs, dashboard de métricas, reporte ejecutivo final</w:t>
             </w:r>
           </w:p>
         </w:tc>
@@ -6647,15 +6365,7 @@
     <w:p>
       <w:r>
         <w:lastRenderedPageBreak/>
-        <w:t xml:space="preserve">El diseño del modelo GRC establece la arquitectura sobre la cual se construye la capacidad de seguridad de </w:t>
-      </w:r>
-      <w:proofErr w:type="spellStart"/>
-      <w:r>
-        <w:t>TechGuard</w:t>
-      </w:r>
-      <w:proofErr w:type="spellEnd"/>
-      <w:r>
-        <w:t xml:space="preserve"> Guatemala S.A. Esta fase define el alcance de activos, prioriza los riesgos mediante metodología cuantitativa y establece la arquitectura técnica del laboratorio SOC simulado, aplicando el principio de defensa en profundidad.</w:t>
+        <w:t>El diseño del modelo GRC establece la arquitectura sobre la cual se construye la capacidad de seguridad de TechGuard Guatemala S.A. Esta fase define el alcance de activos, prioriza los riesgos mediante metodología cuantitativa y establece la arquitectura técnica del laboratorio SOC simulado, aplicando el principio de defensa en profundidad.</w:t>
       </w:r>
     </w:p>
     <w:p>
@@ -6664,22 +6374,9 @@
       </w:pPr>
       <w:bookmarkStart w:id="9" w:name="_Toc229767394"/>
       <w:r>
-        <w:t xml:space="preserve">2.1 Activos </w:t>
-      </w:r>
-      <w:proofErr w:type="spellStart"/>
-      <w:r>
-        <w:t>en</w:t>
-      </w:r>
-      <w:proofErr w:type="spellEnd"/>
-      <w:r>
-        <w:t xml:space="preserve"> </w:t>
-      </w:r>
-      <w:proofErr w:type="spellStart"/>
-      <w:r>
-        <w:t>Alcance</w:t>
+        <w:t>2.1 Activos en Alcance</w:t>
       </w:r>
       <w:bookmarkEnd w:id="9"/>
-      <w:proofErr w:type="spellEnd"/>
     </w:p>
     <w:tbl>
       <w:tblPr>
@@ -7255,13 +6952,8 @@
               <w:pStyle w:val="Sinespaciado"/>
             </w:pPr>
             <w:r>
-              <w:t xml:space="preserve">Network </w:t>
-            </w:r>
-            <w:proofErr w:type="spellStart"/>
-            <w:r>
-              <w:t>Admin</w:t>
-            </w:r>
-            <w:proofErr w:type="spellEnd"/>
+              <w:t>Network Admin</w:t>
+            </w:r>
           </w:p>
         </w:tc>
       </w:tr>
@@ -7343,30 +7035,9 @@
       </w:pPr>
       <w:bookmarkStart w:id="10" w:name="_Toc229767395"/>
       <w:r>
-        <w:t xml:space="preserve">2.2 </w:t>
-      </w:r>
-      <w:proofErr w:type="spellStart"/>
-      <w:r>
-        <w:t>Metodología</w:t>
-      </w:r>
-      <w:proofErr w:type="spellEnd"/>
-      <w:r>
-        <w:t xml:space="preserve"> de </w:t>
-      </w:r>
-      <w:proofErr w:type="spellStart"/>
-      <w:r>
-        <w:t>Evaluación</w:t>
-      </w:r>
-      <w:proofErr w:type="spellEnd"/>
-      <w:r>
-        <w:t xml:space="preserve"> de </w:t>
-      </w:r>
-      <w:proofErr w:type="spellStart"/>
-      <w:r>
-        <w:t>Riesgos</w:t>
+        <w:t>2.2 Metodología de Evaluación de Riesgos</w:t>
       </w:r>
       <w:bookmarkEnd w:id="10"/>
-      <w:proofErr w:type="spellEnd"/>
     </w:p>
     <w:p>
       <w:r>
@@ -7375,15 +7046,7 @@
     </w:p>
     <w:p>
       <w:r>
-        <w:t xml:space="preserve">Riesgo </w:t>
-      </w:r>
-      <w:proofErr w:type="gramStart"/>
-      <w:r>
-        <w:t>Inherente  =</w:t>
-      </w:r>
-      <w:proofErr w:type="gramEnd"/>
-      <w:r>
-        <w:t xml:space="preserve"> Probabilidad (1-5) × Impacto (1-5)</w:t>
+        <w:t>Riesgo Inherente  = Probabilidad (1-5) × Impacto (1-5)</w:t>
       </w:r>
     </w:p>
     <w:p>
@@ -7964,22 +7627,9 @@
       </w:pPr>
       <w:bookmarkStart w:id="11" w:name="_Toc229767396"/>
       <w:r>
-        <w:t xml:space="preserve">2.3 </w:t>
-      </w:r>
-      <w:proofErr w:type="spellStart"/>
-      <w:r>
-        <w:t>Matriz</w:t>
-      </w:r>
-      <w:proofErr w:type="spellEnd"/>
-      <w:r>
-        <w:t xml:space="preserve"> de </w:t>
-      </w:r>
-      <w:proofErr w:type="spellStart"/>
-      <w:r>
-        <w:t>Riesgos</w:t>
+        <w:t>2.3 Matriz de Riesgos</w:t>
       </w:r>
       <w:bookmarkEnd w:id="11"/>
-      <w:proofErr w:type="spellEnd"/>
     </w:p>
     <w:tbl>
       <w:tblPr>
@@ -8084,15 +7734,8 @@
             <w:pPr>
               <w:pStyle w:val="Sinespaciado"/>
             </w:pPr>
-            <w:proofErr w:type="spellStart"/>
-            <w:proofErr w:type="gramStart"/>
-            <w:r>
-              <w:t>R.Inh</w:t>
-            </w:r>
-            <w:proofErr w:type="spellEnd"/>
-            <w:proofErr w:type="gramEnd"/>
-            <w:r>
-              <w:t>.</w:t>
+            <w:r>
+              <w:t>R.Inh.</w:t>
             </w:r>
           </w:p>
         </w:tc>
@@ -8119,16 +7762,9 @@
             <w:pPr>
               <w:pStyle w:val="Sinespaciado"/>
             </w:pPr>
-            <w:proofErr w:type="spellStart"/>
-            <w:proofErr w:type="gramStart"/>
-            <w:r>
-              <w:t>Efect</w:t>
-            </w:r>
-            <w:proofErr w:type="spellEnd"/>
-            <w:r>
-              <w:t>.%</w:t>
-            </w:r>
-            <w:proofErr w:type="gramEnd"/>
+            <w:r>
+              <w:t>Efect.%</w:t>
+            </w:r>
           </w:p>
         </w:tc>
         <w:tc>
@@ -8140,15 +7776,8 @@
             <w:pPr>
               <w:pStyle w:val="Sinespaciado"/>
             </w:pPr>
-            <w:proofErr w:type="spellStart"/>
-            <w:proofErr w:type="gramStart"/>
-            <w:r>
-              <w:t>R.Res</w:t>
-            </w:r>
-            <w:proofErr w:type="spellEnd"/>
-            <w:proofErr w:type="gramEnd"/>
-            <w:r>
-              <w:t>.</w:t>
+            <w:r>
+              <w:t>R.Res.</w:t>
             </w:r>
           </w:p>
         </w:tc>
@@ -8220,15 +7849,7 @@
               <w:pStyle w:val="Sinespaciado"/>
             </w:pPr>
             <w:r>
-              <w:t xml:space="preserve">Servidor </w:t>
-            </w:r>
-            <w:proofErr w:type="spellStart"/>
-            <w:r>
-              <w:t>prod</w:t>
-            </w:r>
-            <w:proofErr w:type="spellEnd"/>
-            <w:r>
-              <w:t>.</w:t>
+              <w:t>Servidor prod.</w:t>
             </w:r>
           </w:p>
         </w:tc>
@@ -8510,13 +8131,8 @@
             <w:pPr>
               <w:pStyle w:val="Sinespaciado"/>
             </w:pPr>
-            <w:proofErr w:type="spellStart"/>
-            <w:r>
-              <w:t>Ransomware</w:t>
-            </w:r>
-            <w:proofErr w:type="spellEnd"/>
-            <w:r>
-              <w:t xml:space="preserve"> en servidores</w:t>
+            <w:r>
+              <w:t>Ransomware en servidores</w:t>
             </w:r>
           </w:p>
         </w:tc>
@@ -8529,15 +8145,7 @@
               <w:pStyle w:val="Sinespaciado"/>
             </w:pPr>
             <w:r>
-              <w:t xml:space="preserve">Servidor </w:t>
-            </w:r>
-            <w:proofErr w:type="spellStart"/>
-            <w:r>
-              <w:t>prod</w:t>
-            </w:r>
-            <w:proofErr w:type="spellEnd"/>
-            <w:r>
-              <w:t>.</w:t>
+              <w:t>Servidor prod.</w:t>
             </w:r>
           </w:p>
         </w:tc>
@@ -8641,13 +8249,8 @@
               <w:pStyle w:val="Sinespaciado"/>
             </w:pPr>
             <w:r>
-              <w:t xml:space="preserve">EDR + </w:t>
-            </w:r>
-            <w:proofErr w:type="spellStart"/>
-            <w:r>
-              <w:t>backups</w:t>
-            </w:r>
-            <w:proofErr w:type="spellEnd"/>
+              <w:t>EDR + backups</w:t>
+            </w:r>
           </w:p>
         </w:tc>
       </w:tr>
@@ -8794,13 +8397,8 @@
               <w:pStyle w:val="Sinespaciado"/>
             </w:pPr>
             <w:r>
-              <w:t xml:space="preserve">PAM + </w:t>
-            </w:r>
-            <w:proofErr w:type="spellStart"/>
-            <w:r>
-              <w:t>hardening</w:t>
-            </w:r>
-            <w:proofErr w:type="spellEnd"/>
+              <w:t>PAM + hardening</w:t>
+            </w:r>
           </w:p>
         </w:tc>
       </w:tr>
@@ -8830,15 +8428,7 @@
               <w:pStyle w:val="Sinespaciado"/>
             </w:pPr>
             <w:r>
-              <w:t xml:space="preserve">Ataque </w:t>
-            </w:r>
-            <w:proofErr w:type="spellStart"/>
-            <w:r>
-              <w:t>DDoS</w:t>
-            </w:r>
-            <w:proofErr w:type="spellEnd"/>
-            <w:r>
-              <w:t xml:space="preserve"> web</w:t>
+              <w:t>Ataque DDoS web</w:t>
             </w:r>
           </w:p>
         </w:tc>
@@ -8903,13 +8493,8 @@
               <w:pStyle w:val="Sinespaciado"/>
             </w:pPr>
             <w:r>
-              <w:t xml:space="preserve">Sin protección </w:t>
-            </w:r>
-            <w:proofErr w:type="spellStart"/>
-            <w:r>
-              <w:t>DDoS</w:t>
-            </w:r>
-            <w:proofErr w:type="spellEnd"/>
+              <w:t>Sin protección DDoS</w:t>
+            </w:r>
           </w:p>
         </w:tc>
         <w:tc>
@@ -8960,21 +8545,8 @@
               <w:pStyle w:val="Sinespaciado"/>
             </w:pPr>
             <w:r>
-              <w:t xml:space="preserve">CDN + </w:t>
-            </w:r>
-            <w:proofErr w:type="spellStart"/>
-            <w:r>
-              <w:t>rate</w:t>
-            </w:r>
-            <w:proofErr w:type="spellEnd"/>
-            <w:r>
-              <w:t xml:space="preserve"> </w:t>
-            </w:r>
-            <w:proofErr w:type="spellStart"/>
-            <w:r>
-              <w:t>limit</w:t>
-            </w:r>
-            <w:proofErr w:type="spellEnd"/>
+              <w:t>CDN + rate limit</w:t>
+            </w:r>
           </w:p>
         </w:tc>
       </w:tr>
@@ -9422,13 +8994,8 @@
               <w:pStyle w:val="Sinespaciado"/>
             </w:pPr>
             <w:r>
-              <w:t xml:space="preserve">Aceptar + </w:t>
-            </w:r>
-            <w:proofErr w:type="spellStart"/>
-            <w:r>
-              <w:t>ctrl</w:t>
-            </w:r>
-            <w:proofErr w:type="spellEnd"/>
+              <w:t>Aceptar + ctrl</w:t>
+            </w:r>
           </w:p>
         </w:tc>
       </w:tr>
@@ -9457,19 +9024,9 @@
             <w:pPr>
               <w:pStyle w:val="Sinespaciado"/>
             </w:pPr>
-            <w:proofErr w:type="spellStart"/>
-            <w:r>
-              <w:t>Insider</w:t>
-            </w:r>
-            <w:proofErr w:type="spellEnd"/>
-            <w:r>
-              <w:t xml:space="preserve"> </w:t>
-            </w:r>
-            <w:proofErr w:type="spellStart"/>
-            <w:r>
-              <w:t>threat</w:t>
-            </w:r>
-            <w:proofErr w:type="spellEnd"/>
+            <w:r>
+              <w:t>Insider threat</w:t>
+            </w:r>
           </w:p>
         </w:tc>
         <w:tc>
@@ -9925,15 +9482,7 @@
               <w:pStyle w:val="Sinespaciado"/>
             </w:pPr>
             <w:r>
-              <w:t xml:space="preserve">Sistemas </w:t>
-            </w:r>
-            <w:proofErr w:type="spellStart"/>
-            <w:r>
-              <w:t>crít</w:t>
-            </w:r>
-            <w:proofErr w:type="spellEnd"/>
-            <w:r>
-              <w:t>.</w:t>
+              <w:t>Sistemas crít.</w:t>
             </w:r>
           </w:p>
         </w:tc>
@@ -10046,40 +9595,7 @@
     <w:p/>
     <w:p>
       <w:r>
-        <w:t xml:space="preserve">P: Probabilidad   |   I: Impacto   |   </w:t>
-      </w:r>
-      <w:proofErr w:type="spellStart"/>
-      <w:proofErr w:type="gramStart"/>
-      <w:r>
-        <w:t>R.Inh</w:t>
-      </w:r>
-      <w:proofErr w:type="spellEnd"/>
-      <w:proofErr w:type="gramEnd"/>
-      <w:r>
-        <w:t xml:space="preserve">.: Riesgo Inherente   |   </w:t>
-      </w:r>
-      <w:proofErr w:type="spellStart"/>
-      <w:proofErr w:type="gramStart"/>
-      <w:r>
-        <w:t>R.Res</w:t>
-      </w:r>
-      <w:proofErr w:type="spellEnd"/>
-      <w:proofErr w:type="gramEnd"/>
-      <w:r>
-        <w:t xml:space="preserve">.: Riesgo Residual   |   </w:t>
-      </w:r>
-      <w:proofErr w:type="spellStart"/>
-      <w:proofErr w:type="gramStart"/>
-      <w:r>
-        <w:t>Efect</w:t>
-      </w:r>
-      <w:proofErr w:type="spellEnd"/>
-      <w:r>
-        <w:t>.%</w:t>
-      </w:r>
-      <w:proofErr w:type="gramEnd"/>
-      <w:r>
-        <w:t>: Efectividad del control existente</w:t>
+        <w:t>P: Probabilidad   |   I: Impacto   |   R.Inh.: Riesgo Inherente   |   R.Res.: Riesgo Residual   |   Efect.%: Efectividad del control existente</w:t>
       </w:r>
     </w:p>
     <w:p>
@@ -10122,23 +9638,7 @@
           <w:rFonts w:ascii="Courier New" w:hAnsi="Courier New"/>
           <w:sz w:val="17"/>
         </w:rPr>
-        <w:t xml:space="preserve">│          Red Docker: </w:t>
-      </w:r>
-      <w:proofErr w:type="spellStart"/>
-      <w:r>
-        <w:rPr>
-          <w:rFonts w:ascii="Courier New" w:hAnsi="Courier New"/>
-          <w:sz w:val="17"/>
-        </w:rPr>
-        <w:t>grc</w:t>
-      </w:r>
-      <w:proofErr w:type="spellEnd"/>
-      <w:r>
-        <w:rPr>
-          <w:rFonts w:ascii="Courier New" w:hAnsi="Courier New"/>
-          <w:sz w:val="17"/>
-        </w:rPr>
-        <w:t>-net (172.20.0.0/24)             │</w:t>
+        <w:t>│          Red Docker: grc-net (172.20.0.0/24)             │</w:t>
       </w:r>
     </w:p>
     <w:p>
@@ -10161,47 +9661,13 @@
         <w:spacing w:after="0"/>
         <w:ind w:left="432" w:right="432"/>
       </w:pPr>
-      <w:proofErr w:type="gramStart"/>
       <w:r>
         <w:rPr>
           <w:rFonts w:ascii="Courier New" w:hAnsi="Courier New"/>
           <w:sz w:val="17"/>
         </w:rPr>
-        <w:t>│  ┌</w:t>
+        <w:t>│  ┌───────────────────┐  Logs  ┌──────────────────────┐  │</w:t>
       </w:r>
-      <w:proofErr w:type="gramEnd"/>
-      <w:r>
-        <w:rPr>
-          <w:rFonts w:ascii="Courier New" w:hAnsi="Courier New"/>
-          <w:sz w:val="17"/>
-        </w:rPr>
-        <w:t>───────────────────</w:t>
-      </w:r>
-      <w:proofErr w:type="gramStart"/>
-      <w:r>
-        <w:rPr>
-          <w:rFonts w:ascii="Courier New" w:hAnsi="Courier New"/>
-          <w:sz w:val="17"/>
-        </w:rPr>
-        <w:t>┐  Logs</w:t>
-      </w:r>
-      <w:proofErr w:type="gramEnd"/>
-      <w:r>
-        <w:rPr>
-          <w:rFonts w:ascii="Courier New" w:hAnsi="Courier New"/>
-          <w:sz w:val="17"/>
-        </w:rPr>
-        <w:t xml:space="preserve">  ┌──────────────────────</w:t>
-      </w:r>
-      <w:proofErr w:type="gramStart"/>
-      <w:r>
-        <w:rPr>
-          <w:rFonts w:ascii="Courier New" w:hAnsi="Courier New"/>
-          <w:sz w:val="17"/>
-        </w:rPr>
-        <w:t>┐  │</w:t>
-      </w:r>
-      <w:proofErr w:type="gramEnd"/>
     </w:p>
     <w:p>
       <w:pPr>
@@ -10209,37 +9675,12 @@
         <w:spacing w:after="0"/>
         <w:ind w:left="432" w:right="432"/>
       </w:pPr>
-      <w:proofErr w:type="gramStart"/>
       <w:r>
         <w:rPr>
           <w:rFonts w:ascii="Courier New" w:hAnsi="Courier New"/>
           <w:sz w:val="17"/>
         </w:rPr>
-        <w:t>│  │</w:t>
-      </w:r>
-      <w:proofErr w:type="gramEnd"/>
-      <w:r>
-        <w:rPr>
-          <w:rFonts w:ascii="Courier New" w:hAnsi="Courier New"/>
-          <w:sz w:val="17"/>
-        </w:rPr>
-        <w:t xml:space="preserve">  </w:t>
-      </w:r>
-      <w:proofErr w:type="spellStart"/>
-      <w:r>
-        <w:rPr>
-          <w:rFonts w:ascii="Courier New" w:hAnsi="Courier New"/>
-          <w:sz w:val="17"/>
-        </w:rPr>
-        <w:t>grc-soc-lab</w:t>
-      </w:r>
-      <w:proofErr w:type="spellEnd"/>
-      <w:r>
-        <w:rPr>
-          <w:rFonts w:ascii="Courier New" w:hAnsi="Courier New"/>
-          <w:sz w:val="17"/>
-        </w:rPr>
-        <w:t xml:space="preserve">      │───────</w:t>
+        <w:t>│  │  grc-soc-lab      │───────</w:t>
       </w:r>
       <w:r>
         <w:rPr>
@@ -10248,7 +9689,6 @@
         </w:rPr>
         <w:t>▶</w:t>
       </w:r>
-      <w:proofErr w:type="gramStart"/>
       <w:r>
         <w:rPr>
           <w:rFonts w:ascii="Courier New" w:hAnsi="Courier New" w:cs="Courier New"/>
@@ -10261,33 +9701,8 @@
           <w:rFonts w:ascii="Courier New" w:hAnsi="Courier New"/>
           <w:sz w:val="17"/>
         </w:rPr>
-        <w:t xml:space="preserve">  </w:t>
+        <w:t xml:space="preserve">  grc-siem            </w:t>
       </w:r>
-      <w:proofErr w:type="spellStart"/>
-      <w:r>
-        <w:rPr>
-          <w:rFonts w:ascii="Courier New" w:hAnsi="Courier New"/>
-          <w:sz w:val="17"/>
-        </w:rPr>
-        <w:t>grc</w:t>
-      </w:r>
-      <w:proofErr w:type="gramEnd"/>
-      <w:r>
-        <w:rPr>
-          <w:rFonts w:ascii="Courier New" w:hAnsi="Courier New"/>
-          <w:sz w:val="17"/>
-        </w:rPr>
-        <w:t>-siem</w:t>
-      </w:r>
-      <w:proofErr w:type="spellEnd"/>
-      <w:r>
-        <w:rPr>
-          <w:rFonts w:ascii="Courier New" w:hAnsi="Courier New"/>
-          <w:sz w:val="17"/>
-        </w:rPr>
-        <w:t xml:space="preserve">            </w:t>
-      </w:r>
-      <w:proofErr w:type="gramStart"/>
       <w:r>
         <w:rPr>
           <w:rFonts w:ascii="Courier New" w:hAnsi="Courier New" w:cs="Courier New"/>
@@ -10309,7 +9724,6 @@
         </w:rPr>
         <w:t>│</w:t>
       </w:r>
-      <w:proofErr w:type="gramEnd"/>
     </w:p>
     <w:p>
       <w:pPr>
@@ -10317,63 +9731,13 @@
         <w:spacing w:after="0"/>
         <w:ind w:left="432" w:right="432"/>
       </w:pPr>
-      <w:proofErr w:type="gramStart"/>
       <w:r>
         <w:rPr>
           <w:rFonts w:ascii="Courier New" w:hAnsi="Courier New"/>
           <w:sz w:val="17"/>
         </w:rPr>
-        <w:t>│  │</w:t>
+        <w:t>│  │  Ubuntu 22.04     │        │  SIEM Python+Flask   │  │</w:t>
       </w:r>
-      <w:proofErr w:type="gramEnd"/>
-      <w:r>
-        <w:rPr>
-          <w:rFonts w:ascii="Courier New" w:hAnsi="Courier New"/>
-          <w:sz w:val="17"/>
-        </w:rPr>
-        <w:t xml:space="preserve">  Ubuntu 22.04     │        </w:t>
-      </w:r>
-      <w:proofErr w:type="gramStart"/>
-      <w:r>
-        <w:rPr>
-          <w:rFonts w:ascii="Courier New" w:hAnsi="Courier New"/>
-          <w:sz w:val="17"/>
-        </w:rPr>
-        <w:t>│  SIEM</w:t>
-      </w:r>
-      <w:proofErr w:type="gramEnd"/>
-      <w:r>
-        <w:rPr>
-          <w:rFonts w:ascii="Courier New" w:hAnsi="Courier New"/>
-          <w:sz w:val="17"/>
-        </w:rPr>
-        <w:t xml:space="preserve"> </w:t>
-      </w:r>
-      <w:proofErr w:type="spellStart"/>
-      <w:r>
-        <w:rPr>
-          <w:rFonts w:ascii="Courier New" w:hAnsi="Courier New"/>
-          <w:sz w:val="17"/>
-        </w:rPr>
-        <w:t>Python+Flask</w:t>
-      </w:r>
-      <w:proofErr w:type="spellEnd"/>
-      <w:r>
-        <w:rPr>
-          <w:rFonts w:ascii="Courier New" w:hAnsi="Courier New"/>
-          <w:sz w:val="17"/>
-        </w:rPr>
-        <w:t xml:space="preserve">   </w:t>
-      </w:r>
-      <w:proofErr w:type="gramStart"/>
-      <w:r>
-        <w:rPr>
-          <w:rFonts w:ascii="Courier New" w:hAnsi="Courier New"/>
-          <w:sz w:val="17"/>
-        </w:rPr>
-        <w:t>│  │</w:t>
-      </w:r>
-      <w:proofErr w:type="gramEnd"/>
     </w:p>
     <w:p>
       <w:pPr>
@@ -10381,47 +9745,13 @@
         <w:spacing w:after="0"/>
         <w:ind w:left="432" w:right="432"/>
       </w:pPr>
-      <w:proofErr w:type="gramStart"/>
       <w:r>
         <w:rPr>
           <w:rFonts w:ascii="Courier New" w:hAnsi="Courier New"/>
           <w:sz w:val="17"/>
         </w:rPr>
-        <w:t>│  │</w:t>
+        <w:t>│  │  172.20.0.10      │        │  172.20.0.30 :8080   │  │</w:t>
       </w:r>
-      <w:proofErr w:type="gramEnd"/>
-      <w:r>
-        <w:rPr>
-          <w:rFonts w:ascii="Courier New" w:hAnsi="Courier New"/>
-          <w:sz w:val="17"/>
-        </w:rPr>
-        <w:t xml:space="preserve">  172.20.0.10      │        </w:t>
-      </w:r>
-      <w:proofErr w:type="gramStart"/>
-      <w:r>
-        <w:rPr>
-          <w:rFonts w:ascii="Courier New" w:hAnsi="Courier New"/>
-          <w:sz w:val="17"/>
-        </w:rPr>
-        <w:t>│  172.20.0.30</w:t>
-      </w:r>
-      <w:proofErr w:type="gramEnd"/>
-      <w:r>
-        <w:rPr>
-          <w:rFonts w:ascii="Courier New" w:hAnsi="Courier New"/>
-          <w:sz w:val="17"/>
-        </w:rPr>
-        <w:t xml:space="preserve"> :8080   </w:t>
-      </w:r>
-      <w:proofErr w:type="gramStart"/>
-      <w:r>
-        <w:rPr>
-          <w:rFonts w:ascii="Courier New" w:hAnsi="Courier New"/>
-          <w:sz w:val="17"/>
-        </w:rPr>
-        <w:t>│  │</w:t>
-      </w:r>
-      <w:proofErr w:type="gramEnd"/>
     </w:p>
     <w:p>
       <w:pPr>
@@ -10429,31 +9759,13 @@
         <w:spacing w:after="0"/>
         <w:ind w:left="432" w:right="432"/>
       </w:pPr>
-      <w:proofErr w:type="gramStart"/>
       <w:r>
         <w:rPr>
           <w:rFonts w:ascii="Courier New" w:hAnsi="Courier New"/>
           <w:sz w:val="17"/>
         </w:rPr>
-        <w:t>│  │</w:t>
+        <w:t>│  │  SSH :2222        │        └──────────────────────┘  │</w:t>
       </w:r>
-      <w:proofErr w:type="gramEnd"/>
-      <w:r>
-        <w:rPr>
-          <w:rFonts w:ascii="Courier New" w:hAnsi="Courier New"/>
-          <w:sz w:val="17"/>
-        </w:rPr>
-        <w:t xml:space="preserve">  SSH :2222        │        └──────────────────────</w:t>
-      </w:r>
-      <w:proofErr w:type="gramStart"/>
-      <w:r>
-        <w:rPr>
-          <w:rFonts w:ascii="Courier New" w:hAnsi="Courier New"/>
-          <w:sz w:val="17"/>
-        </w:rPr>
-        <w:t>┘  │</w:t>
-      </w:r>
-      <w:proofErr w:type="gramEnd"/>
     </w:p>
     <w:p>
       <w:pPr>
@@ -10504,37 +9816,12 @@
         <w:spacing w:after="0"/>
         <w:ind w:left="432" w:right="432"/>
       </w:pPr>
-      <w:proofErr w:type="gramStart"/>
       <w:r>
         <w:rPr>
           <w:rFonts w:ascii="Courier New" w:hAnsi="Courier New"/>
           <w:sz w:val="17"/>
         </w:rPr>
-        <w:t>│  │</w:t>
-      </w:r>
-      <w:proofErr w:type="gramEnd"/>
-      <w:r>
-        <w:rPr>
-          <w:rFonts w:ascii="Courier New" w:hAnsi="Courier New"/>
-          <w:sz w:val="17"/>
-        </w:rPr>
-        <w:t xml:space="preserve">  </w:t>
-      </w:r>
-      <w:proofErr w:type="spellStart"/>
-      <w:r>
-        <w:rPr>
-          <w:rFonts w:ascii="Courier New" w:hAnsi="Courier New"/>
-          <w:sz w:val="17"/>
-        </w:rPr>
-        <w:t>grc-attacker</w:t>
-      </w:r>
-      <w:proofErr w:type="spellEnd"/>
-      <w:r>
-        <w:rPr>
-          <w:rFonts w:ascii="Courier New" w:hAnsi="Courier New"/>
-          <w:sz w:val="17"/>
-        </w:rPr>
-        <w:t xml:space="preserve">     │                                   │</w:t>
+        <w:t>│  │  grc-attacker     │                                   │</w:t>
       </w:r>
     </w:p>
     <w:p>
@@ -10543,21 +9830,12 @@
         <w:spacing w:after="0"/>
         <w:ind w:left="432" w:right="432"/>
       </w:pPr>
-      <w:proofErr w:type="gramStart"/>
       <w:r>
         <w:rPr>
           <w:rFonts w:ascii="Courier New" w:hAnsi="Courier New"/>
           <w:sz w:val="17"/>
         </w:rPr>
-        <w:t>│  │</w:t>
-      </w:r>
-      <w:proofErr w:type="gramEnd"/>
-      <w:r>
-        <w:rPr>
-          <w:rFonts w:ascii="Courier New" w:hAnsi="Courier New"/>
-          <w:sz w:val="17"/>
-        </w:rPr>
-        <w:t xml:space="preserve">  Alpine 3.18      │                                   │</w:t>
+        <w:t>│  │  Alpine 3.18      │                                   │</w:t>
       </w:r>
     </w:p>
     <w:p>
@@ -10566,21 +9844,12 @@
         <w:spacing w:after="0"/>
         <w:ind w:left="432" w:right="432"/>
       </w:pPr>
-      <w:proofErr w:type="gramStart"/>
       <w:r>
         <w:rPr>
           <w:rFonts w:ascii="Courier New" w:hAnsi="Courier New"/>
           <w:sz w:val="17"/>
         </w:rPr>
-        <w:t>│  │</w:t>
-      </w:r>
-      <w:proofErr w:type="gramEnd"/>
-      <w:r>
-        <w:rPr>
-          <w:rFonts w:ascii="Courier New" w:hAnsi="Courier New"/>
-          <w:sz w:val="17"/>
-        </w:rPr>
-        <w:t xml:space="preserve">  172.20.0.20      │                                   │</w:t>
+        <w:t>│  │  172.20.0.20      │                                   │</w:t>
       </w:r>
     </w:p>
     <w:p>
@@ -10589,21 +9858,12 @@
         <w:spacing w:after="0"/>
         <w:ind w:left="432" w:right="432"/>
       </w:pPr>
-      <w:proofErr w:type="gramStart"/>
       <w:r>
         <w:rPr>
           <w:rFonts w:ascii="Courier New" w:hAnsi="Courier New"/>
           <w:sz w:val="17"/>
         </w:rPr>
-        <w:t>│  │</w:t>
-      </w:r>
-      <w:proofErr w:type="gramEnd"/>
-      <w:r>
-        <w:rPr>
-          <w:rFonts w:ascii="Courier New" w:hAnsi="Courier New"/>
-          <w:sz w:val="17"/>
-        </w:rPr>
-        <w:t xml:space="preserve">  SSH :2223        │                                   │</w:t>
+        <w:t>│  │  SSH :2223        │                                   │</w:t>
       </w:r>
     </w:p>
     <w:p>
@@ -10678,11 +9938,9 @@
             <w:pPr>
               <w:pStyle w:val="Sinespaciado"/>
             </w:pPr>
-            <w:proofErr w:type="spellStart"/>
             <w:r>
               <w:t>Tecnología</w:t>
             </w:r>
-            <w:proofErr w:type="spellEnd"/>
           </w:p>
         </w:tc>
         <w:tc>
@@ -10695,13 +9953,8 @@
               <w:pStyle w:val="Sinespaciado"/>
             </w:pPr>
             <w:r>
-              <w:t xml:space="preserve">Control </w:t>
-            </w:r>
-            <w:proofErr w:type="spellStart"/>
-            <w:r>
-              <w:t>Implementado</w:t>
-            </w:r>
-            <w:proofErr w:type="spellEnd"/>
+              <w:t>Control Implementado</w:t>
+            </w:r>
           </w:p>
         </w:tc>
       </w:tr>
@@ -10717,11 +9970,9 @@
             <w:pPr>
               <w:pStyle w:val="Sinespaciado"/>
             </w:pPr>
-            <w:proofErr w:type="spellStart"/>
             <w:r>
               <w:t>Perímetro</w:t>
             </w:r>
-            <w:proofErr w:type="spellEnd"/>
           </w:p>
         </w:tc>
         <w:tc>
@@ -10733,15 +9984,7 @@
               <w:pStyle w:val="Sinespaciado"/>
             </w:pPr>
             <w:r>
-              <w:t xml:space="preserve">Firewall </w:t>
-            </w:r>
-            <w:proofErr w:type="spellStart"/>
-            <w:r>
-              <w:t>simulado</w:t>
-            </w:r>
-            <w:proofErr w:type="spellEnd"/>
-            <w:r>
-              <w:t xml:space="preserve"> (iptables)</w:t>
+              <w:t>Firewall simulado (iptables)</w:t>
             </w:r>
           </w:p>
         </w:tc>
@@ -10753,19 +9996,9 @@
             <w:pPr>
               <w:pStyle w:val="Sinespaciado"/>
             </w:pPr>
-            <w:proofErr w:type="spellStart"/>
-            <w:r>
-              <w:t>Bloqueo</w:t>
-            </w:r>
-            <w:proofErr w:type="spellEnd"/>
-            <w:r>
-              <w:t xml:space="preserve"> de IPs </w:t>
-            </w:r>
-            <w:proofErr w:type="spellStart"/>
-            <w:r>
-              <w:t>atacantes</w:t>
-            </w:r>
-            <w:proofErr w:type="spellEnd"/>
+            <w:r>
+              <w:t>Bloqueo de IPs atacantes</w:t>
+            </w:r>
           </w:p>
         </w:tc>
       </w:tr>
@@ -10794,13 +10027,8 @@
             <w:pPr>
               <w:pStyle w:val="Sinespaciado"/>
             </w:pPr>
-            <w:proofErr w:type="spellStart"/>
-            <w:r>
-              <w:t>Segmentación</w:t>
-            </w:r>
-            <w:proofErr w:type="spellEnd"/>
-            <w:r>
-              <w:t xml:space="preserve"> Docker</w:t>
+            <w:r>
+              <w:t>Segmentación Docker</w:t>
             </w:r>
           </w:p>
         </w:tc>
@@ -10813,15 +10041,7 @@
               <w:pStyle w:val="Sinespaciado"/>
             </w:pPr>
             <w:r>
-              <w:t xml:space="preserve">Red </w:t>
-            </w:r>
-            <w:proofErr w:type="spellStart"/>
-            <w:r>
-              <w:t>aislada</w:t>
-            </w:r>
-            <w:proofErr w:type="spellEnd"/>
-            <w:r>
-              <w:t xml:space="preserve"> 172.20.0.0/24</w:t>
+              <w:t>Red aislada 172.20.0.0/24</w:t>
             </w:r>
           </w:p>
         </w:tc>
@@ -10865,21 +10085,8 @@
               <w:pStyle w:val="Sinespaciado"/>
             </w:pPr>
             <w:r>
-              <w:t xml:space="preserve">fail2ban, </w:t>
-            </w:r>
-            <w:proofErr w:type="spellStart"/>
-            <w:r>
-              <w:t>configuración</w:t>
-            </w:r>
-            <w:proofErr w:type="spellEnd"/>
-            <w:r>
-              <w:t xml:space="preserve"> SSH </w:t>
-            </w:r>
-            <w:proofErr w:type="spellStart"/>
-            <w:r>
-              <w:t>segura</w:t>
-            </w:r>
-            <w:proofErr w:type="spellEnd"/>
+              <w:t>fail2ban, configuración SSH segura</w:t>
+            </w:r>
           </w:p>
         </w:tc>
       </w:tr>
@@ -10895,11 +10102,9 @@
             <w:pPr>
               <w:pStyle w:val="Sinespaciado"/>
             </w:pPr>
-            <w:proofErr w:type="spellStart"/>
             <w:r>
               <w:t>Aplicación</w:t>
             </w:r>
-            <w:proofErr w:type="spellEnd"/>
           </w:p>
         </w:tc>
         <w:tc>
@@ -10955,13 +10160,8 @@
               <w:pStyle w:val="Sinespaciado"/>
             </w:pPr>
             <w:r>
-              <w:t xml:space="preserve">Logs con </w:t>
-            </w:r>
-            <w:proofErr w:type="spellStart"/>
-            <w:r>
-              <w:t>integridad</w:t>
-            </w:r>
-            <w:proofErr w:type="spellEnd"/>
+              <w:t>Logs con integridad</w:t>
+            </w:r>
           </w:p>
         </w:tc>
         <w:tc>
@@ -10990,11 +10190,9 @@
             <w:pPr>
               <w:pStyle w:val="Sinespaciado"/>
             </w:pPr>
-            <w:proofErr w:type="spellStart"/>
             <w:r>
               <w:t>Monitoreo</w:t>
             </w:r>
-            <w:proofErr w:type="spellEnd"/>
           </w:p>
         </w:tc>
         <w:tc>
@@ -11018,27 +10216,9 @@
             <w:pPr>
               <w:pStyle w:val="Sinespaciado"/>
             </w:pPr>
-            <w:proofErr w:type="spellStart"/>
-            <w:r>
-              <w:t>Correlación</w:t>
-            </w:r>
-            <w:proofErr w:type="spellEnd"/>
-            <w:r>
-              <w:t xml:space="preserve"> </w:t>
-            </w:r>
-            <w:proofErr w:type="spellStart"/>
-            <w:r>
-              <w:t>automática</w:t>
-            </w:r>
-            <w:proofErr w:type="spellEnd"/>
-            <w:r>
-              <w:t xml:space="preserve"> y </w:t>
-            </w:r>
-            <w:proofErr w:type="spellStart"/>
-            <w:r>
-              <w:t>alertas</w:t>
-            </w:r>
-            <w:proofErr w:type="spellEnd"/>
+            <w:r>
+              <w:t>Correlación automática y alertas</w:t>
+            </w:r>
           </w:p>
         </w:tc>
       </w:tr>
@@ -11080,13 +10260,8 @@
             <w:pPr>
               <w:pStyle w:val="Sinespaciado"/>
             </w:pPr>
-            <w:proofErr w:type="spellStart"/>
-            <w:r>
-              <w:t>Playbooks</w:t>
-            </w:r>
-            <w:proofErr w:type="spellEnd"/>
-            <w:r>
-              <w:t xml:space="preserve"> de respuesta a incidentes</w:t>
+            <w:r>
+              <w:t>Playbooks de respuesta a incidentes</w:t>
             </w:r>
           </w:p>
         </w:tc>
@@ -11202,15 +10377,7 @@
               <w:pStyle w:val="Sinespaciado"/>
             </w:pPr>
             <w:r>
-              <w:t xml:space="preserve">Costo </w:t>
-            </w:r>
-            <w:proofErr w:type="spellStart"/>
-            <w:r>
-              <w:t>Est</w:t>
-            </w:r>
-            <w:proofErr w:type="spellEnd"/>
-            <w:r>
-              <w:t>.</w:t>
+              <w:t>Costo Est.</w:t>
             </w:r>
           </w:p>
         </w:tc>
@@ -11254,13 +10421,8 @@
               <w:pStyle w:val="Sinespaciado"/>
             </w:pPr>
             <w:r>
-              <w:t xml:space="preserve">MFA + fail2ban + lockout </w:t>
-            </w:r>
-            <w:proofErr w:type="spellStart"/>
-            <w:r>
-              <w:t>policy</w:t>
-            </w:r>
-            <w:proofErr w:type="spellEnd"/>
+              <w:t>MFA + fail2ban + lockout policy</w:t>
+            </w:r>
           </w:p>
         </w:tc>
         <w:tc>
@@ -11399,13 +10561,8 @@
               <w:pStyle w:val="Sinespaciado"/>
             </w:pPr>
             <w:r>
-              <w:t xml:space="preserve">R-003 </w:t>
-            </w:r>
-            <w:proofErr w:type="spellStart"/>
-            <w:r>
-              <w:t>Ransomware</w:t>
-            </w:r>
-            <w:proofErr w:type="spellEnd"/>
+              <w:t>R-003 Ransomware</w:t>
+            </w:r>
           </w:p>
         </w:tc>
         <w:tc>
@@ -11430,15 +10587,7 @@
               <w:pStyle w:val="Sinespaciado"/>
             </w:pPr>
             <w:r>
-              <w:t xml:space="preserve">EDR + </w:t>
-            </w:r>
-            <w:proofErr w:type="spellStart"/>
-            <w:r>
-              <w:t>backups</w:t>
-            </w:r>
-            <w:proofErr w:type="spellEnd"/>
-            <w:r>
-              <w:t xml:space="preserve"> diarios verificados</w:t>
+              <w:t>EDR + backups diarios verificados</w:t>
             </w:r>
           </w:p>
         </w:tc>
@@ -11578,13 +10727,8 @@
               <w:pStyle w:val="Sinespaciado"/>
             </w:pPr>
             <w:r>
-              <w:t xml:space="preserve">R-005 </w:t>
-            </w:r>
-            <w:proofErr w:type="spellStart"/>
-            <w:r>
-              <w:t>DDoS</w:t>
-            </w:r>
-            <w:proofErr w:type="spellEnd"/>
+              <w:t>R-005 DDoS</w:t>
+            </w:r>
           </w:p>
         </w:tc>
         <w:tc>
@@ -11607,25 +10751,15 @@
           <w:p>
             <w:pPr>
               <w:pStyle w:val="Sinespaciado"/>
-            </w:pPr>
-            <w:r>
-              <w:t xml:space="preserve">WAF + </w:t>
-            </w:r>
-            <w:proofErr w:type="spellStart"/>
-            <w:r>
-              <w:t>rate</w:t>
-            </w:r>
-            <w:proofErr w:type="spellEnd"/>
-            <w:r>
-              <w:t xml:space="preserve"> </w:t>
-            </w:r>
-            <w:proofErr w:type="spellStart"/>
-            <w:r>
-              <w:t>limiting</w:t>
-            </w:r>
-            <w:proofErr w:type="spellEnd"/>
-            <w:r>
-              <w:t xml:space="preserve"> en API REST</w:t>
+              <w:rPr>
+                <w:lang w:val="en-US"/>
+              </w:rPr>
+            </w:pPr>
+            <w:r>
+              <w:rPr>
+                <w:lang w:val="en-US"/>
+              </w:rPr>
+              <w:t>WAF + rate limiting en API REST</w:t>
             </w:r>
           </w:p>
         </w:tc>
@@ -11868,23 +11002,7 @@
       </w:pPr>
       <w:bookmarkStart w:id="15" w:name="_Toc229767400"/>
       <w:r>
-        <w:t xml:space="preserve">3.1 </w:t>
-      </w:r>
-      <w:proofErr w:type="spellStart"/>
-      <w:r>
-        <w:t>Preparación</w:t>
-      </w:r>
-      <w:proofErr w:type="spellEnd"/>
-      <w:r>
-        <w:t xml:space="preserve"> del </w:t>
-      </w:r>
-      <w:proofErr w:type="spellStart"/>
-      <w:r>
-        <w:t>Entorno</w:t>
-      </w:r>
-      <w:proofErr w:type="spellEnd"/>
-      <w:r>
-        <w:t xml:space="preserve"> de Laboratorio</w:t>
+        <w:t>3.1 Preparación del Entorno de Laboratorio</w:t>
       </w:r>
       <w:bookmarkEnd w:id="15"/>
     </w:p>
@@ -12013,19 +11131,9 @@
             <w:pPr>
               <w:pStyle w:val="Sinespaciado"/>
             </w:pPr>
-            <w:proofErr w:type="spellStart"/>
-            <w:r>
-              <w:t>docker</w:t>
-            </w:r>
-            <w:proofErr w:type="spellEnd"/>
-            <w:r>
-              <w:t xml:space="preserve"> --</w:t>
-            </w:r>
-            <w:proofErr w:type="spellStart"/>
-            <w:r>
-              <w:t>version</w:t>
-            </w:r>
-            <w:proofErr w:type="spellEnd"/>
+            <w:r>
+              <w:t>docker --version</w:t>
+            </w:r>
           </w:p>
         </w:tc>
       </w:tr>
@@ -12042,13 +11150,8 @@
               <w:pStyle w:val="Sinespaciado"/>
             </w:pPr>
             <w:r>
-              <w:t xml:space="preserve">Docker </w:t>
-            </w:r>
-            <w:proofErr w:type="spellStart"/>
-            <w:r>
-              <w:t>Compose</w:t>
-            </w:r>
-            <w:proofErr w:type="spellEnd"/>
+              <w:t>Docker Compose</w:t>
+            </w:r>
           </w:p>
         </w:tc>
         <w:tc>
@@ -12085,27 +11188,9 @@
             <w:pPr>
               <w:pStyle w:val="Sinespaciado"/>
             </w:pPr>
-            <w:proofErr w:type="spellStart"/>
-            <w:r>
-              <w:t>docker</w:t>
-            </w:r>
-            <w:proofErr w:type="spellEnd"/>
-            <w:r>
-              <w:t xml:space="preserve"> </w:t>
-            </w:r>
-            <w:proofErr w:type="spellStart"/>
-            <w:r>
-              <w:t>compose</w:t>
-            </w:r>
-            <w:proofErr w:type="spellEnd"/>
-            <w:r>
-              <w:t xml:space="preserve"> </w:t>
-            </w:r>
-            <w:proofErr w:type="spellStart"/>
-            <w:r>
-              <w:t>version</w:t>
-            </w:r>
-            <w:proofErr w:type="spellEnd"/>
+            <w:r>
+              <w:t>docker compose version</w:t>
+            </w:r>
           </w:p>
         </w:tc>
       </w:tr>
@@ -12161,13 +11246,8 @@
               <w:pStyle w:val="Sinespaciado"/>
             </w:pPr>
             <w:r>
-              <w:t>python3 --</w:t>
-            </w:r>
-            <w:proofErr w:type="spellStart"/>
-            <w:r>
-              <w:t>version</w:t>
-            </w:r>
-            <w:proofErr w:type="spellEnd"/>
+              <w:t>python3 --version</w:t>
+            </w:r>
           </w:p>
         </w:tc>
       </w:tr>
@@ -12222,48 +11302,17 @@
             <w:pPr>
               <w:pStyle w:val="Sinespaciado"/>
             </w:pPr>
-            <w:proofErr w:type="spellStart"/>
-            <w:r>
-              <w:t>git</w:t>
-            </w:r>
-            <w:proofErr w:type="spellEnd"/>
-            <w:r>
-              <w:t xml:space="preserve"> --</w:t>
-            </w:r>
-            <w:proofErr w:type="spellStart"/>
-            <w:r>
-              <w:t>version</w:t>
-            </w:r>
-            <w:proofErr w:type="spellEnd"/>
+            <w:r>
+              <w:t>git --version</w:t>
+            </w:r>
           </w:p>
         </w:tc>
       </w:tr>
     </w:tbl>
     <w:p/>
     <w:p>
-      <w:proofErr w:type="spellStart"/>
       <w:r>
-        <w:t>Inicialización</w:t>
-      </w:r>
-      <w:proofErr w:type="spellEnd"/>
-      <w:r>
-        <w:t xml:space="preserve"> del </w:t>
-      </w:r>
-      <w:proofErr w:type="spellStart"/>
-      <w:r>
-        <w:t>laboratorio</w:t>
-      </w:r>
-      <w:proofErr w:type="spellEnd"/>
-      <w:r>
-        <w:t xml:space="preserve"> </w:t>
-      </w:r>
-      <w:proofErr w:type="spellStart"/>
-      <w:r>
-        <w:t>completo</w:t>
-      </w:r>
-      <w:proofErr w:type="spellEnd"/>
-      <w:r>
-        <w:t>:</w:t>
+        <w:t>Inicialización del laboratorio completo:</w:t>
       </w:r>
     </w:p>
     <w:p>
@@ -12286,47 +11335,13 @@
         <w:spacing w:after="0"/>
         <w:ind w:left="432" w:right="432"/>
       </w:pPr>
-      <w:proofErr w:type="spellStart"/>
       <w:r>
         <w:rPr>
           <w:rFonts w:ascii="Courier New" w:hAnsi="Courier New"/>
           <w:sz w:val="17"/>
         </w:rPr>
-        <w:t>docker</w:t>
+        <w:t>docker compose up -d --build</w:t>
       </w:r>
-      <w:proofErr w:type="spellEnd"/>
-      <w:r>
-        <w:rPr>
-          <w:rFonts w:ascii="Courier New" w:hAnsi="Courier New"/>
-          <w:sz w:val="17"/>
-        </w:rPr>
-        <w:t xml:space="preserve"> </w:t>
-      </w:r>
-      <w:proofErr w:type="spellStart"/>
-      <w:r>
-        <w:rPr>
-          <w:rFonts w:ascii="Courier New" w:hAnsi="Courier New"/>
-          <w:sz w:val="17"/>
-        </w:rPr>
-        <w:t>compose</w:t>
-      </w:r>
-      <w:proofErr w:type="spellEnd"/>
-      <w:r>
-        <w:rPr>
-          <w:rFonts w:ascii="Courier New" w:hAnsi="Courier New"/>
-          <w:sz w:val="17"/>
-        </w:rPr>
-        <w:t xml:space="preserve"> up -d --</w:t>
-      </w:r>
-      <w:proofErr w:type="spellStart"/>
-      <w:r>
-        <w:rPr>
-          <w:rFonts w:ascii="Courier New" w:hAnsi="Courier New"/>
-          <w:sz w:val="17"/>
-        </w:rPr>
-        <w:t>build</w:t>
-      </w:r>
-      <w:proofErr w:type="spellEnd"/>
     </w:p>
     <w:p>
       <w:pPr>
@@ -12362,47 +11377,13 @@
         <w:spacing w:after="0"/>
         <w:ind w:left="432" w:right="432"/>
       </w:pPr>
-      <w:proofErr w:type="spellStart"/>
       <w:r>
         <w:rPr>
           <w:rFonts w:ascii="Courier New" w:hAnsi="Courier New"/>
           <w:sz w:val="17"/>
         </w:rPr>
-        <w:t>docker</w:t>
+        <w:t>docker compose ps</w:t>
       </w:r>
-      <w:proofErr w:type="spellEnd"/>
-      <w:r>
-        <w:rPr>
-          <w:rFonts w:ascii="Courier New" w:hAnsi="Courier New"/>
-          <w:sz w:val="17"/>
-        </w:rPr>
-        <w:t xml:space="preserve"> </w:t>
-      </w:r>
-      <w:proofErr w:type="spellStart"/>
-      <w:r>
-        <w:rPr>
-          <w:rFonts w:ascii="Courier New" w:hAnsi="Courier New"/>
-          <w:sz w:val="17"/>
-        </w:rPr>
-        <w:t>compose</w:t>
-      </w:r>
-      <w:proofErr w:type="spellEnd"/>
-      <w:r>
-        <w:rPr>
-          <w:rFonts w:ascii="Courier New" w:hAnsi="Courier New"/>
-          <w:sz w:val="17"/>
-        </w:rPr>
-        <w:t xml:space="preserve"> </w:t>
-      </w:r>
-      <w:proofErr w:type="spellStart"/>
-      <w:r>
-        <w:rPr>
-          <w:rFonts w:ascii="Courier New" w:hAnsi="Courier New"/>
-          <w:sz w:val="17"/>
-        </w:rPr>
-        <w:t>ps</w:t>
-      </w:r>
-      <w:proofErr w:type="spellEnd"/>
     </w:p>
     <w:p>
       <w:pPr>
@@ -12465,36 +11446,8 @@
           <w:sz w:val="17"/>
           <w:lang w:val="en-US"/>
         </w:rPr>
-        <w:t xml:space="preserve"># </w:t>
+        <w:t># grc-soc-lab       Up        0.0.0.0:2222-&gt;22/tcp</w:t>
       </w:r>
-      <w:proofErr w:type="spellStart"/>
-      <w:r>
-        <w:rPr>
-          <w:rFonts w:ascii="Courier New" w:hAnsi="Courier New"/>
-          <w:sz w:val="17"/>
-          <w:lang w:val="en-US"/>
-        </w:rPr>
-        <w:t>grc</w:t>
-      </w:r>
-      <w:proofErr w:type="spellEnd"/>
-      <w:r>
-        <w:rPr>
-          <w:rFonts w:ascii="Courier New" w:hAnsi="Courier New"/>
-          <w:sz w:val="17"/>
-          <w:lang w:val="en-US"/>
-        </w:rPr>
-        <w:t>-soc-lab       Up        0.0.0.0:2222-&gt;22/</w:t>
-      </w:r>
-      <w:proofErr w:type="spellStart"/>
-      <w:r>
-        <w:rPr>
-          <w:rFonts w:ascii="Courier New" w:hAnsi="Courier New"/>
-          <w:sz w:val="17"/>
-          <w:lang w:val="en-US"/>
-        </w:rPr>
-        <w:t>tcp</w:t>
-      </w:r>
-      <w:proofErr w:type="spellEnd"/>
     </w:p>
     <w:p>
       <w:pPr>
@@ -12512,36 +11465,8 @@
           <w:lang w:val="en-US"/>
         </w:rPr>
         <w:lastRenderedPageBreak/>
-        <w:t xml:space="preserve"># </w:t>
+        <w:t># grc-attacker      Up        0.0.0.0:2223-&gt;22/tcp</w:t>
       </w:r>
-      <w:proofErr w:type="spellStart"/>
-      <w:r>
-        <w:rPr>
-          <w:rFonts w:ascii="Courier New" w:hAnsi="Courier New"/>
-          <w:sz w:val="17"/>
-          <w:lang w:val="en-US"/>
-        </w:rPr>
-        <w:t>grc</w:t>
-      </w:r>
-      <w:proofErr w:type="spellEnd"/>
-      <w:r>
-        <w:rPr>
-          <w:rFonts w:ascii="Courier New" w:hAnsi="Courier New"/>
-          <w:sz w:val="17"/>
-          <w:lang w:val="en-US"/>
-        </w:rPr>
-        <w:t>-attacker      Up        0.0.0.0:2223-&gt;22/</w:t>
-      </w:r>
-      <w:proofErr w:type="spellStart"/>
-      <w:r>
-        <w:rPr>
-          <w:rFonts w:ascii="Courier New" w:hAnsi="Courier New"/>
-          <w:sz w:val="17"/>
-          <w:lang w:val="en-US"/>
-        </w:rPr>
-        <w:t>tcp</w:t>
-      </w:r>
-      <w:proofErr w:type="spellEnd"/>
     </w:p>
     <w:p>
       <w:pPr>
@@ -12558,36 +11483,8 @@
           <w:sz w:val="17"/>
           <w:lang w:val="en-US"/>
         </w:rPr>
-        <w:t xml:space="preserve"># </w:t>
+        <w:t># grc-siem          Up        0.0.0.0:8080-&gt;8080/tcp</w:t>
       </w:r>
-      <w:proofErr w:type="spellStart"/>
-      <w:r>
-        <w:rPr>
-          <w:rFonts w:ascii="Courier New" w:hAnsi="Courier New"/>
-          <w:sz w:val="17"/>
-          <w:lang w:val="en-US"/>
-        </w:rPr>
-        <w:t>grc-siem</w:t>
-      </w:r>
-      <w:proofErr w:type="spellEnd"/>
-      <w:r>
-        <w:rPr>
-          <w:rFonts w:ascii="Courier New" w:hAnsi="Courier New"/>
-          <w:sz w:val="17"/>
-          <w:lang w:val="en-US"/>
-        </w:rPr>
-        <w:t xml:space="preserve">          Up        0.0.0.0:8080-&gt;8080/</w:t>
-      </w:r>
-      <w:proofErr w:type="spellStart"/>
-      <w:r>
-        <w:rPr>
-          <w:rFonts w:ascii="Courier New" w:hAnsi="Courier New"/>
-          <w:sz w:val="17"/>
-          <w:lang w:val="en-US"/>
-        </w:rPr>
-        <w:t>tcp</w:t>
-      </w:r>
-      <w:proofErr w:type="spellEnd"/>
     </w:p>
     <w:p>
       <w:pPr>
@@ -12793,13 +11690,8 @@
             <w:pPr>
               <w:pStyle w:val="Sinespaciado"/>
             </w:pPr>
-            <w:proofErr w:type="spellStart"/>
-            <w:r>
-              <w:t>IPs</w:t>
-            </w:r>
-            <w:proofErr w:type="spellEnd"/>
-            <w:r>
-              <w:t xml:space="preserve"> Atacantes</w:t>
+            <w:r>
+              <w:t>IPs Atacantes</w:t>
             </w:r>
           </w:p>
         </w:tc>
@@ -12842,27 +11734,9 @@
             <w:pPr>
               <w:pStyle w:val="Sinespaciado"/>
             </w:pPr>
-            <w:proofErr w:type="spellStart"/>
-            <w:r>
-              <w:t>admin</w:t>
-            </w:r>
-            <w:proofErr w:type="spellEnd"/>
-            <w:r>
-              <w:t xml:space="preserve">, </w:t>
-            </w:r>
-            <w:proofErr w:type="spellStart"/>
-            <w:r>
-              <w:t>root</w:t>
-            </w:r>
-            <w:proofErr w:type="spellEnd"/>
-            <w:r>
-              <w:t xml:space="preserve">, </w:t>
-            </w:r>
-            <w:proofErr w:type="spellStart"/>
-            <w:r>
-              <w:t>guest</w:t>
-            </w:r>
-            <w:proofErr w:type="spellEnd"/>
+            <w:r>
+              <w:t>admin, root, guest</w:t>
+            </w:r>
           </w:p>
         </w:tc>
       </w:tr>
@@ -12991,18 +11865,29 @@
         </w:tc>
       </w:tr>
     </w:tbl>
-    <w:p/>
+    <w:p>
+      <w:pPr>
+        <w:spacing w:line="276" w:lineRule="auto"/>
+        <w:rPr>
+          <w:rStyle w:val="nfasis"/>
+        </w:rPr>
+      </w:pPr>
+      <w:r>
+        <w:rPr>
+          <w:rStyle w:val="nfasis"/>
+        </w:rPr>
+        <w:br/>
+      </w:r>
+      <w:r>
+        <w:rPr>
+          <w:rStyle w:val="nfasis"/>
+        </w:rPr>
+        <w:t>Nota: Los valores de MTTD (3 minutos) y MTTR (14 minutos) indicados en este escenario representan parámetros preestablecidos para este caso de estudio. No constituyen mediciones de tiempo calculadas de forma instrumental o a través de diferencias entre los timestamps reales de los logs del sistema operativo y el momento exacto de ejecución de los scripts de detección en el laboratorio.</w:t>
+      </w:r>
+    </w:p>
     <w:p>
       <w:r>
-        <w:t xml:space="preserve">Simulación del ataque desde el contenedor </w:t>
-      </w:r>
-      <w:proofErr w:type="spellStart"/>
-      <w:r>
-        <w:t>grc-attacker</w:t>
-      </w:r>
-      <w:proofErr w:type="spellEnd"/>
-      <w:r>
-        <w:t>:</w:t>
+        <w:t>Simulación del ataque desde el contenedor grc-attacker:</w:t>
       </w:r>
     </w:p>
     <w:p>
@@ -13024,59 +11909,33 @@
         <w:shd w:val="clear" w:color="auto" w:fill="F2F2F2"/>
         <w:spacing w:after="0"/>
         <w:ind w:left="432" w:right="432"/>
+        <w:rPr>
+          <w:lang w:val="en-US"/>
+        </w:rPr>
       </w:pPr>
-      <w:proofErr w:type="spellStart"/>
       <w:r>
         <w:rPr>
           <w:rFonts w:ascii="Courier New" w:hAnsi="Courier New"/>
           <w:sz w:val="17"/>
+          <w:lang w:val="en-US"/>
         </w:rPr>
-        <w:t>ssh</w:t>
+        <w:t>ssh root@localhost -p 2223   # Contraseña: Attacker2026!</w:t>
       </w:r>
-      <w:proofErr w:type="spellEnd"/>
-      <w:r>
-        <w:rPr>
-          <w:rFonts w:ascii="Courier New" w:hAnsi="Courier New"/>
-          <w:sz w:val="17"/>
-        </w:rPr>
-        <w:t xml:space="preserve"> </w:t>
-      </w:r>
-      <w:proofErr w:type="spellStart"/>
-      <w:r>
-        <w:rPr>
-          <w:rFonts w:ascii="Courier New" w:hAnsi="Courier New"/>
-          <w:sz w:val="17"/>
-        </w:rPr>
-        <w:t>root@localhost</w:t>
-      </w:r>
-      <w:proofErr w:type="spellEnd"/>
-      <w:r>
-        <w:rPr>
-          <w:rFonts w:ascii="Courier New" w:hAnsi="Courier New"/>
-          <w:sz w:val="17"/>
-        </w:rPr>
-        <w:t xml:space="preserve"> -p 2223   # Contraseña: </w:t>
-      </w:r>
-      <w:proofErr w:type="gramStart"/>
-      <w:r>
-        <w:rPr>
-          <w:rFonts w:ascii="Courier New" w:hAnsi="Courier New"/>
-          <w:sz w:val="17"/>
-        </w:rPr>
-        <w:t>Attacker2026!</w:t>
-      </w:r>
-      <w:proofErr w:type="gramEnd"/>
     </w:p>
     <w:p>
       <w:pPr>
         <w:shd w:val="clear" w:color="auto" w:fill="F2F2F2"/>
         <w:spacing w:after="0"/>
         <w:ind w:left="432" w:right="432"/>
+        <w:rPr>
+          <w:lang w:val="en-US"/>
+        </w:rPr>
       </w:pPr>
       <w:r>
         <w:rPr>
           <w:rFonts w:ascii="Courier New" w:hAnsi="Courier New"/>
           <w:sz w:val="17"/>
+          <w:lang w:val="en-US"/>
         </w:rPr>
         <w:t xml:space="preserve"> </w:t>
       </w:r>
@@ -13096,107 +11955,7 @@
           <w:sz w:val="17"/>
           <w:lang w:val="en-US"/>
         </w:rPr>
-        <w:t xml:space="preserve"># </w:t>
-      </w:r>
-      <w:proofErr w:type="spellStart"/>
-      <w:r>
-        <w:rPr>
-          <w:rFonts w:ascii="Courier New" w:hAnsi="Courier New"/>
-          <w:sz w:val="17"/>
-          <w:lang w:val="en-US"/>
-        </w:rPr>
-        <w:t>Simular</w:t>
-      </w:r>
-      <w:proofErr w:type="spellEnd"/>
-      <w:r>
-        <w:rPr>
-          <w:rFonts w:ascii="Courier New" w:hAnsi="Courier New"/>
-          <w:sz w:val="17"/>
-          <w:lang w:val="en-US"/>
-        </w:rPr>
-        <w:t xml:space="preserve"> </w:t>
-      </w:r>
-      <w:proofErr w:type="spellStart"/>
-      <w:r>
-        <w:rPr>
-          <w:rFonts w:ascii="Courier New" w:hAnsi="Courier New"/>
-          <w:sz w:val="17"/>
-          <w:lang w:val="en-US"/>
-        </w:rPr>
-        <w:t>intentos</w:t>
-      </w:r>
-      <w:proofErr w:type="spellEnd"/>
-      <w:r>
-        <w:rPr>
-          <w:rFonts w:ascii="Courier New" w:hAnsi="Courier New"/>
-          <w:sz w:val="17"/>
-          <w:lang w:val="en-US"/>
-        </w:rPr>
-        <w:t xml:space="preserve"> de </w:t>
-      </w:r>
-      <w:proofErr w:type="spellStart"/>
-      <w:r>
-        <w:rPr>
-          <w:rFonts w:ascii="Courier New" w:hAnsi="Courier New"/>
-          <w:sz w:val="17"/>
-          <w:lang w:val="en-US"/>
-        </w:rPr>
-        <w:t>fuerza</w:t>
-      </w:r>
-      <w:proofErr w:type="spellEnd"/>
-      <w:r>
-        <w:rPr>
-          <w:rFonts w:ascii="Courier New" w:hAnsi="Courier New"/>
-          <w:sz w:val="17"/>
-          <w:lang w:val="en-US"/>
-        </w:rPr>
-        <w:t xml:space="preserve"> </w:t>
-      </w:r>
-      <w:proofErr w:type="spellStart"/>
-      <w:r>
-        <w:rPr>
-          <w:rFonts w:ascii="Courier New" w:hAnsi="Courier New"/>
-          <w:sz w:val="17"/>
-          <w:lang w:val="en-US"/>
-        </w:rPr>
-        <w:t>bruta</w:t>
-      </w:r>
-      <w:proofErr w:type="spellEnd"/>
-    </w:p>
-    <w:p>
-      <w:pPr>
-        <w:shd w:val="clear" w:color="auto" w:fill="F2F2F2"/>
-        <w:spacing w:after="0"/>
-        <w:ind w:left="432" w:right="432"/>
-        <w:rPr>
-          <w:lang w:val="en-US"/>
-        </w:rPr>
-      </w:pPr>
-      <w:r>
-        <w:rPr>
-          <w:rFonts w:ascii="Courier New" w:hAnsi="Courier New"/>
-          <w:sz w:val="17"/>
-          <w:lang w:val="en-US"/>
-        </w:rPr>
-        <w:t xml:space="preserve">for user in admin root guest </w:t>
-      </w:r>
-      <w:proofErr w:type="spellStart"/>
-      <w:r>
-        <w:rPr>
-          <w:rFonts w:ascii="Courier New" w:hAnsi="Courier New"/>
-          <w:sz w:val="17"/>
-          <w:lang w:val="en-US"/>
-        </w:rPr>
-        <w:t>dbadmin</w:t>
-      </w:r>
-      <w:proofErr w:type="spellEnd"/>
-      <w:r>
-        <w:rPr>
-          <w:rFonts w:ascii="Courier New" w:hAnsi="Courier New"/>
-          <w:sz w:val="17"/>
-          <w:lang w:val="en-US"/>
-        </w:rPr>
-        <w:t>; do</w:t>
+        <w:t># Simular intentos de fuerza bruta</w:t>
       </w:r>
     </w:p>
     <w:p>
@@ -13214,61 +11973,25 @@
           <w:sz w:val="17"/>
           <w:lang w:val="en-US"/>
         </w:rPr>
-        <w:t xml:space="preserve">  echo "$(date +'%Y-%m-%d %</w:t>
+        <w:t>for user in admin root guest dbadmin; do</w:t>
       </w:r>
-      <w:proofErr w:type="gramStart"/>
+    </w:p>
+    <w:p>
+      <w:pPr>
+        <w:shd w:val="clear" w:color="auto" w:fill="F2F2F2"/>
+        <w:spacing w:after="0"/>
+        <w:ind w:left="432" w:right="432"/>
+        <w:rPr>
+          <w:lang w:val="en-US"/>
+        </w:rPr>
+      </w:pPr>
       <w:r>
         <w:rPr>
           <w:rFonts w:ascii="Courier New" w:hAnsi="Courier New"/>
           <w:sz w:val="17"/>
           <w:lang w:val="en-US"/>
         </w:rPr>
-        <w:t>H:%M:%</w:t>
-      </w:r>
-      <w:proofErr w:type="gramEnd"/>
-      <w:r>
-        <w:rPr>
-          <w:rFonts w:ascii="Courier New" w:hAnsi="Courier New"/>
-          <w:sz w:val="17"/>
-          <w:lang w:val="en-US"/>
-        </w:rPr>
-        <w:t xml:space="preserve">S') FAILED login user=$user </w:t>
-      </w:r>
-      <w:proofErr w:type="spellStart"/>
-      <w:r>
-        <w:rPr>
-          <w:rFonts w:ascii="Courier New" w:hAnsi="Courier New"/>
-          <w:sz w:val="17"/>
-          <w:lang w:val="en-US"/>
-        </w:rPr>
-        <w:t>ip</w:t>
-      </w:r>
-      <w:proofErr w:type="spellEnd"/>
-      <w:r>
-        <w:rPr>
-          <w:rFonts w:ascii="Courier New" w:hAnsi="Courier New"/>
-          <w:sz w:val="17"/>
-          <w:lang w:val="en-US"/>
-        </w:rPr>
-        <w:t>=185.21.44.10" &gt;&gt; /</w:t>
-      </w:r>
-      <w:proofErr w:type="spellStart"/>
-      <w:r>
-        <w:rPr>
-          <w:rFonts w:ascii="Courier New" w:hAnsi="Courier New"/>
-          <w:sz w:val="17"/>
-          <w:lang w:val="en-US"/>
-        </w:rPr>
-        <w:t>tmp</w:t>
-      </w:r>
-      <w:proofErr w:type="spellEnd"/>
-      <w:r>
-        <w:rPr>
-          <w:rFonts w:ascii="Courier New" w:hAnsi="Courier New"/>
-          <w:sz w:val="17"/>
-          <w:lang w:val="en-US"/>
-        </w:rPr>
-        <w:t>/attack.log</w:t>
+        <w:t xml:space="preserve">  echo "$(date +'%Y-%m-%d %H:%M:%S') FAILED login user=$user ip=185.21.44.10" &gt;&gt; /tmp/attack.log</w:t>
       </w:r>
     </w:p>
     <w:p>
@@ -13290,51 +12013,7 @@
           <w:rFonts w:ascii="Courier New" w:hAnsi="Courier New"/>
           <w:sz w:val="17"/>
         </w:rPr>
-        <w:t>echo "Intentando usuario: $</w:t>
-      </w:r>
-      <w:proofErr w:type="spellStart"/>
-      <w:r>
-        <w:rPr>
-          <w:rFonts w:ascii="Courier New" w:hAnsi="Courier New"/>
-          <w:sz w:val="17"/>
-        </w:rPr>
-        <w:t>user</w:t>
-      </w:r>
-      <w:proofErr w:type="spellEnd"/>
-      <w:r>
-        <w:rPr>
-          <w:rFonts w:ascii="Courier New" w:hAnsi="Courier New"/>
-          <w:sz w:val="17"/>
-        </w:rPr>
-        <w:t>..."</w:t>
-      </w:r>
-    </w:p>
-    <w:p>
-      <w:pPr>
-        <w:shd w:val="clear" w:color="auto" w:fill="F2F2F2"/>
-        <w:spacing w:after="0"/>
-        <w:ind w:left="432" w:right="432"/>
-      </w:pPr>
-      <w:r>
-        <w:rPr>
-          <w:rFonts w:ascii="Courier New" w:hAnsi="Courier New"/>
-          <w:sz w:val="17"/>
-        </w:rPr>
-        <w:t>done</w:t>
-      </w:r>
-    </w:p>
-    <w:p/>
-    <w:p>
-      <w:r>
-        <w:t xml:space="preserve">Detección y respuesta en </w:t>
-      </w:r>
-      <w:proofErr w:type="spellStart"/>
-      <w:r>
-        <w:t>grc-soc-lab</w:t>
-      </w:r>
-      <w:proofErr w:type="spellEnd"/>
-      <w:r>
-        <w:t>:</w:t>
+        <w:t>echo "Intentando usuario: $user..."</w:t>
       </w:r>
     </w:p>
     <w:p>
@@ -13349,6 +12028,26 @@
           <w:sz w:val="17"/>
         </w:rPr>
         <w:lastRenderedPageBreak/>
+        <w:t>done</w:t>
+      </w:r>
+    </w:p>
+    <w:p/>
+    <w:p>
+      <w:r>
+        <w:t>Detección y respuesta en grc-soc-lab:</w:t>
+      </w:r>
+    </w:p>
+    <w:p>
+      <w:pPr>
+        <w:shd w:val="clear" w:color="auto" w:fill="F2F2F2"/>
+        <w:spacing w:after="0"/>
+        <w:ind w:left="432" w:right="432"/>
+      </w:pPr>
+      <w:r>
+        <w:rPr>
+          <w:rFonts w:ascii="Courier New" w:hAnsi="Courier New"/>
+          <w:sz w:val="17"/>
+        </w:rPr>
         <w:t># Conectarse al servidor SOC</w:t>
       </w:r>
     </w:p>
@@ -13358,47 +12057,13 @@
         <w:spacing w:after="0"/>
         <w:ind w:left="432" w:right="432"/>
       </w:pPr>
-      <w:proofErr w:type="spellStart"/>
       <w:r>
         <w:rPr>
           <w:rFonts w:ascii="Courier New" w:hAnsi="Courier New"/>
           <w:sz w:val="17"/>
         </w:rPr>
-        <w:t>ssh</w:t>
+        <w:t>ssh root@localhost -p 2222   # Contraseña: GRC2026!</w:t>
       </w:r>
-      <w:proofErr w:type="spellEnd"/>
-      <w:r>
-        <w:rPr>
-          <w:rFonts w:ascii="Courier New" w:hAnsi="Courier New"/>
-          <w:sz w:val="17"/>
-        </w:rPr>
-        <w:t xml:space="preserve"> </w:t>
-      </w:r>
-      <w:proofErr w:type="spellStart"/>
-      <w:r>
-        <w:rPr>
-          <w:rFonts w:ascii="Courier New" w:hAnsi="Courier New"/>
-          <w:sz w:val="17"/>
-        </w:rPr>
-        <w:t>root@localhost</w:t>
-      </w:r>
-      <w:proofErr w:type="spellEnd"/>
-      <w:r>
-        <w:rPr>
-          <w:rFonts w:ascii="Courier New" w:hAnsi="Courier New"/>
-          <w:sz w:val="17"/>
-        </w:rPr>
-        <w:t xml:space="preserve"> -p 2222   # Contraseña: </w:t>
-      </w:r>
-      <w:proofErr w:type="gramStart"/>
-      <w:r>
-        <w:rPr>
-          <w:rFonts w:ascii="Courier New" w:hAnsi="Courier New"/>
-          <w:sz w:val="17"/>
-        </w:rPr>
-        <w:t>GRC2026!</w:t>
-      </w:r>
-      <w:proofErr w:type="gramEnd"/>
     </w:p>
     <w:p>
       <w:pPr>
@@ -13467,23 +12132,7 @@
           <w:rFonts w:ascii="Courier New" w:hAnsi="Courier New"/>
           <w:sz w:val="17"/>
         </w:rPr>
-        <w:t xml:space="preserve"># Bloquear </w:t>
-      </w:r>
-      <w:proofErr w:type="spellStart"/>
-      <w:r>
-        <w:rPr>
-          <w:rFonts w:ascii="Courier New" w:hAnsi="Courier New"/>
-          <w:sz w:val="17"/>
-        </w:rPr>
-        <w:t>IPs</w:t>
-      </w:r>
-      <w:proofErr w:type="spellEnd"/>
-      <w:r>
-        <w:rPr>
-          <w:rFonts w:ascii="Courier New" w:hAnsi="Courier New"/>
-          <w:sz w:val="17"/>
-        </w:rPr>
-        <w:t xml:space="preserve"> atacantes</w:t>
+        <w:t># Bloquear IPs atacantes</w:t>
       </w:r>
     </w:p>
     <w:p>
@@ -13492,21 +12141,12 @@
         <w:spacing w:after="0"/>
         <w:ind w:left="432" w:right="432"/>
       </w:pPr>
-      <w:proofErr w:type="spellStart"/>
       <w:r>
         <w:rPr>
           <w:rFonts w:ascii="Courier New" w:hAnsi="Courier New"/>
           <w:sz w:val="17"/>
         </w:rPr>
-        <w:t>iptables</w:t>
-      </w:r>
-      <w:proofErr w:type="spellEnd"/>
-      <w:r>
-        <w:rPr>
-          <w:rFonts w:ascii="Courier New" w:hAnsi="Courier New"/>
-          <w:sz w:val="17"/>
-        </w:rPr>
-        <w:t xml:space="preserve"> -A INPUT -s 185.21.44.0/24 -j DROP</w:t>
+        <w:t>iptables -A INPUT -s 185.21.44.0/24 -j DROP</w:t>
       </w:r>
     </w:p>
     <w:p>
@@ -13745,23 +12385,7 @@
               <w:pStyle w:val="Sinespaciado"/>
             </w:pPr>
             <w:r>
-              <w:t>Autenticación segura (</w:t>
-            </w:r>
-            <w:proofErr w:type="spellStart"/>
-            <w:r>
-              <w:t>Secure</w:t>
-            </w:r>
-            <w:proofErr w:type="spellEnd"/>
-            <w:r>
-              <w:t xml:space="preserve"> </w:t>
-            </w:r>
-            <w:proofErr w:type="spellStart"/>
-            <w:r>
-              <w:t>authentication</w:t>
-            </w:r>
-            <w:proofErr w:type="spellEnd"/>
-            <w:r>
-              <w:t>)</w:t>
+              <w:t>Autenticación segura (Secure authentication)</w:t>
             </w:r>
           </w:p>
         </w:tc>
@@ -13822,23 +12446,7 @@
       </w:pPr>
       <w:bookmarkStart w:id="17" w:name="_Toc229767402"/>
       <w:r>
-        <w:t xml:space="preserve">3.3 </w:t>
-      </w:r>
-      <w:proofErr w:type="spellStart"/>
-      <w:r>
-        <w:t>Incidente</w:t>
-      </w:r>
-      <w:proofErr w:type="spellEnd"/>
-      <w:r>
-        <w:t xml:space="preserve"> 2: </w:t>
-      </w:r>
-      <w:proofErr w:type="spellStart"/>
-      <w:r>
-        <w:t>Exfiltración</w:t>
-      </w:r>
-      <w:proofErr w:type="spellEnd"/>
-      <w:r>
-        <w:t xml:space="preserve"> de Datos</w:t>
+        <w:t>3.3 Incidente 2: Exfiltración de Datos</w:t>
       </w:r>
       <w:bookmarkEnd w:id="17"/>
     </w:p>
@@ -14054,6 +12662,7 @@
               <w:pStyle w:val="Sinespaciado"/>
             </w:pPr>
             <w:r>
+              <w:lastRenderedPageBreak/>
               <w:t>MTTD</w:t>
             </w:r>
           </w:p>
@@ -14134,7 +12743,6 @@
           <w:rFonts w:ascii="Courier New" w:hAnsi="Courier New"/>
           <w:sz w:val="17"/>
         </w:rPr>
-        <w:lastRenderedPageBreak/>
         <w:t>python3 /soc/scripts/soc_avanzado.py</w:t>
       </w:r>
     </w:p>
@@ -14181,25 +12789,7 @@
           <w:sz w:val="17"/>
           <w:lang w:val="en-US"/>
         </w:rPr>
-        <w:t>grep "DATA_EXPORT" /</w:t>
-      </w:r>
-      <w:proofErr w:type="spellStart"/>
-      <w:r>
-        <w:rPr>
-          <w:rFonts w:ascii="Courier New" w:hAnsi="Courier New"/>
-          <w:sz w:val="17"/>
-          <w:lang w:val="en-US"/>
-        </w:rPr>
-        <w:t>siem_data</w:t>
-      </w:r>
-      <w:proofErr w:type="spellEnd"/>
-      <w:r>
-        <w:rPr>
-          <w:rFonts w:ascii="Courier New" w:hAnsi="Courier New"/>
-          <w:sz w:val="17"/>
-          <w:lang w:val="en-US"/>
-        </w:rPr>
-        <w:t>/soc_logs.txt</w:t>
+        <w:t>grep "DATA_EXPORT" /siem_data/soc_logs.txt</w:t>
       </w:r>
     </w:p>
     <w:p>
@@ -14258,37 +12848,12 @@
         <w:spacing w:after="0"/>
         <w:ind w:left="432" w:right="432"/>
       </w:pPr>
-      <w:proofErr w:type="spellStart"/>
       <w:r>
         <w:rPr>
           <w:rFonts w:ascii="Courier New" w:hAnsi="Courier New"/>
           <w:sz w:val="17"/>
         </w:rPr>
-        <w:t>cp</w:t>
-      </w:r>
-      <w:proofErr w:type="spellEnd"/>
-      <w:r>
-        <w:rPr>
-          <w:rFonts w:ascii="Courier New" w:hAnsi="Courier New"/>
-          <w:sz w:val="17"/>
-        </w:rPr>
-        <w:t xml:space="preserve"> /</w:t>
-      </w:r>
-      <w:proofErr w:type="spellStart"/>
-      <w:r>
-        <w:rPr>
-          <w:rFonts w:ascii="Courier New" w:hAnsi="Courier New"/>
-          <w:sz w:val="17"/>
-        </w:rPr>
-        <w:t>siem_data</w:t>
-      </w:r>
-      <w:proofErr w:type="spellEnd"/>
-      <w:r>
-        <w:rPr>
-          <w:rFonts w:ascii="Courier New" w:hAnsi="Courier New"/>
-          <w:sz w:val="17"/>
-        </w:rPr>
-        <w:t>/soc_logs.txt /logs/forense_ir_0502_$(date +%Y%m%d_%H%M).log</w:t>
+        <w:t>cp /siem_data/soc_logs.txt /logs/forense_ir_0502_$(date +%Y%m%d_%H%M).log</w:t>
       </w:r>
     </w:p>
     <w:p>
@@ -14316,23 +12881,7 @@
           <w:rFonts w:ascii="Courier New" w:hAnsi="Courier New"/>
           <w:sz w:val="17"/>
         </w:rPr>
-        <w:t xml:space="preserve">echo "ALERTA P1: Exfiltración — IR-2026-0502" | </w:t>
-      </w:r>
-      <w:proofErr w:type="spellStart"/>
-      <w:r>
-        <w:rPr>
-          <w:rFonts w:ascii="Courier New" w:hAnsi="Courier New"/>
-          <w:sz w:val="17"/>
-        </w:rPr>
-        <w:t>tee</w:t>
-      </w:r>
-      <w:proofErr w:type="spellEnd"/>
-      <w:r>
-        <w:rPr>
-          <w:rFonts w:ascii="Courier New" w:hAnsi="Courier New"/>
-          <w:sz w:val="17"/>
-        </w:rPr>
-        <w:t xml:space="preserve"> /logs/notificacion_ciso.txt</w:t>
+        <w:t>echo "ALERTA P1: Exfiltración — IR-2026-0502" | tee /logs/notificacion_ciso.txt</w:t>
       </w:r>
     </w:p>
     <w:p>
@@ -14346,30 +12895,9 @@
       </w:pPr>
       <w:bookmarkStart w:id="18" w:name="_Toc229767403"/>
       <w:r>
-        <w:t xml:space="preserve">3.4 </w:t>
-      </w:r>
-      <w:proofErr w:type="spellStart"/>
-      <w:r>
-        <w:t>Incidente</w:t>
-      </w:r>
-      <w:proofErr w:type="spellEnd"/>
-      <w:r>
-        <w:t xml:space="preserve"> 3: </w:t>
-      </w:r>
-      <w:proofErr w:type="spellStart"/>
-      <w:r>
-        <w:t>Comportamiento</w:t>
-      </w:r>
-      <w:proofErr w:type="spellEnd"/>
-      <w:r>
-        <w:t xml:space="preserve"> Ransomware </w:t>
-      </w:r>
-      <w:proofErr w:type="spellStart"/>
-      <w:r>
-        <w:t>Simulado</w:t>
+        <w:t>3.4 Incidente 3: Comportamiento Ransomware Simulado</w:t>
       </w:r>
       <w:bookmarkEnd w:id="18"/>
-      <w:proofErr w:type="spellEnd"/>
     </w:p>
     <w:tbl>
       <w:tblPr>
@@ -14471,13 +12999,8 @@
             <w:pPr>
               <w:pStyle w:val="Sinespaciado"/>
             </w:pPr>
-            <w:proofErr w:type="spellStart"/>
-            <w:r>
-              <w:t>Ransomware</w:t>
-            </w:r>
-            <w:proofErr w:type="spellEnd"/>
-            <w:r>
-              <w:t xml:space="preserve"> Simulado (Módulo 1 — Laboratorio Seguro)</w:t>
+            <w:r>
+              <w:t>Ransomware Simulado (Módulo 1 — Laboratorio Seguro)</w:t>
             </w:r>
           </w:p>
         </w:tc>
@@ -14539,20 +13062,7 @@
               <w:pStyle w:val="Sinespaciado"/>
             </w:pPr>
             <w:r>
-              <w:t>6 archivos corporativos (</w:t>
-            </w:r>
-            <w:proofErr w:type="gramStart"/>
-            <w:r>
-              <w:t>extensión .</w:t>
-            </w:r>
-            <w:proofErr w:type="spellStart"/>
-            <w:r>
-              <w:t>locked</w:t>
-            </w:r>
-            <w:proofErr w:type="spellEnd"/>
-            <w:proofErr w:type="gramEnd"/>
-            <w:r>
-              <w:t>)</w:t>
+              <w:t>6 archivos corporativos (extensión .locked)</w:t>
             </w:r>
           </w:p>
         </w:tc>
@@ -14651,29 +13161,25 @@
         </w:tc>
       </w:tr>
     </w:tbl>
-    <w:p/>
     <w:p>
       <w:pPr>
-        <w:shd w:val="clear" w:color="auto" w:fill="F2F2F2"/>
-        <w:spacing w:after="0"/>
-        <w:ind w:left="432" w:right="432"/>
+        <w:spacing w:line="276" w:lineRule="auto"/>
+        <w:rPr>
+          <w:rStyle w:val="nfasis"/>
+        </w:rPr>
       </w:pPr>
       <w:r>
         <w:rPr>
-          <w:rFonts w:ascii="Courier New" w:hAnsi="Courier New"/>
-          <w:sz w:val="17"/>
+          <w:rStyle w:val="nfasis"/>
         </w:rPr>
-        <w:t xml:space="preserve"># Ejecutar simulación de comportamiento </w:t>
+        <w:br/>
       </w:r>
-      <w:proofErr w:type="spellStart"/>
       <w:r>
         <w:rPr>
-          <w:rFonts w:ascii="Courier New" w:hAnsi="Courier New"/>
-          <w:sz w:val="17"/>
+          <w:rStyle w:val="nfasis"/>
         </w:rPr>
-        <w:t>ransomware</w:t>
+        <w:t>Nota: El MTTD de 3 minutos y el MTTR de 22 minutos especificados corresponden a umbrales de control teóricos definidos para la evaluación de la efectividad del playbook de ransomware. Operan como valores fijos del escenario simulado para validar la lógica del control sin requerir la medición instrumental de marcas de tiempo del sistema de archivos.</w:t>
       </w:r>
-      <w:proofErr w:type="spellEnd"/>
     </w:p>
     <w:p>
       <w:pPr>
@@ -14686,6 +13192,25 @@
           <w:rFonts w:ascii="Courier New" w:hAnsi="Courier New"/>
           <w:sz w:val="17"/>
         </w:rPr>
+        <w:t># Ejecutar simulación de comportamiento ransomware</w:t>
+      </w:r>
+    </w:p>
+    <w:p>
+      <w:pPr>
+        <w:shd w:val="clear" w:color="auto" w:fill="F2F2F2"/>
+        <w:spacing w:after="0"/>
+        <w:ind w:left="432" w:right="432"/>
+        <w:rPr>
+          <w:lang w:val="en-US"/>
+        </w:rPr>
+      </w:pPr>
+      <w:r>
+        <w:rPr>
+          <w:rFonts w:ascii="Courier New" w:hAnsi="Courier New"/>
+          <w:sz w:val="17"/>
+          <w:lang w:val="en-US"/>
+        </w:rPr>
+        <w:lastRenderedPageBreak/>
         <w:t>python3 /soc/scripts/ransomware_sim.py</w:t>
       </w:r>
     </w:p>
@@ -14694,11 +13219,15 @@
         <w:shd w:val="clear" w:color="auto" w:fill="F2F2F2"/>
         <w:spacing w:after="0"/>
         <w:ind w:left="432" w:right="432"/>
+        <w:rPr>
+          <w:lang w:val="en-US"/>
+        </w:rPr>
       </w:pPr>
       <w:r>
         <w:rPr>
           <w:rFonts w:ascii="Courier New" w:hAnsi="Courier New"/>
           <w:sz w:val="17"/>
+          <w:lang w:val="en-US"/>
         </w:rPr>
         <w:t xml:space="preserve"> </w:t>
       </w:r>
@@ -14722,68 +13251,33 @@
         <w:shd w:val="clear" w:color="auto" w:fill="F2F2F2"/>
         <w:spacing w:after="0"/>
         <w:ind w:left="432" w:right="432"/>
+        <w:rPr>
+          <w:lang w:val="en-US"/>
+        </w:rPr>
       </w:pPr>
-      <w:proofErr w:type="spellStart"/>
       <w:r>
         <w:rPr>
           <w:rFonts w:ascii="Courier New" w:hAnsi="Courier New"/>
           <w:sz w:val="17"/>
+          <w:lang w:val="en-US"/>
         </w:rPr>
-        <w:t>ls</w:t>
+        <w:t>ls -la /lab_ransom/ | grep .locked</w:t>
       </w:r>
-      <w:proofErr w:type="spellEnd"/>
-      <w:r>
-        <w:rPr>
-          <w:rFonts w:ascii="Courier New" w:hAnsi="Courier New"/>
-          <w:sz w:val="17"/>
-        </w:rPr>
-        <w:t xml:space="preserve"> -la /</w:t>
-      </w:r>
-      <w:proofErr w:type="spellStart"/>
-      <w:r>
-        <w:rPr>
-          <w:rFonts w:ascii="Courier New" w:hAnsi="Courier New"/>
-          <w:sz w:val="17"/>
-        </w:rPr>
-        <w:t>lab_ransom</w:t>
-      </w:r>
-      <w:proofErr w:type="spellEnd"/>
-      <w:r>
-        <w:rPr>
-          <w:rFonts w:ascii="Courier New" w:hAnsi="Courier New"/>
-          <w:sz w:val="17"/>
-        </w:rPr>
-        <w:t xml:space="preserve">/ | </w:t>
-      </w:r>
-      <w:proofErr w:type="gramStart"/>
-      <w:r>
-        <w:rPr>
-          <w:rFonts w:ascii="Courier New" w:hAnsi="Courier New"/>
-          <w:sz w:val="17"/>
-        </w:rPr>
-        <w:t>grep .</w:t>
-      </w:r>
-      <w:proofErr w:type="spellStart"/>
-      <w:r>
-        <w:rPr>
-          <w:rFonts w:ascii="Courier New" w:hAnsi="Courier New"/>
-          <w:sz w:val="17"/>
-        </w:rPr>
-        <w:t>locked</w:t>
-      </w:r>
-      <w:proofErr w:type="spellEnd"/>
-      <w:proofErr w:type="gramEnd"/>
     </w:p>
     <w:p>
       <w:pPr>
         <w:shd w:val="clear" w:color="auto" w:fill="F2F2F2"/>
         <w:spacing w:after="0"/>
         <w:ind w:left="432" w:right="432"/>
+        <w:rPr>
+          <w:lang w:val="en-US"/>
+        </w:rPr>
       </w:pPr>
       <w:r>
         <w:rPr>
           <w:rFonts w:ascii="Courier New" w:hAnsi="Courier New"/>
           <w:sz w:val="17"/>
+          <w:lang w:val="en-US"/>
         </w:rPr>
         <w:t xml:space="preserve"> </w:t>
       </w:r>
@@ -14813,32 +13307,7 @@
           <w:rFonts w:ascii="Courier New" w:hAnsi="Courier New"/>
           <w:sz w:val="17"/>
         </w:rPr>
-        <w:t xml:space="preserve"># (script verifica </w:t>
-      </w:r>
-      <w:proofErr w:type="gramStart"/>
-      <w:r>
-        <w:rPr>
-          <w:rFonts w:ascii="Courier New" w:hAnsi="Courier New"/>
-          <w:sz w:val="17"/>
-        </w:rPr>
-        <w:t>extensiones .</w:t>
-      </w:r>
-      <w:proofErr w:type="spellStart"/>
-      <w:r>
-        <w:rPr>
-          <w:rFonts w:ascii="Courier New" w:hAnsi="Courier New"/>
-          <w:sz w:val="17"/>
-        </w:rPr>
-        <w:t>locked</w:t>
-      </w:r>
-      <w:proofErr w:type="spellEnd"/>
-      <w:proofErr w:type="gramEnd"/>
-      <w:r>
-        <w:rPr>
-          <w:rFonts w:ascii="Courier New" w:hAnsi="Courier New"/>
-          <w:sz w:val="17"/>
-        </w:rPr>
-        <w:t xml:space="preserve"> y volumen de cambios)</w:t>
+        <w:t># (script verifica extensiones .locked y volumen de cambios)</w:t>
       </w:r>
     </w:p>
     <w:p>
@@ -14852,7 +13321,6 @@
           <w:rFonts w:ascii="Courier New" w:hAnsi="Courier New"/>
           <w:sz w:val="17"/>
         </w:rPr>
-        <w:lastRenderedPageBreak/>
         <w:t xml:space="preserve"> </w:t>
       </w:r>
     </w:p>
@@ -14871,54 +13339,8 @@
           <w:sz w:val="17"/>
           <w:lang w:val="en-US"/>
         </w:rPr>
-        <w:t xml:space="preserve"># </w:t>
+        <w:t># Restauración desde backup simulado</w:t>
       </w:r>
-      <w:proofErr w:type="spellStart"/>
-      <w:r>
-        <w:rPr>
-          <w:rFonts w:ascii="Courier New" w:hAnsi="Courier New"/>
-          <w:sz w:val="17"/>
-          <w:lang w:val="en-US"/>
-        </w:rPr>
-        <w:t>Restauración</w:t>
-      </w:r>
-      <w:proofErr w:type="spellEnd"/>
-      <w:r>
-        <w:rPr>
-          <w:rFonts w:ascii="Courier New" w:hAnsi="Courier New"/>
-          <w:sz w:val="17"/>
-          <w:lang w:val="en-US"/>
-        </w:rPr>
-        <w:t xml:space="preserve"> </w:t>
-      </w:r>
-      <w:proofErr w:type="spellStart"/>
-      <w:r>
-        <w:rPr>
-          <w:rFonts w:ascii="Courier New" w:hAnsi="Courier New"/>
-          <w:sz w:val="17"/>
-          <w:lang w:val="en-US"/>
-        </w:rPr>
-        <w:t>desde</w:t>
-      </w:r>
-      <w:proofErr w:type="spellEnd"/>
-      <w:r>
-        <w:rPr>
-          <w:rFonts w:ascii="Courier New" w:hAnsi="Courier New"/>
-          <w:sz w:val="17"/>
-          <w:lang w:val="en-US"/>
-        </w:rPr>
-        <w:t xml:space="preserve"> backup </w:t>
-      </w:r>
-      <w:proofErr w:type="spellStart"/>
-      <w:r>
-        <w:rPr>
-          <w:rFonts w:ascii="Courier New" w:hAnsi="Courier New"/>
-          <w:sz w:val="17"/>
-          <w:lang w:val="en-US"/>
-        </w:rPr>
-        <w:t>simulado</w:t>
-      </w:r>
-      <w:proofErr w:type="spellEnd"/>
     </w:p>
     <w:p>
       <w:pPr>
@@ -14935,25 +13357,7 @@
           <w:sz w:val="17"/>
           <w:lang w:val="en-US"/>
         </w:rPr>
-        <w:t>for f in /</w:t>
-      </w:r>
-      <w:proofErr w:type="spellStart"/>
-      <w:r>
-        <w:rPr>
-          <w:rFonts w:ascii="Courier New" w:hAnsi="Courier New"/>
-          <w:sz w:val="17"/>
-          <w:lang w:val="en-US"/>
-        </w:rPr>
-        <w:t>lab_ransom</w:t>
-      </w:r>
-      <w:proofErr w:type="spellEnd"/>
-      <w:r>
-        <w:rPr>
-          <w:rFonts w:ascii="Courier New" w:hAnsi="Courier New"/>
-          <w:sz w:val="17"/>
-          <w:lang w:val="en-US"/>
-        </w:rPr>
-        <w:t>/*.locked; do</w:t>
+        <w:t>for f in /lab_ransom/*.locked; do</w:t>
       </w:r>
     </w:p>
     <w:p>
@@ -14975,32 +13379,7 @@
           <w:rFonts w:ascii="Courier New" w:hAnsi="Courier New"/>
           <w:sz w:val="17"/>
         </w:rPr>
-        <w:t>original="${f</w:t>
-      </w:r>
-      <w:proofErr w:type="gramStart"/>
-      <w:r>
-        <w:rPr>
-          <w:rFonts w:ascii="Courier New" w:hAnsi="Courier New"/>
-          <w:sz w:val="17"/>
-        </w:rPr>
-        <w:t>%.</w:t>
-      </w:r>
-      <w:proofErr w:type="spellStart"/>
-      <w:r>
-        <w:rPr>
-          <w:rFonts w:ascii="Courier New" w:hAnsi="Courier New"/>
-          <w:sz w:val="17"/>
-        </w:rPr>
-        <w:t>locked</w:t>
-      </w:r>
-      <w:proofErr w:type="spellEnd"/>
-      <w:proofErr w:type="gramEnd"/>
-      <w:r>
-        <w:rPr>
-          <w:rFonts w:ascii="Courier New" w:hAnsi="Courier New"/>
-          <w:sz w:val="17"/>
-        </w:rPr>
-        <w:t>}"</w:t>
+        <w:t>original="${f%.locked}"</w:t>
       </w:r>
     </w:p>
     <w:p>
@@ -15071,25 +13450,7 @@
           <w:sz w:val="17"/>
           <w:lang w:val="en-US"/>
         </w:rPr>
-        <w:t>cat /logs/auth.log /</w:t>
-      </w:r>
-      <w:proofErr w:type="spellStart"/>
-      <w:r>
-        <w:rPr>
-          <w:rFonts w:ascii="Courier New" w:hAnsi="Courier New"/>
-          <w:sz w:val="17"/>
-          <w:lang w:val="en-US"/>
-        </w:rPr>
-        <w:t>siem_data</w:t>
-      </w:r>
-      <w:proofErr w:type="spellEnd"/>
-      <w:r>
-        <w:rPr>
-          <w:rFonts w:ascii="Courier New" w:hAnsi="Courier New"/>
-          <w:sz w:val="17"/>
-          <w:lang w:val="en-US"/>
-        </w:rPr>
-        <w:t>/soc_logs.txt &gt; /logs/consolidated_$(date +%Y%m%d).log</w:t>
+        <w:t>cat /logs/auth.log /siem_data/soc_logs.txt &gt; /logs/consolidated_$(date +%Y%m%d).log</w:t>
       </w:r>
     </w:p>
     <w:p>
@@ -15172,21 +13533,12 @@
         <w:spacing w:after="0"/>
         <w:ind w:left="432" w:right="432"/>
       </w:pPr>
-      <w:proofErr w:type="spellStart"/>
       <w:r>
         <w:rPr>
           <w:rFonts w:ascii="Courier New" w:hAnsi="Courier New"/>
           <w:sz w:val="17"/>
         </w:rPr>
-        <w:t>cat</w:t>
-      </w:r>
-      <w:proofErr w:type="spellEnd"/>
-      <w:r>
-        <w:rPr>
-          <w:rFonts w:ascii="Courier New" w:hAnsi="Courier New"/>
-          <w:sz w:val="17"/>
-        </w:rPr>
-        <w:t xml:space="preserve"> /logs/consolidated_*.log</w:t>
+        <w:t>cat /logs/consolidated_*.log</w:t>
       </w:r>
     </w:p>
     <w:p>
@@ -15278,7 +13630,11 @@
               <w:pStyle w:val="Sinespaciado"/>
             </w:pPr>
             <w:r>
-              <w:t>MTTD (min)</w:t>
+              <w:t xml:space="preserve">MTTD </w:t>
+            </w:r>
+            <w:r>
+              <w:lastRenderedPageBreak/>
+              <w:t>(min)</w:t>
             </w:r>
           </w:p>
         </w:tc>
@@ -15292,7 +13648,12 @@
               <w:pStyle w:val="Sinespaciado"/>
             </w:pPr>
             <w:r>
-              <w:t>MTTR (min)</w:t>
+              <w:lastRenderedPageBreak/>
+              <w:t xml:space="preserve">MTTR </w:t>
+            </w:r>
+            <w:r>
+              <w:lastRenderedPageBreak/>
+              <w:t>(min)</w:t>
             </w:r>
           </w:p>
         </w:tc>
@@ -15306,6 +13667,7 @@
               <w:pStyle w:val="Sinespaciado"/>
             </w:pPr>
             <w:r>
+              <w:lastRenderedPageBreak/>
               <w:t>Estado</w:t>
             </w:r>
           </w:p>
@@ -15416,13 +13778,8 @@
               <w:pStyle w:val="Sinespaciado"/>
             </w:pPr>
             <w:r>
-              <w:t xml:space="preserve">SOC </w:t>
-            </w:r>
-            <w:proofErr w:type="spellStart"/>
-            <w:r>
-              <w:t>Analyst</w:t>
-            </w:r>
-            <w:proofErr w:type="spellEnd"/>
+              <w:t>SOC Analyst</w:t>
+            </w:r>
           </w:p>
         </w:tc>
       </w:tr>
@@ -15548,13 +13905,8 @@
               <w:pStyle w:val="Sinespaciado"/>
             </w:pPr>
             <w:r>
-              <w:t xml:space="preserve">Port </w:t>
-            </w:r>
-            <w:proofErr w:type="spellStart"/>
-            <w:r>
-              <w:t>Scanning</w:t>
-            </w:r>
-            <w:proofErr w:type="spellEnd"/>
+              <w:t>Port Scanning</w:t>
+            </w:r>
           </w:p>
         </w:tc>
         <w:tc>
@@ -15618,13 +13970,8 @@
               <w:pStyle w:val="Sinespaciado"/>
             </w:pPr>
             <w:r>
-              <w:t xml:space="preserve">SOC </w:t>
-            </w:r>
-            <w:proofErr w:type="spellStart"/>
-            <w:r>
-              <w:t>Analyst</w:t>
-            </w:r>
-            <w:proofErr w:type="spellEnd"/>
+              <w:t>SOC Analyst</w:t>
+            </w:r>
           </w:p>
         </w:tc>
       </w:tr>
@@ -15653,13 +14000,8 @@
             <w:pPr>
               <w:pStyle w:val="Sinespaciado"/>
             </w:pPr>
-            <w:proofErr w:type="spellStart"/>
-            <w:r>
-              <w:t>Ransomware</w:t>
-            </w:r>
-            <w:proofErr w:type="spellEnd"/>
-            <w:r>
-              <w:t xml:space="preserve"> Sim.</w:t>
+            <w:r>
+              <w:t>Ransomware Sim.</w:t>
             </w:r>
           </w:p>
         </w:tc>
@@ -15742,7 +14084,6 @@
               <w:pStyle w:val="Sinespaciado"/>
             </w:pPr>
             <w:r>
-              <w:lastRenderedPageBreak/>
               <w:t>IR-2026-0505</w:t>
             </w:r>
           </w:p>
@@ -15827,26 +14168,24 @@
         </w:tc>
       </w:tr>
     </w:tbl>
-    <w:p/>
     <w:p>
+      <w:pPr>
+        <w:pStyle w:val="Sinespaciado"/>
+        <w:rPr>
+          <w:rStyle w:val="nfasis"/>
+        </w:rPr>
+      </w:pPr>
       <w:r>
-        <w:t xml:space="preserve">Nota de alcance de simulación: Los incidentes IR-2026-0503 (Port </w:t>
+        <w:rPr>
+          <w:rStyle w:val="nfasis"/>
+        </w:rPr>
+        <w:br/>
       </w:r>
-      <w:proofErr w:type="spellStart"/>
       <w:r>
-        <w:t>Scanning</w:t>
-      </w:r>
-      <w:proofErr w:type="spellEnd"/>
-      <w:r>
-        <w:t xml:space="preserve">) e IR-2026-0505 (Escalada de Privilegios) no contemplan scripts de ataque activo ni </w:t>
-      </w:r>
-      <w:proofErr w:type="spellStart"/>
-      <w:r>
-        <w:t>playbooks</w:t>
-      </w:r>
-      <w:proofErr w:type="spellEnd"/>
-      <w:r>
-        <w:t xml:space="preserve"> de respuesta instrumentados en el entorno de ejecución. Su inclusión en la matriz responde a una simulación por ingesta pasiva de registros predefinidos en el archivo de telemetría unificado (soc_logs.txt), diseñada exclusivamente para validar la capacidad analítica y las reglas de correlación del motor SIEM ante vectores de reconocimiento y amenazas internas.</w:t>
+        <w:rPr>
+          <w:rStyle w:val="nfasis"/>
+        </w:rPr>
+        <w:t>Nota de alcance de simulación: Los incidentes IR-2026-0503 (Port Scanning) e IR-2026-0505 (Escalada de Privilegios) no contemplan scripts de ataque activo ni playbooks de respuesta instrumentados en el entorno de ejecución. Su inclusión en la matriz responde a una simulación por ingesta pasiva de registros predefinidos en el archivo de telemetría unificado (soc_logs.txt), diseñada exclusivamente para validar la capacidad analítica y las reglas de correlación del motor SIEM ante vectores de reconocimiento y amenazas internas.</w:t>
       </w:r>
     </w:p>
     <w:p>
@@ -15861,15 +14200,7 @@
     </w:p>
     <w:p>
       <w:r>
-        <w:t xml:space="preserve">Esta fase documenta el laboratorio técnico completo: la infraestructura Docker con tres contenedores, los seis scripts Python de análisis SOC, el motor SIEM con reglas de correlación automática y el </w:t>
-      </w:r>
-      <w:proofErr w:type="spellStart"/>
-      <w:r>
-        <w:t>dashboard</w:t>
-      </w:r>
-      <w:proofErr w:type="spellEnd"/>
-      <w:r>
-        <w:t xml:space="preserve"> web de monitoreo en tiempo real. Este componente constituye el núcleo práctico del proyecto.</w:t>
+        <w:t>Esta fase documenta el laboratorio técnico completo: la infraestructura Docker con tres contenedores, los seis scripts Python de análisis SOC, el motor SIEM con reglas de correlación automática y el dashboard web de monitoreo en tiempo real. Este componente constituye el núcleo práctico del proyecto.</w:t>
       </w:r>
     </w:p>
     <w:p>
@@ -15998,11 +14329,9 @@
             <w:pPr>
               <w:pStyle w:val="Sinespaciado"/>
             </w:pPr>
-            <w:proofErr w:type="spellStart"/>
             <w:r>
               <w:t>grc-soc-lab</w:t>
             </w:r>
-            <w:proofErr w:type="spellEnd"/>
           </w:p>
         </w:tc>
         <w:tc>
@@ -16052,13 +14381,8 @@
             <w:pPr>
               <w:pStyle w:val="Sinespaciado"/>
             </w:pPr>
-            <w:proofErr w:type="spellStart"/>
-            <w:r>
-              <w:t>root</w:t>
-            </w:r>
-            <w:proofErr w:type="spellEnd"/>
-            <w:r>
-              <w:t xml:space="preserve"> / GRC2026!</w:t>
+            <w:r>
+              <w:t>root / GRC2026!</w:t>
             </w:r>
           </w:p>
         </w:tc>
@@ -16088,11 +14412,9 @@
             <w:pPr>
               <w:pStyle w:val="Sinespaciado"/>
             </w:pPr>
-            <w:proofErr w:type="spellStart"/>
             <w:r>
               <w:t>grc-soc-lab</w:t>
             </w:r>
-            <w:proofErr w:type="spellEnd"/>
           </w:p>
         </w:tc>
         <w:tc>
@@ -16142,13 +14464,8 @@
             <w:pPr>
               <w:pStyle w:val="Sinespaciado"/>
             </w:pPr>
-            <w:proofErr w:type="spellStart"/>
-            <w:r>
-              <w:t>student</w:t>
-            </w:r>
-            <w:proofErr w:type="spellEnd"/>
-            <w:r>
-              <w:t xml:space="preserve"> / Student2026!</w:t>
+            <w:r>
+              <w:t>student / Student2026!</w:t>
             </w:r>
           </w:p>
         </w:tc>
@@ -16178,11 +14495,9 @@
             <w:pPr>
               <w:pStyle w:val="Sinespaciado"/>
             </w:pPr>
-            <w:proofErr w:type="spellStart"/>
             <w:r>
               <w:t>grc-attacker</w:t>
             </w:r>
-            <w:proofErr w:type="spellEnd"/>
           </w:p>
         </w:tc>
         <w:tc>
@@ -16232,13 +14547,8 @@
             <w:pPr>
               <w:pStyle w:val="Sinespaciado"/>
             </w:pPr>
-            <w:proofErr w:type="spellStart"/>
-            <w:r>
-              <w:t>root</w:t>
-            </w:r>
-            <w:proofErr w:type="spellEnd"/>
-            <w:r>
-              <w:t xml:space="preserve"> / Attacker2026!</w:t>
+            <w:r>
+              <w:t>root / Attacker2026!</w:t>
             </w:r>
           </w:p>
         </w:tc>
@@ -16268,11 +14578,9 @@
             <w:pPr>
               <w:pStyle w:val="Sinespaciado"/>
             </w:pPr>
-            <w:proofErr w:type="spellStart"/>
             <w:r>
               <w:t>grc-siem</w:t>
             </w:r>
-            <w:proofErr w:type="spellEnd"/>
           </w:p>
         </w:tc>
         <w:tc>
@@ -16284,7 +14592,11 @@
               <w:pStyle w:val="Sinespaciado"/>
             </w:pPr>
             <w:r>
-              <w:t>Python 3.11</w:t>
+              <w:t xml:space="preserve">Python </w:t>
+            </w:r>
+            <w:r>
+              <w:lastRenderedPageBreak/>
+              <w:t>3.11</w:t>
             </w:r>
           </w:p>
         </w:tc>
@@ -16297,6 +14609,7 @@
               <w:pStyle w:val="Sinespaciado"/>
             </w:pPr>
             <w:r>
+              <w:lastRenderedPageBreak/>
               <w:t>172.20.0.30</w:t>
             </w:r>
           </w:p>
@@ -16310,7 +14623,11 @@
               <w:pStyle w:val="Sinespaciado"/>
             </w:pPr>
             <w:r>
-              <w:t>HTTP: 8080</w:t>
+              <w:t xml:space="preserve">HTTP: </w:t>
+            </w:r>
+            <w:r>
+              <w:lastRenderedPageBreak/>
+              <w:t>8080</w:t>
             </w:r>
           </w:p>
         </w:tc>
@@ -16323,6 +14640,7 @@
               <w:pStyle w:val="Sinespaciado"/>
             </w:pPr>
             <w:r>
+              <w:lastRenderedPageBreak/>
               <w:t>— (acceso web)</w:t>
             </w:r>
           </w:p>
@@ -16335,13 +14653,12 @@
             <w:pPr>
               <w:pStyle w:val="Sinespaciado"/>
             </w:pPr>
-            <w:proofErr w:type="spellStart"/>
-            <w:r>
-              <w:t>Dashboard</w:t>
-            </w:r>
-            <w:proofErr w:type="spellEnd"/>
-            <w:r>
-              <w:t xml:space="preserve"> SIEM Web</w:t>
+            <w:r>
+              <w:t xml:space="preserve">Dashboard SIEM </w:t>
+            </w:r>
+            <w:r>
+              <w:lastRenderedPageBreak/>
+              <w:t>Web</w:t>
             </w:r>
           </w:p>
         </w:tc>
@@ -16354,24 +14671,7 @@
       </w:pPr>
       <w:bookmarkStart w:id="23" w:name="_Toc229767408"/>
       <w:r>
-        <w:lastRenderedPageBreak/>
-        <w:t xml:space="preserve">4.2 </w:t>
-      </w:r>
-      <w:proofErr w:type="spellStart"/>
-      <w:r>
-        <w:t>Comandos</w:t>
-      </w:r>
-      <w:proofErr w:type="spellEnd"/>
-      <w:r>
-        <w:t xml:space="preserve"> de </w:t>
-      </w:r>
-      <w:proofErr w:type="spellStart"/>
-      <w:r>
-        <w:t>Gestión</w:t>
-      </w:r>
-      <w:proofErr w:type="spellEnd"/>
-      <w:r>
-        <w:t xml:space="preserve"> del Laboratorio</w:t>
+        <w:t>4.2 Comandos de Gestión del Laboratorio</w:t>
       </w:r>
       <w:bookmarkEnd w:id="23"/>
     </w:p>
@@ -16395,47 +14695,13 @@
         <w:spacing w:after="0"/>
         <w:ind w:left="432" w:right="432"/>
       </w:pPr>
-      <w:proofErr w:type="spellStart"/>
       <w:r>
         <w:rPr>
           <w:rFonts w:ascii="Courier New" w:hAnsi="Courier New"/>
           <w:sz w:val="17"/>
         </w:rPr>
-        <w:t>docker</w:t>
+        <w:t>docker compose up -d --build</w:t>
       </w:r>
-      <w:proofErr w:type="spellEnd"/>
-      <w:r>
-        <w:rPr>
-          <w:rFonts w:ascii="Courier New" w:hAnsi="Courier New"/>
-          <w:sz w:val="17"/>
-        </w:rPr>
-        <w:t xml:space="preserve"> </w:t>
-      </w:r>
-      <w:proofErr w:type="spellStart"/>
-      <w:r>
-        <w:rPr>
-          <w:rFonts w:ascii="Courier New" w:hAnsi="Courier New"/>
-          <w:sz w:val="17"/>
-        </w:rPr>
-        <w:t>compose</w:t>
-      </w:r>
-      <w:proofErr w:type="spellEnd"/>
-      <w:r>
-        <w:rPr>
-          <w:rFonts w:ascii="Courier New" w:hAnsi="Courier New"/>
-          <w:sz w:val="17"/>
-        </w:rPr>
-        <w:t xml:space="preserve"> up -d --</w:t>
-      </w:r>
-      <w:proofErr w:type="spellStart"/>
-      <w:r>
-        <w:rPr>
-          <w:rFonts w:ascii="Courier New" w:hAnsi="Courier New"/>
-          <w:sz w:val="17"/>
-        </w:rPr>
-        <w:t>build</w:t>
-      </w:r>
-      <w:proofErr w:type="spellEnd"/>
     </w:p>
     <w:p>
       <w:pPr>
@@ -16471,47 +14737,13 @@
         <w:spacing w:after="0"/>
         <w:ind w:left="432" w:right="432"/>
       </w:pPr>
-      <w:proofErr w:type="spellStart"/>
       <w:r>
         <w:rPr>
           <w:rFonts w:ascii="Courier New" w:hAnsi="Courier New"/>
           <w:sz w:val="17"/>
         </w:rPr>
-        <w:t>docker</w:t>
+        <w:t>docker compose ps</w:t>
       </w:r>
-      <w:proofErr w:type="spellEnd"/>
-      <w:r>
-        <w:rPr>
-          <w:rFonts w:ascii="Courier New" w:hAnsi="Courier New"/>
-          <w:sz w:val="17"/>
-        </w:rPr>
-        <w:t xml:space="preserve"> </w:t>
-      </w:r>
-      <w:proofErr w:type="spellStart"/>
-      <w:r>
-        <w:rPr>
-          <w:rFonts w:ascii="Courier New" w:hAnsi="Courier New"/>
-          <w:sz w:val="17"/>
-        </w:rPr>
-        <w:t>compose</w:t>
-      </w:r>
-      <w:proofErr w:type="spellEnd"/>
-      <w:r>
-        <w:rPr>
-          <w:rFonts w:ascii="Courier New" w:hAnsi="Courier New"/>
-          <w:sz w:val="17"/>
-        </w:rPr>
-        <w:t xml:space="preserve"> </w:t>
-      </w:r>
-      <w:proofErr w:type="spellStart"/>
-      <w:r>
-        <w:rPr>
-          <w:rFonts w:ascii="Courier New" w:hAnsi="Courier New"/>
-          <w:sz w:val="17"/>
-        </w:rPr>
-        <w:t>ps</w:t>
-      </w:r>
-      <w:proofErr w:type="spellEnd"/>
     </w:p>
     <w:p>
       <w:pPr>
@@ -16556,25 +14788,7 @@
           <w:sz w:val="17"/>
           <w:lang w:val="en-US"/>
         </w:rPr>
-        <w:t xml:space="preserve">docker exec -it </w:t>
-      </w:r>
-      <w:proofErr w:type="spellStart"/>
-      <w:r>
-        <w:rPr>
-          <w:rFonts w:ascii="Courier New" w:hAnsi="Courier New"/>
-          <w:sz w:val="17"/>
-          <w:lang w:val="en-US"/>
-        </w:rPr>
-        <w:t>grc</w:t>
-      </w:r>
-      <w:proofErr w:type="spellEnd"/>
-      <w:r>
-        <w:rPr>
-          <w:rFonts w:ascii="Courier New" w:hAnsi="Courier New"/>
-          <w:sz w:val="17"/>
-          <w:lang w:val="en-US"/>
-        </w:rPr>
-        <w:t>-soc-lab bash</w:t>
+        <w:t>docker exec -it grc-soc-lab bash</w:t>
       </w:r>
     </w:p>
     <w:p>
@@ -16592,46 +14806,8 @@
           <w:sz w:val="17"/>
           <w:lang w:val="en-US"/>
         </w:rPr>
-        <w:t xml:space="preserve">docker exec -it </w:t>
+        <w:t>docker exec -it grc-attacker sh</w:t>
       </w:r>
-      <w:proofErr w:type="spellStart"/>
-      <w:proofErr w:type="gramStart"/>
-      <w:r>
-        <w:rPr>
-          <w:rFonts w:ascii="Courier New" w:hAnsi="Courier New"/>
-          <w:sz w:val="17"/>
-          <w:lang w:val="en-US"/>
-        </w:rPr>
-        <w:t>grc</w:t>
-      </w:r>
-      <w:proofErr w:type="spellEnd"/>
-      <w:r>
-        <w:rPr>
-          <w:rFonts w:ascii="Courier New" w:hAnsi="Courier New"/>
-          <w:sz w:val="17"/>
-          <w:lang w:val="en-US"/>
-        </w:rPr>
-        <w:t>-</w:t>
-      </w:r>
-      <w:proofErr w:type="gramEnd"/>
-      <w:r>
-        <w:rPr>
-          <w:rFonts w:ascii="Courier New" w:hAnsi="Courier New"/>
-          <w:sz w:val="17"/>
-          <w:lang w:val="en-US"/>
-        </w:rPr>
-        <w:t xml:space="preserve">attacker </w:t>
-      </w:r>
-      <w:proofErr w:type="spellStart"/>
-      <w:r>
-        <w:rPr>
-          <w:rFonts w:ascii="Courier New" w:hAnsi="Courier New"/>
-          <w:sz w:val="17"/>
-          <w:lang w:val="en-US"/>
-        </w:rPr>
-        <w:t>sh</w:t>
-      </w:r>
-      <w:proofErr w:type="spellEnd"/>
     </w:p>
     <w:p>
       <w:pPr>
@@ -16648,25 +14824,7 @@
           <w:sz w:val="17"/>
           <w:lang w:val="en-US"/>
         </w:rPr>
-        <w:t xml:space="preserve">docker exec -it </w:t>
-      </w:r>
-      <w:proofErr w:type="spellStart"/>
-      <w:r>
-        <w:rPr>
-          <w:rFonts w:ascii="Courier New" w:hAnsi="Courier New"/>
-          <w:sz w:val="17"/>
-          <w:lang w:val="en-US"/>
-        </w:rPr>
-        <w:t>grc-siem</w:t>
-      </w:r>
-      <w:proofErr w:type="spellEnd"/>
-      <w:r>
-        <w:rPr>
-          <w:rFonts w:ascii="Courier New" w:hAnsi="Courier New"/>
-          <w:sz w:val="17"/>
-          <w:lang w:val="en-US"/>
-        </w:rPr>
-        <w:t xml:space="preserve"> bash</w:t>
+        <w:t>docker exec -it grc-siem bash</w:t>
       </w:r>
     </w:p>
     <w:p>
@@ -16707,37 +14865,12 @@
         <w:spacing w:after="0"/>
         <w:ind w:left="432" w:right="432"/>
       </w:pPr>
-      <w:proofErr w:type="spellStart"/>
       <w:r>
         <w:rPr>
           <w:rFonts w:ascii="Courier New" w:hAnsi="Courier New"/>
           <w:sz w:val="17"/>
         </w:rPr>
-        <w:t>docker</w:t>
-      </w:r>
-      <w:proofErr w:type="spellEnd"/>
-      <w:r>
-        <w:rPr>
-          <w:rFonts w:ascii="Courier New" w:hAnsi="Courier New"/>
-          <w:sz w:val="17"/>
-        </w:rPr>
-        <w:t xml:space="preserve"> </w:t>
-      </w:r>
-      <w:proofErr w:type="spellStart"/>
-      <w:r>
-        <w:rPr>
-          <w:rFonts w:ascii="Courier New" w:hAnsi="Courier New"/>
-          <w:sz w:val="17"/>
-        </w:rPr>
-        <w:t>compose</w:t>
-      </w:r>
-      <w:proofErr w:type="spellEnd"/>
-      <w:r>
-        <w:rPr>
-          <w:rFonts w:ascii="Courier New" w:hAnsi="Courier New"/>
-          <w:sz w:val="17"/>
-        </w:rPr>
-        <w:t xml:space="preserve"> logs -f</w:t>
+        <w:t>docker compose logs -f</w:t>
       </w:r>
     </w:p>
     <w:p>
@@ -16774,47 +14907,13 @@
         <w:spacing w:after="0"/>
         <w:ind w:left="432" w:right="432"/>
       </w:pPr>
-      <w:proofErr w:type="spellStart"/>
       <w:r>
         <w:rPr>
           <w:rFonts w:ascii="Courier New" w:hAnsi="Courier New"/>
           <w:sz w:val="17"/>
         </w:rPr>
-        <w:t>docker</w:t>
+        <w:t>docker compose down</w:t>
       </w:r>
-      <w:proofErr w:type="spellEnd"/>
-      <w:r>
-        <w:rPr>
-          <w:rFonts w:ascii="Courier New" w:hAnsi="Courier New"/>
-          <w:sz w:val="17"/>
-        </w:rPr>
-        <w:t xml:space="preserve"> </w:t>
-      </w:r>
-      <w:proofErr w:type="spellStart"/>
-      <w:r>
-        <w:rPr>
-          <w:rFonts w:ascii="Courier New" w:hAnsi="Courier New"/>
-          <w:sz w:val="17"/>
-        </w:rPr>
-        <w:t>compose</w:t>
-      </w:r>
-      <w:proofErr w:type="spellEnd"/>
-      <w:r>
-        <w:rPr>
-          <w:rFonts w:ascii="Courier New" w:hAnsi="Courier New"/>
-          <w:sz w:val="17"/>
-        </w:rPr>
-        <w:t xml:space="preserve"> </w:t>
-      </w:r>
-      <w:proofErr w:type="spellStart"/>
-      <w:r>
-        <w:rPr>
-          <w:rFonts w:ascii="Courier New" w:hAnsi="Courier New"/>
-          <w:sz w:val="17"/>
-        </w:rPr>
-        <w:t>down</w:t>
-      </w:r>
-      <w:proofErr w:type="spellEnd"/>
     </w:p>
     <w:p>
       <w:pPr>
@@ -16850,47 +14949,13 @@
         <w:spacing w:after="0"/>
         <w:ind w:left="432" w:right="432"/>
       </w:pPr>
-      <w:proofErr w:type="spellStart"/>
       <w:r>
         <w:rPr>
           <w:rFonts w:ascii="Courier New" w:hAnsi="Courier New"/>
           <w:sz w:val="17"/>
         </w:rPr>
-        <w:t>docker</w:t>
+        <w:t>docker stats --no-stream</w:t>
       </w:r>
-      <w:proofErr w:type="spellEnd"/>
-      <w:r>
-        <w:rPr>
-          <w:rFonts w:ascii="Courier New" w:hAnsi="Courier New"/>
-          <w:sz w:val="17"/>
-        </w:rPr>
-        <w:t xml:space="preserve"> </w:t>
-      </w:r>
-      <w:proofErr w:type="spellStart"/>
-      <w:r>
-        <w:rPr>
-          <w:rFonts w:ascii="Courier New" w:hAnsi="Courier New"/>
-          <w:sz w:val="17"/>
-        </w:rPr>
-        <w:t>stats</w:t>
-      </w:r>
-      <w:proofErr w:type="spellEnd"/>
-      <w:r>
-        <w:rPr>
-          <w:rFonts w:ascii="Courier New" w:hAnsi="Courier New"/>
-          <w:sz w:val="17"/>
-        </w:rPr>
-        <w:t xml:space="preserve"> --no-</w:t>
-      </w:r>
-      <w:proofErr w:type="spellStart"/>
-      <w:r>
-        <w:rPr>
-          <w:rFonts w:ascii="Courier New" w:hAnsi="Courier New"/>
-          <w:sz w:val="17"/>
-        </w:rPr>
-        <w:t>stream</w:t>
-      </w:r>
-      <w:proofErr w:type="spellEnd"/>
     </w:p>
     <w:p>
       <w:pPr>
@@ -16926,117 +14991,12 @@
         <w:spacing w:after="0"/>
         <w:ind w:left="432" w:right="432"/>
       </w:pPr>
-      <w:proofErr w:type="spellStart"/>
       <w:r>
         <w:rPr>
           <w:rFonts w:ascii="Courier New" w:hAnsi="Courier New"/>
           <w:sz w:val="17"/>
         </w:rPr>
-        <w:t>docker</w:t>
-      </w:r>
-      <w:proofErr w:type="spellEnd"/>
-      <w:r>
-        <w:rPr>
-          <w:rFonts w:ascii="Courier New" w:hAnsi="Courier New"/>
-          <w:sz w:val="17"/>
-        </w:rPr>
-        <w:t xml:space="preserve"> </w:t>
-      </w:r>
-      <w:proofErr w:type="spellStart"/>
-      <w:r>
-        <w:rPr>
-          <w:rFonts w:ascii="Courier New" w:hAnsi="Courier New"/>
-          <w:sz w:val="17"/>
-        </w:rPr>
-        <w:t>compose</w:t>
-      </w:r>
-      <w:proofErr w:type="spellEnd"/>
-      <w:r>
-        <w:rPr>
-          <w:rFonts w:ascii="Courier New" w:hAnsi="Courier New"/>
-          <w:sz w:val="17"/>
-        </w:rPr>
-        <w:t xml:space="preserve"> </w:t>
-      </w:r>
-      <w:proofErr w:type="spellStart"/>
-      <w:r>
-        <w:rPr>
-          <w:rFonts w:ascii="Courier New" w:hAnsi="Courier New"/>
-          <w:sz w:val="17"/>
-        </w:rPr>
-        <w:t>down</w:t>
-      </w:r>
-      <w:proofErr w:type="spellEnd"/>
-      <w:r>
-        <w:rPr>
-          <w:rFonts w:ascii="Courier New" w:hAnsi="Courier New"/>
-          <w:sz w:val="17"/>
-        </w:rPr>
-        <w:t xml:space="preserve"> -v --</w:t>
-      </w:r>
-      <w:proofErr w:type="spellStart"/>
-      <w:r>
-        <w:rPr>
-          <w:rFonts w:ascii="Courier New" w:hAnsi="Courier New"/>
-          <w:sz w:val="17"/>
-        </w:rPr>
-        <w:t>remove-orphans</w:t>
-      </w:r>
-      <w:proofErr w:type="spellEnd"/>
-      <w:r>
-        <w:rPr>
-          <w:rFonts w:ascii="Courier New" w:hAnsi="Courier New"/>
-          <w:sz w:val="17"/>
-        </w:rPr>
-        <w:t xml:space="preserve"> &amp;&amp; </w:t>
-      </w:r>
-      <w:proofErr w:type="spellStart"/>
-      <w:r>
-        <w:rPr>
-          <w:rFonts w:ascii="Courier New" w:hAnsi="Courier New"/>
-          <w:sz w:val="17"/>
-        </w:rPr>
-        <w:t>docker</w:t>
-      </w:r>
-      <w:proofErr w:type="spellEnd"/>
-      <w:r>
-        <w:rPr>
-          <w:rFonts w:ascii="Courier New" w:hAnsi="Courier New"/>
-          <w:sz w:val="17"/>
-        </w:rPr>
-        <w:t xml:space="preserve"> </w:t>
-      </w:r>
-      <w:proofErr w:type="spellStart"/>
-      <w:r>
-        <w:rPr>
-          <w:rFonts w:ascii="Courier New" w:hAnsi="Courier New"/>
-          <w:sz w:val="17"/>
-        </w:rPr>
-        <w:t>system</w:t>
-      </w:r>
-      <w:proofErr w:type="spellEnd"/>
-      <w:r>
-        <w:rPr>
-          <w:rFonts w:ascii="Courier New" w:hAnsi="Courier New"/>
-          <w:sz w:val="17"/>
-        </w:rPr>
-        <w:t xml:space="preserve"> </w:t>
-      </w:r>
-      <w:proofErr w:type="spellStart"/>
-      <w:r>
-        <w:rPr>
-          <w:rFonts w:ascii="Courier New" w:hAnsi="Courier New"/>
-          <w:sz w:val="17"/>
-        </w:rPr>
-        <w:t>prune</w:t>
-      </w:r>
-      <w:proofErr w:type="spellEnd"/>
-      <w:r>
-        <w:rPr>
-          <w:rFonts w:ascii="Courier New" w:hAnsi="Courier New"/>
-          <w:sz w:val="17"/>
-        </w:rPr>
-        <w:t xml:space="preserve"> -f</w:t>
+        <w:t>docker compose down -v --remove-orphans &amp;&amp; docker system prune -f</w:t>
       </w:r>
     </w:p>
     <w:p/>
@@ -17062,6 +15022,7 @@
           <w:b/>
           <w:bCs/>
         </w:rPr>
+        <w:lastRenderedPageBreak/>
         <w:t>Estructura de archivos del proyecto:</w:t>
       </w:r>
     </w:p>
@@ -17090,24 +15051,7 @@
           <w:rFonts w:ascii="Courier New" w:hAnsi="Courier New"/>
           <w:sz w:val="17"/>
         </w:rPr>
-        <w:lastRenderedPageBreak/>
-        <w:t xml:space="preserve">├── </w:t>
-      </w:r>
-      <w:proofErr w:type="spellStart"/>
-      <w:r>
-        <w:rPr>
-          <w:rFonts w:ascii="Courier New" w:hAnsi="Courier New"/>
-          <w:sz w:val="17"/>
-        </w:rPr>
-        <w:t>docker-compose.yml</w:t>
-      </w:r>
-      <w:proofErr w:type="spellEnd"/>
-      <w:r>
-        <w:rPr>
-          <w:rFonts w:ascii="Courier New" w:hAnsi="Courier New"/>
-          <w:sz w:val="17"/>
-        </w:rPr>
-        <w:t xml:space="preserve">          # Orquestación Docker</w:t>
+        <w:t>├── docker-compose.yml          # Orquestación Docker</w:t>
       </w:r>
     </w:p>
     <w:p>
@@ -17125,25 +15069,7 @@
           <w:sz w:val="17"/>
           <w:lang w:val="en-US"/>
         </w:rPr>
-        <w:t xml:space="preserve">├── </w:t>
-      </w:r>
-      <w:proofErr w:type="spellStart"/>
-      <w:r>
-        <w:rPr>
-          <w:rFonts w:ascii="Courier New" w:hAnsi="Courier New"/>
-          <w:sz w:val="17"/>
-          <w:lang w:val="en-US"/>
-        </w:rPr>
-        <w:t>Dockerfile.soc</w:t>
-      </w:r>
-      <w:proofErr w:type="spellEnd"/>
-      <w:r>
-        <w:rPr>
-          <w:rFonts w:ascii="Courier New" w:hAnsi="Courier New"/>
-          <w:sz w:val="17"/>
-          <w:lang w:val="en-US"/>
-        </w:rPr>
-        <w:t xml:space="preserve">              # Imagen Ubuntu SOC</w:t>
+        <w:t>├── Dockerfile.soc              # Imagen Ubuntu SOC</w:t>
       </w:r>
     </w:p>
     <w:p>
@@ -17189,17 +15115,8 @@
           <w:rFonts w:ascii="Courier New" w:hAnsi="Courier New"/>
           <w:sz w:val="17"/>
         </w:rPr>
-        <w:t xml:space="preserve">│   ├── soc_avanzado.py         # Módulo 2: Análisis </w:t>
+        <w:t>│   ├── soc_avanzado.py         # Módulo 2: Análisis multi-amenaza</w:t>
       </w:r>
-      <w:proofErr w:type="spellStart"/>
-      <w:r>
-        <w:rPr>
-          <w:rFonts w:ascii="Courier New" w:hAnsi="Courier New"/>
-          <w:sz w:val="17"/>
-        </w:rPr>
-        <w:t>multi-amenaza</w:t>
-      </w:r>
-      <w:proofErr w:type="spellEnd"/>
     </w:p>
     <w:p>
       <w:pPr>
@@ -17212,17 +15129,8 @@
           <w:rFonts w:ascii="Courier New" w:hAnsi="Courier New"/>
           <w:sz w:val="17"/>
         </w:rPr>
-        <w:t xml:space="preserve">│   ├── ransomware_sim.py       # Módulo 3: Simulación </w:t>
+        <w:t>│   ├── ransomware_sim.py       # Módulo 3: Simulación ransomware</w:t>
       </w:r>
-      <w:proofErr w:type="spellStart"/>
-      <w:r>
-        <w:rPr>
-          <w:rFonts w:ascii="Courier New" w:hAnsi="Courier New"/>
-          <w:sz w:val="17"/>
-        </w:rPr>
-        <w:t>ransomware</w:t>
-      </w:r>
-      <w:proofErr w:type="spellEnd"/>
     </w:p>
     <w:p>
       <w:pPr>
@@ -17249,33 +15157,8 @@
           <w:rFonts w:ascii="Courier New" w:hAnsi="Courier New"/>
           <w:sz w:val="17"/>
         </w:rPr>
-        <w:t xml:space="preserve">│   ├── dashboard_grc.py        # Módulo 5: </w:t>
+        <w:t>│   ├── dashboard_grc.py        # Módulo 5: KPIs / KRIs</w:t>
       </w:r>
-      <w:proofErr w:type="spellStart"/>
-      <w:r>
-        <w:rPr>
-          <w:rFonts w:ascii="Courier New" w:hAnsi="Courier New"/>
-          <w:sz w:val="17"/>
-        </w:rPr>
-        <w:t>KPIs</w:t>
-      </w:r>
-      <w:proofErr w:type="spellEnd"/>
-      <w:r>
-        <w:rPr>
-          <w:rFonts w:ascii="Courier New" w:hAnsi="Courier New"/>
-          <w:sz w:val="17"/>
-        </w:rPr>
-        <w:t xml:space="preserve"> / </w:t>
-      </w:r>
-      <w:proofErr w:type="spellStart"/>
-      <w:r>
-        <w:rPr>
-          <w:rFonts w:ascii="Courier New" w:hAnsi="Courier New"/>
-          <w:sz w:val="17"/>
-        </w:rPr>
-        <w:t>KRIs</w:t>
-      </w:r>
-      <w:proofErr w:type="spellEnd"/>
     </w:p>
     <w:p>
       <w:pPr>
@@ -17292,25 +15175,7 @@
           <w:sz w:val="17"/>
           <w:lang w:val="en-US"/>
         </w:rPr>
-        <w:t xml:space="preserve">│   └── siem_dashboard_web.py   # </w:t>
-      </w:r>
-      <w:proofErr w:type="spellStart"/>
-      <w:r>
-        <w:rPr>
-          <w:rFonts w:ascii="Courier New" w:hAnsi="Courier New"/>
-          <w:sz w:val="17"/>
-          <w:lang w:val="en-US"/>
-        </w:rPr>
-        <w:t>Módulo</w:t>
-      </w:r>
-      <w:proofErr w:type="spellEnd"/>
-      <w:r>
-        <w:rPr>
-          <w:rFonts w:ascii="Courier New" w:hAnsi="Courier New"/>
-          <w:sz w:val="17"/>
-          <w:lang w:val="en-US"/>
-        </w:rPr>
-        <w:t xml:space="preserve"> 6: Dashboard web Flask</w:t>
+        <w:t>│   └── siem_dashboard_web.py   # Módulo 6: Dashboard web Flask</w:t>
       </w:r>
     </w:p>
     <w:p>
@@ -17338,23 +15203,7 @@
           <w:rFonts w:ascii="Courier New" w:hAnsi="Courier New"/>
           <w:sz w:val="17"/>
         </w:rPr>
-        <w:t xml:space="preserve">├── </w:t>
-      </w:r>
-      <w:proofErr w:type="spellStart"/>
-      <w:r>
-        <w:rPr>
-          <w:rFonts w:ascii="Courier New" w:hAnsi="Courier New"/>
-          <w:sz w:val="17"/>
-        </w:rPr>
-        <w:t>siem_data</w:t>
-      </w:r>
-      <w:proofErr w:type="spellEnd"/>
-      <w:r>
-        <w:rPr>
-          <w:rFonts w:ascii="Courier New" w:hAnsi="Courier New"/>
-          <w:sz w:val="17"/>
-        </w:rPr>
-        <w:t>/                  # Logs SOC y exportaciones JSON</w:t>
+        <w:t>├── siem_data/                  # Logs SOC y exportaciones JSON</w:t>
       </w:r>
     </w:p>
     <w:p>
@@ -17368,33 +15217,8 @@
           <w:rFonts w:ascii="Courier New" w:hAnsi="Courier New"/>
           <w:sz w:val="17"/>
         </w:rPr>
-        <w:t xml:space="preserve">└── </w:t>
+        <w:t>└── lab_ransom/                 # Archivos para simulación ransomware</w:t>
       </w:r>
-      <w:proofErr w:type="spellStart"/>
-      <w:r>
-        <w:rPr>
-          <w:rFonts w:ascii="Courier New" w:hAnsi="Courier New"/>
-          <w:sz w:val="17"/>
-        </w:rPr>
-        <w:t>lab_ransom</w:t>
-      </w:r>
-      <w:proofErr w:type="spellEnd"/>
-      <w:r>
-        <w:rPr>
-          <w:rFonts w:ascii="Courier New" w:hAnsi="Courier New"/>
-          <w:sz w:val="17"/>
-        </w:rPr>
-        <w:t xml:space="preserve">/                 # Archivos para simulación </w:t>
-      </w:r>
-      <w:proofErr w:type="spellStart"/>
-      <w:r>
-        <w:rPr>
-          <w:rFonts w:ascii="Courier New" w:hAnsi="Courier New"/>
-          <w:sz w:val="17"/>
-        </w:rPr>
-        <w:t>ransomware</w:t>
-      </w:r>
-      <w:proofErr w:type="spellEnd"/>
     </w:p>
     <w:p/>
     <w:p>
@@ -17418,47 +15242,13 @@
         <w:spacing w:after="0"/>
         <w:ind w:left="432" w:right="432"/>
       </w:pPr>
-      <w:proofErr w:type="spellStart"/>
       <w:r>
         <w:rPr>
           <w:rFonts w:ascii="Courier New" w:hAnsi="Courier New"/>
           <w:sz w:val="17"/>
         </w:rPr>
-        <w:t>ssh</w:t>
+        <w:t>ssh root@localhost -p 2222   # Contraseña: GRC2026!</w:t>
       </w:r>
-      <w:proofErr w:type="spellEnd"/>
-      <w:r>
-        <w:rPr>
-          <w:rFonts w:ascii="Courier New" w:hAnsi="Courier New"/>
-          <w:sz w:val="17"/>
-        </w:rPr>
-        <w:t xml:space="preserve"> </w:t>
-      </w:r>
-      <w:proofErr w:type="spellStart"/>
-      <w:r>
-        <w:rPr>
-          <w:rFonts w:ascii="Courier New" w:hAnsi="Courier New"/>
-          <w:sz w:val="17"/>
-        </w:rPr>
-        <w:t>root@localhost</w:t>
-      </w:r>
-      <w:proofErr w:type="spellEnd"/>
-      <w:r>
-        <w:rPr>
-          <w:rFonts w:ascii="Courier New" w:hAnsi="Courier New"/>
-          <w:sz w:val="17"/>
-        </w:rPr>
-        <w:t xml:space="preserve"> -p 2222   # Contraseña: </w:t>
-      </w:r>
-      <w:proofErr w:type="gramStart"/>
-      <w:r>
-        <w:rPr>
-          <w:rFonts w:ascii="Courier New" w:hAnsi="Courier New"/>
-          <w:sz w:val="17"/>
-        </w:rPr>
-        <w:t>GRC2026!</w:t>
-      </w:r>
-      <w:proofErr w:type="gramEnd"/>
     </w:p>
     <w:p>
       <w:pPr>
@@ -17489,25 +15279,7 @@
           <w:sz w:val="17"/>
           <w:lang w:val="en-US"/>
         </w:rPr>
-        <w:t xml:space="preserve">python3 /soc/scripts/soc_basico.py      # </w:t>
-      </w:r>
-      <w:proofErr w:type="spellStart"/>
-      <w:r>
-        <w:rPr>
-          <w:rFonts w:ascii="Courier New" w:hAnsi="Courier New"/>
-          <w:sz w:val="17"/>
-          <w:lang w:val="en-US"/>
-        </w:rPr>
-        <w:t>Módulo</w:t>
-      </w:r>
-      <w:proofErr w:type="spellEnd"/>
-      <w:r>
-        <w:rPr>
-          <w:rFonts w:ascii="Courier New" w:hAnsi="Courier New"/>
-          <w:sz w:val="17"/>
-          <w:lang w:val="en-US"/>
-        </w:rPr>
-        <w:t xml:space="preserve"> 1</w:t>
+        <w:t>python3 /soc/scripts/soc_basico.py      # Módulo 1</w:t>
       </w:r>
     </w:p>
     <w:p>
@@ -17525,25 +15297,7 @@
           <w:sz w:val="17"/>
           <w:lang w:val="en-US"/>
         </w:rPr>
-        <w:t xml:space="preserve">python3 /soc/scripts/soc_avanzado.py    # </w:t>
-      </w:r>
-      <w:proofErr w:type="spellStart"/>
-      <w:r>
-        <w:rPr>
-          <w:rFonts w:ascii="Courier New" w:hAnsi="Courier New"/>
-          <w:sz w:val="17"/>
-          <w:lang w:val="en-US"/>
-        </w:rPr>
-        <w:t>Módulo</w:t>
-      </w:r>
-      <w:proofErr w:type="spellEnd"/>
-      <w:r>
-        <w:rPr>
-          <w:rFonts w:ascii="Courier New" w:hAnsi="Courier New"/>
-          <w:sz w:val="17"/>
-          <w:lang w:val="en-US"/>
-        </w:rPr>
-        <w:t xml:space="preserve"> 2</w:t>
+        <w:t>python3 /soc/scripts/soc_avanzado.py    # Módulo 2</w:t>
       </w:r>
     </w:p>
     <w:p>
@@ -17561,43 +15315,7 @@
           <w:sz w:val="17"/>
           <w:lang w:val="en-US"/>
         </w:rPr>
-        <w:t>python3 /</w:t>
-      </w:r>
-      <w:proofErr w:type="gramStart"/>
-      <w:r>
-        <w:rPr>
-          <w:rFonts w:ascii="Courier New" w:hAnsi="Courier New"/>
-          <w:sz w:val="17"/>
-          <w:lang w:val="en-US"/>
-        </w:rPr>
-        <w:t>soc/scripts/ransomware_sim.py  #</w:t>
-      </w:r>
-      <w:proofErr w:type="gramEnd"/>
-      <w:r>
-        <w:rPr>
-          <w:rFonts w:ascii="Courier New" w:hAnsi="Courier New"/>
-          <w:sz w:val="17"/>
-          <w:lang w:val="en-US"/>
-        </w:rPr>
-        <w:t xml:space="preserve"> </w:t>
-      </w:r>
-      <w:proofErr w:type="spellStart"/>
-      <w:r>
-        <w:rPr>
-          <w:rFonts w:ascii="Courier New" w:hAnsi="Courier New"/>
-          <w:sz w:val="17"/>
-          <w:lang w:val="en-US"/>
-        </w:rPr>
-        <w:t>Módulo</w:t>
-      </w:r>
-      <w:proofErr w:type="spellEnd"/>
-      <w:r>
-        <w:rPr>
-          <w:rFonts w:ascii="Courier New" w:hAnsi="Courier New"/>
-          <w:sz w:val="17"/>
-          <w:lang w:val="en-US"/>
-        </w:rPr>
-        <w:t xml:space="preserve"> 3</w:t>
+        <w:t>python3 /soc/scripts/ransomware_sim.py  # Módulo 3</w:t>
       </w:r>
     </w:p>
     <w:p>
@@ -17615,25 +15333,7 @@
           <w:sz w:val="17"/>
           <w:lang w:val="en-US"/>
         </w:rPr>
-        <w:t xml:space="preserve">python3 /soc/scripts/siem_simulado.py   # </w:t>
-      </w:r>
-      <w:proofErr w:type="spellStart"/>
-      <w:r>
-        <w:rPr>
-          <w:rFonts w:ascii="Courier New" w:hAnsi="Courier New"/>
-          <w:sz w:val="17"/>
-          <w:lang w:val="en-US"/>
-        </w:rPr>
-        <w:t>Módulo</w:t>
-      </w:r>
-      <w:proofErr w:type="spellEnd"/>
-      <w:r>
-        <w:rPr>
-          <w:rFonts w:ascii="Courier New" w:hAnsi="Courier New"/>
-          <w:sz w:val="17"/>
-          <w:lang w:val="en-US"/>
-        </w:rPr>
-        <w:t xml:space="preserve"> 4</w:t>
+        <w:t>python3 /soc/scripts/siem_simulado.py   # Módulo 4</w:t>
       </w:r>
     </w:p>
     <w:p>
@@ -17651,25 +15351,7 @@
           <w:sz w:val="17"/>
           <w:lang w:val="en-US"/>
         </w:rPr>
-        <w:t xml:space="preserve">python3 /soc/scripts/dashboard_grc.py   # </w:t>
-      </w:r>
-      <w:proofErr w:type="spellStart"/>
-      <w:r>
-        <w:rPr>
-          <w:rFonts w:ascii="Courier New" w:hAnsi="Courier New"/>
-          <w:sz w:val="17"/>
-          <w:lang w:val="en-US"/>
-        </w:rPr>
-        <w:t>Módulo</w:t>
-      </w:r>
-      <w:proofErr w:type="spellEnd"/>
-      <w:r>
-        <w:rPr>
-          <w:rFonts w:ascii="Courier New" w:hAnsi="Courier New"/>
-          <w:sz w:val="17"/>
-          <w:lang w:val="en-US"/>
-        </w:rPr>
-        <w:t xml:space="preserve"> 5</w:t>
+        <w:t>python3 /soc/scripts/dashboard_grc.py   # Módulo 5</w:t>
       </w:r>
     </w:p>
     <w:p>
@@ -17710,47 +15392,13 @@
         <w:spacing w:after="0"/>
         <w:ind w:left="432" w:right="432"/>
       </w:pPr>
-      <w:proofErr w:type="spellStart"/>
       <w:r>
         <w:rPr>
           <w:rFonts w:ascii="Courier New" w:hAnsi="Courier New"/>
           <w:sz w:val="17"/>
         </w:rPr>
-        <w:t>cat</w:t>
+        <w:t>cat /siem_data/alertas_siem.json</w:t>
       </w:r>
-      <w:proofErr w:type="spellEnd"/>
-      <w:r>
-        <w:rPr>
-          <w:rFonts w:ascii="Courier New" w:hAnsi="Courier New"/>
-          <w:sz w:val="17"/>
-        </w:rPr>
-        <w:t xml:space="preserve"> /</w:t>
-      </w:r>
-      <w:proofErr w:type="spellStart"/>
-      <w:r>
-        <w:rPr>
-          <w:rFonts w:ascii="Courier New" w:hAnsi="Courier New"/>
-          <w:sz w:val="17"/>
-        </w:rPr>
-        <w:t>siem_data</w:t>
-      </w:r>
-      <w:proofErr w:type="spellEnd"/>
-      <w:r>
-        <w:rPr>
-          <w:rFonts w:ascii="Courier New" w:hAnsi="Courier New"/>
-          <w:sz w:val="17"/>
-        </w:rPr>
-        <w:t>/</w:t>
-      </w:r>
-      <w:proofErr w:type="spellStart"/>
-      <w:r>
-        <w:rPr>
-          <w:rFonts w:ascii="Courier New" w:hAnsi="Courier New"/>
-          <w:sz w:val="17"/>
-        </w:rPr>
-        <w:t>alertas_siem.json</w:t>
-      </w:r>
-      <w:proofErr w:type="spellEnd"/>
     </w:p>
     <w:p>
       <w:pPr>
@@ -17786,47 +15434,13 @@
         <w:spacing w:after="0"/>
         <w:ind w:left="432" w:right="432"/>
       </w:pPr>
-      <w:proofErr w:type="spellStart"/>
       <w:r>
         <w:rPr>
           <w:rFonts w:ascii="Courier New" w:hAnsi="Courier New"/>
           <w:sz w:val="17"/>
         </w:rPr>
-        <w:t>cat</w:t>
+        <w:t>cat /siem_data/dashboard_metricas.json</w:t>
       </w:r>
-      <w:proofErr w:type="spellEnd"/>
-      <w:r>
-        <w:rPr>
-          <w:rFonts w:ascii="Courier New" w:hAnsi="Courier New"/>
-          <w:sz w:val="17"/>
-        </w:rPr>
-        <w:t xml:space="preserve"> /</w:t>
-      </w:r>
-      <w:proofErr w:type="spellStart"/>
-      <w:r>
-        <w:rPr>
-          <w:rFonts w:ascii="Courier New" w:hAnsi="Courier New"/>
-          <w:sz w:val="17"/>
-        </w:rPr>
-        <w:t>siem_data</w:t>
-      </w:r>
-      <w:proofErr w:type="spellEnd"/>
-      <w:r>
-        <w:rPr>
-          <w:rFonts w:ascii="Courier New" w:hAnsi="Courier New"/>
-          <w:sz w:val="17"/>
-        </w:rPr>
-        <w:t>/</w:t>
-      </w:r>
-      <w:proofErr w:type="spellStart"/>
-      <w:r>
-        <w:rPr>
-          <w:rFonts w:ascii="Courier New" w:hAnsi="Courier New"/>
-          <w:sz w:val="17"/>
-        </w:rPr>
-        <w:t>dashboard_metricas.json</w:t>
-      </w:r>
-      <w:proofErr w:type="spellEnd"/>
     </w:p>
     <w:p/>
     <w:p>
@@ -17841,32 +15455,7 @@
     </w:p>
     <w:p>
       <w:r>
-        <w:lastRenderedPageBreak/>
-        <w:t xml:space="preserve">El motor SIEM implementado simula el funcionamiento de plataformas como </w:t>
-      </w:r>
-      <w:proofErr w:type="spellStart"/>
-      <w:r>
-        <w:t>Wazuh</w:t>
-      </w:r>
-      <w:proofErr w:type="spellEnd"/>
-      <w:r>
-        <w:t xml:space="preserve"> o </w:t>
-      </w:r>
-      <w:proofErr w:type="spellStart"/>
-      <w:r>
-        <w:t>Splunk</w:t>
-      </w:r>
-      <w:proofErr w:type="spellEnd"/>
-      <w:r>
-        <w:t xml:space="preserve">. Dispone de cinco reglas de correlación que cubren los escenarios de ataque del laboratorio, incluyendo la detección de Kill Chain completo mediante correlación </w:t>
-      </w:r>
-      <w:proofErr w:type="spellStart"/>
-      <w:r>
-        <w:t>multi-evento</w:t>
-      </w:r>
-      <w:proofErr w:type="spellEnd"/>
-      <w:r>
-        <w:t>.</w:t>
+        <w:t>El motor SIEM implementado simula el funcionamiento de plataformas como Wazuh o Splunk. Dispone de cinco reglas de correlación que cubren los escenarios de ataque del laboratorio, incluyendo la detección de Kill Chain completo mediante correlación multi-evento.</w:t>
       </w:r>
     </w:p>
     <w:tbl>
@@ -18095,21 +15684,8 @@
               <w:pStyle w:val="Sinespaciado"/>
             </w:pPr>
             <w:r>
-              <w:t>FILE_ACCESS con /</w:t>
-            </w:r>
-            <w:proofErr w:type="spellStart"/>
-            <w:r>
-              <w:t>etc</w:t>
-            </w:r>
-            <w:proofErr w:type="spellEnd"/>
-            <w:r>
-              <w:t>/</w:t>
-            </w:r>
-            <w:proofErr w:type="spellStart"/>
-            <w:r>
-              <w:t>passwd</w:t>
-            </w:r>
-            <w:proofErr w:type="spellEnd"/>
+              <w:t>FILE_ACCESS con /etc/passwd</w:t>
+            </w:r>
           </w:p>
         </w:tc>
         <w:tc>
@@ -18261,13 +15837,8 @@
               <w:pStyle w:val="Sinespaciado"/>
             </w:pPr>
             <w:r>
-              <w:t xml:space="preserve">Port </w:t>
-            </w:r>
-            <w:proofErr w:type="spellStart"/>
-            <w:r>
-              <w:t>Scanning</w:t>
-            </w:r>
-            <w:proofErr w:type="spellEnd"/>
+              <w:t>Port Scanning</w:t>
+            </w:r>
           </w:p>
         </w:tc>
         <w:tc>
@@ -18497,21 +16068,8 @@
               <w:pStyle w:val="Sinespaciado"/>
             </w:pPr>
             <w:r>
-              <w:t xml:space="preserve">Bloqueo de IP + </w:t>
-            </w:r>
-            <w:proofErr w:type="gramStart"/>
-            <w:r>
-              <w:t>ticket</w:t>
-            </w:r>
-            <w:proofErr w:type="gramEnd"/>
-            <w:r>
-              <w:t xml:space="preserve"> en </w:t>
-            </w:r>
-            <w:proofErr w:type="spellStart"/>
-            <w:r>
-              <w:t>ServiceDesk</w:t>
-            </w:r>
-            <w:proofErr w:type="spellEnd"/>
+              <w:t>Bloqueo de IP + ticket en ServiceDesk</w:t>
+            </w:r>
           </w:p>
         </w:tc>
         <w:tc>
@@ -18523,13 +16081,8 @@
               <w:pStyle w:val="Sinespaciado"/>
             </w:pPr>
             <w:r>
-              <w:t xml:space="preserve">SOC </w:t>
-            </w:r>
-            <w:proofErr w:type="spellStart"/>
-            <w:r>
-              <w:t>Analyst</w:t>
-            </w:r>
-            <w:proofErr w:type="spellEnd"/>
+              <w:t>SOC Analyst</w:t>
+            </w:r>
           </w:p>
         </w:tc>
       </w:tr>
@@ -18558,13 +16111,8 @@
             <w:pPr>
               <w:pStyle w:val="Sinespaciado"/>
             </w:pPr>
-            <w:proofErr w:type="spellStart"/>
-            <w:r>
-              <w:t>Snapshot</w:t>
-            </w:r>
-            <w:proofErr w:type="spellEnd"/>
-            <w:r>
-              <w:t xml:space="preserve"> del sistema + alerta inmediata</w:t>
+            <w:r>
+              <w:t>Snapshot del sistema + alerta inmediata</w:t>
             </w:r>
           </w:p>
         </w:tc>
@@ -18577,13 +16125,8 @@
               <w:pStyle w:val="Sinespaciado"/>
             </w:pPr>
             <w:r>
-              <w:t xml:space="preserve">DFIR </w:t>
-            </w:r>
-            <w:proofErr w:type="spellStart"/>
-            <w:r>
-              <w:t>Investigator</w:t>
-            </w:r>
-            <w:proofErr w:type="spellEnd"/>
+              <w:t>DFIR Investigator</w:t>
+            </w:r>
           </w:p>
         </w:tc>
       </w:tr>
@@ -18727,23 +16270,7 @@
       </w:pPr>
       <w:bookmarkStart w:id="26" w:name="_Toc229767411"/>
       <w:r>
-        <w:t xml:space="preserve">4.5 Módulo </w:t>
-      </w:r>
-      <w:proofErr w:type="spellStart"/>
-      <w:r>
-        <w:t>Ransomware</w:t>
-      </w:r>
-      <w:proofErr w:type="spellEnd"/>
-      <w:r>
-        <w:t xml:space="preserve"> — Indicadores de Compromiso (</w:t>
-      </w:r>
-      <w:proofErr w:type="spellStart"/>
-      <w:r>
-        <w:t>IoCs</w:t>
-      </w:r>
-      <w:proofErr w:type="spellEnd"/>
-      <w:r>
-        <w:t>)</w:t>
+        <w:t>4.5 Módulo Ransomware — Indicadores de Compromiso (IoCs)</w:t>
       </w:r>
       <w:bookmarkEnd w:id="26"/>
     </w:p>
@@ -18774,6 +16301,7 @@
               <w:pStyle w:val="Sinespaciado"/>
             </w:pPr>
             <w:r>
+              <w:lastRenderedPageBreak/>
               <w:t>Táctica MITRE</w:t>
             </w:r>
           </w:p>
@@ -18833,13 +16361,8 @@
             <w:pPr>
               <w:pStyle w:val="Sinespaciado"/>
             </w:pPr>
-            <w:proofErr w:type="spellStart"/>
-            <w:r>
-              <w:t>Initial</w:t>
-            </w:r>
-            <w:proofErr w:type="spellEnd"/>
-            <w:r>
-              <w:t xml:space="preserve"> Access</w:t>
+            <w:r>
+              <w:t>Initial Access</w:t>
             </w:r>
           </w:p>
         </w:tc>
@@ -18864,27 +16387,9 @@
             <w:pPr>
               <w:pStyle w:val="Sinespaciado"/>
             </w:pPr>
-            <w:proofErr w:type="spellStart"/>
-            <w:r>
-              <w:t>Exploit</w:t>
-            </w:r>
-            <w:proofErr w:type="spellEnd"/>
-            <w:r>
-              <w:t xml:space="preserve"> Public-</w:t>
-            </w:r>
-            <w:proofErr w:type="spellStart"/>
-            <w:r>
-              <w:t>Facing</w:t>
-            </w:r>
-            <w:proofErr w:type="spellEnd"/>
-            <w:r>
-              <w:t xml:space="preserve"> </w:t>
-            </w:r>
-            <w:proofErr w:type="spellStart"/>
-            <w:r>
-              <w:t>Application</w:t>
-            </w:r>
-            <w:proofErr w:type="spellEnd"/>
+            <w:r>
+              <w:t>Exploit Public-Facing Application</w:t>
+            </w:r>
           </w:p>
         </w:tc>
         <w:tc>
@@ -18913,13 +16418,8 @@
             <w:pPr>
               <w:pStyle w:val="Sinespaciado"/>
             </w:pPr>
-            <w:proofErr w:type="spellStart"/>
-            <w:r>
-              <w:t>Credential</w:t>
-            </w:r>
-            <w:proofErr w:type="spellEnd"/>
-            <w:r>
-              <w:t xml:space="preserve"> Access</w:t>
+            <w:r>
+              <w:t>Credential Access</w:t>
             </w:r>
           </w:p>
         </w:tc>
@@ -19002,15 +16502,7 @@
               <w:pStyle w:val="Sinespaciado"/>
             </w:pPr>
             <w:r>
-              <w:t xml:space="preserve">File and </w:t>
-            </w:r>
-            <w:proofErr w:type="spellStart"/>
-            <w:r>
-              <w:t>Directory</w:t>
-            </w:r>
-            <w:proofErr w:type="spellEnd"/>
-            <w:r>
-              <w:t xml:space="preserve"> Discovery</w:t>
+              <w:t>File and Directory Discovery</w:t>
             </w:r>
           </w:p>
         </w:tc>
@@ -19041,7 +16533,6 @@
               <w:pStyle w:val="Sinespaciado"/>
             </w:pPr>
             <w:r>
-              <w:lastRenderedPageBreak/>
               <w:t>Discovery</w:t>
             </w:r>
           </w:p>
@@ -19081,21 +16572,8 @@
               <w:pStyle w:val="Sinespaciado"/>
             </w:pPr>
             <w:r>
-              <w:t xml:space="preserve">Logs de </w:t>
-            </w:r>
-            <w:proofErr w:type="spellStart"/>
-            <w:r>
-              <w:t>port</w:t>
-            </w:r>
-            <w:proofErr w:type="spellEnd"/>
-            <w:r>
-              <w:t xml:space="preserve"> </w:t>
-            </w:r>
-            <w:proofErr w:type="spellStart"/>
-            <w:r>
-              <w:t>scan</w:t>
-            </w:r>
-            <w:proofErr w:type="spellEnd"/>
+              <w:t>Logs de port scan</w:t>
+            </w:r>
           </w:p>
         </w:tc>
       </w:tr>
@@ -19111,11 +16589,9 @@
             <w:pPr>
               <w:pStyle w:val="Sinespaciado"/>
             </w:pPr>
-            <w:proofErr w:type="spellStart"/>
             <w:r>
               <w:t>Exfiltration</w:t>
             </w:r>
-            <w:proofErr w:type="spellEnd"/>
           </w:p>
         </w:tc>
         <w:tc>
@@ -19139,19 +16615,9 @@
             <w:pPr>
               <w:pStyle w:val="Sinespaciado"/>
             </w:pPr>
-            <w:proofErr w:type="spellStart"/>
-            <w:r>
-              <w:t>Exfiltration</w:t>
-            </w:r>
-            <w:proofErr w:type="spellEnd"/>
-            <w:r>
-              <w:t xml:space="preserve"> Over Alt </w:t>
-            </w:r>
-            <w:proofErr w:type="spellStart"/>
-            <w:r>
-              <w:t>Protocol</w:t>
-            </w:r>
-            <w:proofErr w:type="spellEnd"/>
+            <w:r>
+              <w:t>Exfiltration Over Alt Protocol</w:t>
+            </w:r>
           </w:p>
         </w:tc>
         <w:tc>
@@ -19180,11 +16646,9 @@
             <w:pPr>
               <w:pStyle w:val="Sinespaciado"/>
             </w:pPr>
-            <w:proofErr w:type="spellStart"/>
             <w:r>
               <w:t>Impact</w:t>
             </w:r>
-            <w:proofErr w:type="spellEnd"/>
           </w:p>
         </w:tc>
         <w:tc>
@@ -19209,29 +16673,8 @@
               <w:pStyle w:val="Sinespaciado"/>
             </w:pPr>
             <w:r>
-              <w:t xml:space="preserve">Data </w:t>
-            </w:r>
-            <w:proofErr w:type="spellStart"/>
-            <w:r>
-              <w:t>Encrypted</w:t>
-            </w:r>
-            <w:proofErr w:type="spellEnd"/>
-            <w:r>
-              <w:t xml:space="preserve"> </w:t>
-            </w:r>
-            <w:proofErr w:type="spellStart"/>
-            <w:r>
-              <w:t>for</w:t>
-            </w:r>
-            <w:proofErr w:type="spellEnd"/>
-            <w:r>
-              <w:t xml:space="preserve"> </w:t>
-            </w:r>
-            <w:proofErr w:type="spellStart"/>
-            <w:r>
-              <w:t>Impact</w:t>
-            </w:r>
-            <w:proofErr w:type="spellEnd"/>
+              <w:t>Data Encrypted for Impact</w:t>
+            </w:r>
           </w:p>
         </w:tc>
         <w:tc>
@@ -19253,40 +16696,22 @@
     <w:p>
       <w:pPr>
         <w:pStyle w:val="Ttulo3"/>
+        <w:rPr>
+          <w:lang w:val="en-US"/>
+        </w:rPr>
       </w:pPr>
       <w:bookmarkStart w:id="27" w:name="_Toc229767412"/>
       <w:r>
+        <w:rPr>
+          <w:lang w:val="en-US"/>
+        </w:rPr>
         <w:t>4.6 Dashboard Web SIEM — http://localhost:8080</w:t>
       </w:r>
       <w:bookmarkEnd w:id="27"/>
     </w:p>
     <w:p>
       <w:r>
-        <w:t xml:space="preserve">El </w:t>
-      </w:r>
-      <w:proofErr w:type="spellStart"/>
-      <w:r>
-        <w:t>dashboard</w:t>
-      </w:r>
-      <w:proofErr w:type="spellEnd"/>
-      <w:r>
-        <w:t xml:space="preserve"> web expone cuatro </w:t>
-      </w:r>
-      <w:proofErr w:type="spellStart"/>
-      <w:r>
-        <w:t>endpoints</w:t>
-      </w:r>
-      <w:proofErr w:type="spellEnd"/>
-      <w:r>
-        <w:t xml:space="preserve"> REST que permiten consultar el estado del SOC, las alertas activas, las métricas KPI/KRI y una vista ejecutiva consolidada. La imagen siguiente muestra el </w:t>
-      </w:r>
-      <w:proofErr w:type="spellStart"/>
-      <w:r>
-        <w:t>dashboard</w:t>
-      </w:r>
-      <w:proofErr w:type="spellEnd"/>
-      <w:r>
-        <w:t xml:space="preserve"> en funcionamiento durante el período de simulación.</w:t>
+        <w:t>El dashboard web expone cuatro endpoints REST que permiten consultar el estado del SOC, las alertas activas, las métricas KPI/KRI y una vista ejecutiva consolidada. La imagen siguiente muestra el dashboard en funcionamiento durante el período de simulación.</w:t>
       </w:r>
     </w:p>
     <w:p>
@@ -19294,6 +16719,7 @@
         <w:rPr>
           <w:noProof/>
         </w:rPr>
+        <w:lastRenderedPageBreak/>
         <w:drawing>
           <wp:inline distT="0" distB="0" distL="0" distR="0" wp14:anchorId="6818006F" wp14:editId="7BD59171">
             <wp:extent cx="5303520" cy="4501728"/>
@@ -19333,32 +16759,7 @@
     </w:p>
     <w:p>
       <w:r>
-        <w:lastRenderedPageBreak/>
-        <w:t xml:space="preserve">Figura 1. </w:t>
-      </w:r>
-      <w:proofErr w:type="spellStart"/>
-      <w:r>
-        <w:t>Dashboard</w:t>
-      </w:r>
-      <w:proofErr w:type="spellEnd"/>
-      <w:r>
-        <w:t xml:space="preserve"> Ejecutivo GRC/SOC — </w:t>
-      </w:r>
-      <w:proofErr w:type="spellStart"/>
-      <w:r>
-        <w:t>TechGuard</w:t>
-      </w:r>
-      <w:proofErr w:type="spellEnd"/>
-      <w:r>
-        <w:t xml:space="preserve"> Guatemala S.A. (localhost:8080). Vista actual con métricas de riesgo residual (16%), alertas SIEM activas, distribución de incidentes, </w:t>
-      </w:r>
-      <w:proofErr w:type="spellStart"/>
-      <w:r>
-        <w:t>KPIs</w:t>
-      </w:r>
-      <w:proofErr w:type="spellEnd"/>
-      <w:r>
-        <w:t xml:space="preserve"> operativos y consola técnica en tiempo real.</w:t>
+        <w:t>Figura 1. Dashboard Ejecutivo GRC/SOC — TechGuard Guatemala S.A. (localhost:8080). Vista actual con métricas de riesgo residual (16%), alertas SIEM activas, distribución de incidentes, KPIs operativos y consola técnica en tiempo real.</w:t>
       </w:r>
     </w:p>
     <w:p>
@@ -19372,23 +16773,7 @@
           <w:rFonts w:ascii="Courier New" w:hAnsi="Courier New"/>
           <w:sz w:val="17"/>
         </w:rPr>
-        <w:t xml:space="preserve"># </w:t>
-      </w:r>
-      <w:proofErr w:type="spellStart"/>
-      <w:r>
-        <w:rPr>
-          <w:rFonts w:ascii="Courier New" w:hAnsi="Courier New"/>
-          <w:sz w:val="17"/>
-        </w:rPr>
-        <w:t>Endpoints</w:t>
-      </w:r>
-      <w:proofErr w:type="spellEnd"/>
-      <w:r>
-        <w:rPr>
-          <w:rFonts w:ascii="Courier New" w:hAnsi="Courier New"/>
-          <w:sz w:val="17"/>
-        </w:rPr>
-        <w:t xml:space="preserve"> REST disponibles</w:t>
+        <w:t># Endpoints REST disponibles</w:t>
       </w:r>
     </w:p>
     <w:p>
@@ -19397,21 +16782,12 @@
         <w:spacing w:after="0"/>
         <w:ind w:left="432" w:right="432"/>
       </w:pPr>
-      <w:proofErr w:type="spellStart"/>
       <w:r>
         <w:rPr>
           <w:rFonts w:ascii="Courier New" w:hAnsi="Courier New"/>
           <w:sz w:val="17"/>
         </w:rPr>
-        <w:t>curl</w:t>
-      </w:r>
-      <w:proofErr w:type="spellEnd"/>
-      <w:r>
-        <w:rPr>
-          <w:rFonts w:ascii="Courier New" w:hAnsi="Courier New"/>
-          <w:sz w:val="17"/>
-        </w:rPr>
-        <w:t xml:space="preserve"> http://localhost:8080/api/status     # Estado general del SOC</w:t>
+        <w:t>curl http://localhost:8080/api/status     # Estado general del SOC</w:t>
       </w:r>
     </w:p>
     <w:p>
@@ -19420,21 +16796,12 @@
         <w:spacing w:after="0"/>
         <w:ind w:left="432" w:right="432"/>
       </w:pPr>
-      <w:proofErr w:type="spellStart"/>
       <w:r>
         <w:rPr>
           <w:rFonts w:ascii="Courier New" w:hAnsi="Courier New"/>
           <w:sz w:val="17"/>
         </w:rPr>
-        <w:t>curl</w:t>
-      </w:r>
-      <w:proofErr w:type="spellEnd"/>
-      <w:r>
-        <w:rPr>
-          <w:rFonts w:ascii="Courier New" w:hAnsi="Courier New"/>
-          <w:sz w:val="17"/>
-        </w:rPr>
-        <w:t xml:space="preserve"> http://localhost:8080/api/alerts     # Alertas activas</w:t>
+        <w:t>curl http://localhost:8080/api/alerts     # Alertas activas</w:t>
       </w:r>
     </w:p>
     <w:p>
@@ -19452,25 +16819,7 @@
           <w:sz w:val="17"/>
           <w:lang w:val="en-US"/>
         </w:rPr>
-        <w:t xml:space="preserve">curl http://localhost:8080/api/metrics    # </w:t>
-      </w:r>
-      <w:proofErr w:type="spellStart"/>
-      <w:r>
-        <w:rPr>
-          <w:rFonts w:ascii="Courier New" w:hAnsi="Courier New"/>
-          <w:sz w:val="17"/>
-          <w:lang w:val="en-US"/>
-        </w:rPr>
-        <w:t>Métricas</w:t>
-      </w:r>
-      <w:proofErr w:type="spellEnd"/>
-      <w:r>
-        <w:rPr>
-          <w:rFonts w:ascii="Courier New" w:hAnsi="Courier New"/>
-          <w:sz w:val="17"/>
-          <w:lang w:val="en-US"/>
-        </w:rPr>
-        <w:t xml:space="preserve"> KPIs/KRIs</w:t>
+        <w:t>curl http://localhost:8080/api/metrics    # Métricas KPIs/KRIs</w:t>
       </w:r>
     </w:p>
     <w:p>
@@ -19479,37 +16828,12 @@
         <w:spacing w:after="0"/>
         <w:ind w:left="432" w:right="432"/>
       </w:pPr>
-      <w:proofErr w:type="spellStart"/>
       <w:r>
         <w:rPr>
           <w:rFonts w:ascii="Courier New" w:hAnsi="Courier New"/>
           <w:sz w:val="17"/>
         </w:rPr>
-        <w:t>curl</w:t>
-      </w:r>
-      <w:proofErr w:type="spellEnd"/>
-      <w:r>
-        <w:rPr>
-          <w:rFonts w:ascii="Courier New" w:hAnsi="Courier New"/>
-          <w:sz w:val="17"/>
-        </w:rPr>
-        <w:t xml:space="preserve"> </w:t>
-      </w:r>
-      <w:proofErr w:type="gramStart"/>
-      <w:r>
-        <w:rPr>
-          <w:rFonts w:ascii="Courier New" w:hAnsi="Courier New"/>
-          <w:sz w:val="17"/>
-        </w:rPr>
-        <w:t>http://localhost:8080/api/executive  #</w:t>
-      </w:r>
-      <w:proofErr w:type="gramEnd"/>
-      <w:r>
-        <w:rPr>
-          <w:rFonts w:ascii="Courier New" w:hAnsi="Courier New"/>
-          <w:sz w:val="17"/>
-        </w:rPr>
-        <w:t xml:space="preserve"> Vista ejecutiva</w:t>
+        <w:t>curl http://localhost:8080/api/executive  # Vista ejecutiva</w:t>
       </w:r>
     </w:p>
     <w:p>
@@ -19518,37 +16842,12 @@
         <w:spacing w:after="0"/>
         <w:ind w:left="432" w:right="432"/>
       </w:pPr>
-      <w:proofErr w:type="spellStart"/>
       <w:r>
         <w:rPr>
           <w:rFonts w:ascii="Courier New" w:hAnsi="Courier New"/>
           <w:sz w:val="17"/>
         </w:rPr>
-        <w:t>curl</w:t>
-      </w:r>
-      <w:proofErr w:type="spellEnd"/>
-      <w:r>
-        <w:rPr>
-          <w:rFonts w:ascii="Courier New" w:hAnsi="Courier New"/>
-          <w:sz w:val="17"/>
-        </w:rPr>
-        <w:t xml:space="preserve"> -X POST </w:t>
-      </w:r>
-      <w:proofErr w:type="gramStart"/>
-      <w:r>
-        <w:rPr>
-          <w:rFonts w:ascii="Courier New" w:hAnsi="Courier New"/>
-          <w:sz w:val="17"/>
-        </w:rPr>
-        <w:t>http://localhost:8080/api/simulate  #</w:t>
-      </w:r>
-      <w:proofErr w:type="gramEnd"/>
-      <w:r>
-        <w:rPr>
-          <w:rFonts w:ascii="Courier New" w:hAnsi="Courier New"/>
-          <w:sz w:val="17"/>
-        </w:rPr>
-        <w:t xml:space="preserve"> Generar nuevo período</w:t>
+        <w:t>curl -X POST http://localhost:8080/api/simulate  # Generar nuevo período</w:t>
       </w:r>
     </w:p>
     <w:p>
@@ -19576,23 +16875,7 @@
           <w:rFonts w:ascii="Courier New" w:hAnsi="Courier New"/>
           <w:sz w:val="17"/>
         </w:rPr>
-        <w:t># Respuesta de ejemplo — /api/</w:t>
-      </w:r>
-      <w:proofErr w:type="gramStart"/>
-      <w:r>
-        <w:rPr>
-          <w:rFonts w:ascii="Courier New" w:hAnsi="Courier New"/>
-          <w:sz w:val="17"/>
-        </w:rPr>
-        <w:t>status</w:t>
-      </w:r>
-      <w:proofErr w:type="gramEnd"/>
-      <w:r>
-        <w:rPr>
-          <w:rFonts w:ascii="Courier New" w:hAnsi="Courier New"/>
-          <w:sz w:val="17"/>
-        </w:rPr>
-        <w:t>:</w:t>
+        <w:t># Respuesta de ejemplo — /api/status:</w:t>
       </w:r>
     </w:p>
     <w:p>
@@ -19628,6 +16911,7 @@
           <w:sz w:val="17"/>
           <w:lang w:val="en-US"/>
         </w:rPr>
+        <w:lastRenderedPageBreak/>
         <w:t xml:space="preserve">  "status": "OPERATIONAL",</w:t>
       </w:r>
     </w:p>
@@ -19646,25 +16930,7 @@
           <w:sz w:val="17"/>
           <w:lang w:val="en-US"/>
         </w:rPr>
-        <w:t xml:space="preserve">  "soc": "</w:t>
-      </w:r>
-      <w:proofErr w:type="spellStart"/>
-      <w:r>
-        <w:rPr>
-          <w:rFonts w:ascii="Courier New" w:hAnsi="Courier New"/>
-          <w:sz w:val="17"/>
-          <w:lang w:val="en-US"/>
-        </w:rPr>
-        <w:t>TechGuard</w:t>
-      </w:r>
-      <w:proofErr w:type="spellEnd"/>
-      <w:r>
-        <w:rPr>
-          <w:rFonts w:ascii="Courier New" w:hAnsi="Courier New"/>
-          <w:sz w:val="17"/>
-          <w:lang w:val="en-US"/>
-        </w:rPr>
-        <w:t xml:space="preserve"> Guatemala S.A.",</w:t>
+        <w:t xml:space="preserve">  "soc": "TechGuard Guatemala S.A.",</w:t>
       </w:r>
     </w:p>
     <w:p>
@@ -19682,35 +16948,7 @@
           <w:sz w:val="17"/>
           <w:lang w:val="en-US"/>
         </w:rPr>
-        <w:t xml:space="preserve">  "</w:t>
-      </w:r>
-      <w:proofErr w:type="spellStart"/>
-      <w:proofErr w:type="gramStart"/>
-      <w:r>
-        <w:rPr>
-          <w:rFonts w:ascii="Courier New" w:hAnsi="Courier New"/>
-          <w:sz w:val="17"/>
-          <w:lang w:val="en-US"/>
-        </w:rPr>
-        <w:t>events</w:t>
-      </w:r>
-      <w:proofErr w:type="gramEnd"/>
-      <w:r>
-        <w:rPr>
-          <w:rFonts w:ascii="Courier New" w:hAnsi="Courier New"/>
-          <w:sz w:val="17"/>
-          <w:lang w:val="en-US"/>
-        </w:rPr>
-        <w:t>_analyzed</w:t>
-      </w:r>
-      <w:proofErr w:type="spellEnd"/>
-      <w:r>
-        <w:rPr>
-          <w:rFonts w:ascii="Courier New" w:hAnsi="Courier New"/>
-          <w:sz w:val="17"/>
-          <w:lang w:val="en-US"/>
-        </w:rPr>
-        <w:t>": 288,</w:t>
+        <w:t xml:space="preserve">  "events_analyzed": 288,</w:t>
       </w:r>
     </w:p>
     <w:p>
@@ -19728,35 +16966,7 @@
           <w:sz w:val="17"/>
           <w:lang w:val="en-US"/>
         </w:rPr>
-        <w:t xml:space="preserve">  "</w:t>
-      </w:r>
-      <w:proofErr w:type="spellStart"/>
-      <w:proofErr w:type="gramStart"/>
-      <w:r>
-        <w:rPr>
-          <w:rFonts w:ascii="Courier New" w:hAnsi="Courier New"/>
-          <w:sz w:val="17"/>
-          <w:lang w:val="en-US"/>
-        </w:rPr>
-        <w:t>active</w:t>
-      </w:r>
-      <w:proofErr w:type="gramEnd"/>
-      <w:r>
-        <w:rPr>
-          <w:rFonts w:ascii="Courier New" w:hAnsi="Courier New"/>
-          <w:sz w:val="17"/>
-          <w:lang w:val="en-US"/>
-        </w:rPr>
-        <w:t>_alerts</w:t>
-      </w:r>
-      <w:proofErr w:type="spellEnd"/>
-      <w:r>
-        <w:rPr>
-          <w:rFonts w:ascii="Courier New" w:hAnsi="Courier New"/>
-          <w:sz w:val="17"/>
-          <w:lang w:val="en-US"/>
-        </w:rPr>
-        <w:t>": 5,</w:t>
+        <w:t xml:space="preserve">  "active_alerts": 5,</w:t>
       </w:r>
     </w:p>
     <w:p>
@@ -19774,35 +16984,7 @@
           <w:sz w:val="17"/>
           <w:lang w:val="en-US"/>
         </w:rPr>
-        <w:t xml:space="preserve">  "</w:t>
-      </w:r>
-      <w:proofErr w:type="spellStart"/>
-      <w:proofErr w:type="gramStart"/>
-      <w:r>
-        <w:rPr>
-          <w:rFonts w:ascii="Courier New" w:hAnsi="Courier New"/>
-          <w:sz w:val="17"/>
-          <w:lang w:val="en-US"/>
-        </w:rPr>
-        <w:t>mttd</w:t>
-      </w:r>
-      <w:proofErr w:type="gramEnd"/>
-      <w:r>
-        <w:rPr>
-          <w:rFonts w:ascii="Courier New" w:hAnsi="Courier New"/>
-          <w:sz w:val="17"/>
-          <w:lang w:val="en-US"/>
-        </w:rPr>
-        <w:t>_min</w:t>
-      </w:r>
-      <w:proofErr w:type="spellEnd"/>
-      <w:r>
-        <w:rPr>
-          <w:rFonts w:ascii="Courier New" w:hAnsi="Courier New"/>
-          <w:sz w:val="17"/>
-          <w:lang w:val="en-US"/>
-        </w:rPr>
-        <w:t>": 3,</w:t>
+        <w:t xml:space="preserve">  "mttd_min": 3,</w:t>
       </w:r>
     </w:p>
     <w:p>
@@ -19820,35 +17002,23 @@
           <w:sz w:val="17"/>
           <w:lang w:val="en-US"/>
         </w:rPr>
-        <w:t xml:space="preserve">  "</w:t>
+        <w:t xml:space="preserve">  "mttr_min": </w:t>
       </w:r>
-      <w:proofErr w:type="spellStart"/>
-      <w:proofErr w:type="gramStart"/>
       <w:r>
         <w:rPr>
           <w:rFonts w:ascii="Courier New" w:hAnsi="Courier New"/>
           <w:sz w:val="17"/>
           <w:lang w:val="en-US"/>
         </w:rPr>
-        <w:t>mttr</w:t>
+        <w:t>15.5</w:t>
       </w:r>
-      <w:proofErr w:type="gramEnd"/>
       <w:r>
         <w:rPr>
           <w:rFonts w:ascii="Courier New" w:hAnsi="Courier New"/>
           <w:sz w:val="17"/>
           <w:lang w:val="en-US"/>
         </w:rPr>
-        <w:t>_min</w:t>
-      </w:r>
-      <w:proofErr w:type="spellEnd"/>
-      <w:r>
-        <w:rPr>
-          <w:rFonts w:ascii="Courier New" w:hAnsi="Courier New"/>
-          <w:sz w:val="17"/>
-          <w:lang w:val="en-US"/>
-        </w:rPr>
-        <w:t>": 14,</w:t>
+        <w:t>,</w:t>
       </w:r>
     </w:p>
     <w:p>
@@ -19866,35 +17036,7 @@
           <w:sz w:val="17"/>
           <w:lang w:val="en-US"/>
         </w:rPr>
-        <w:t xml:space="preserve">  "</w:t>
-      </w:r>
-      <w:proofErr w:type="spellStart"/>
-      <w:proofErr w:type="gramStart"/>
-      <w:r>
-        <w:rPr>
-          <w:rFonts w:ascii="Courier New" w:hAnsi="Courier New"/>
-          <w:sz w:val="17"/>
-          <w:lang w:val="en-US"/>
-        </w:rPr>
-        <w:t>residual</w:t>
-      </w:r>
-      <w:proofErr w:type="gramEnd"/>
-      <w:r>
-        <w:rPr>
-          <w:rFonts w:ascii="Courier New" w:hAnsi="Courier New"/>
-          <w:sz w:val="17"/>
-          <w:lang w:val="en-US"/>
-        </w:rPr>
-        <w:t>_risk_pct</w:t>
-      </w:r>
-      <w:proofErr w:type="spellEnd"/>
-      <w:r>
-        <w:rPr>
-          <w:rFonts w:ascii="Courier New" w:hAnsi="Courier New"/>
-          <w:sz w:val="17"/>
-          <w:lang w:val="en-US"/>
-        </w:rPr>
-        <w:t>": 18</w:t>
+        <w:t xml:space="preserve">  "residual_risk_pct": 18</w:t>
       </w:r>
     </w:p>
     <w:p>
@@ -19922,53 +17064,13 @@
       </w:pPr>
       <w:bookmarkStart w:id="28" w:name="_Toc229767413"/>
       <w:r>
-        <w:t xml:space="preserve">Fase 5: Monitoreo — </w:t>
-      </w:r>
-      <w:proofErr w:type="spellStart"/>
-      <w:r>
-        <w:t>KPIs</w:t>
-      </w:r>
-      <w:proofErr w:type="spellEnd"/>
-      <w:r>
-        <w:t xml:space="preserve">, </w:t>
-      </w:r>
-      <w:proofErr w:type="spellStart"/>
-      <w:r>
-        <w:t>KRIs</w:t>
-      </w:r>
-      <w:proofErr w:type="spellEnd"/>
-      <w:r>
-        <w:t xml:space="preserve"> y Mejora Continua</w:t>
+        <w:t>Fase 5: Monitoreo — KPIs, KRIs y Mejora Continua</w:t>
       </w:r>
       <w:bookmarkEnd w:id="28"/>
     </w:p>
     <w:p>
       <w:r>
-        <w:t>El monitoreo continuo diferencia un modelo GRC activo de una documentación estática. Esta fase establece los indicadores clave de rendimiento (</w:t>
-      </w:r>
-      <w:proofErr w:type="spellStart"/>
-      <w:r>
-        <w:t>KPIs</w:t>
-      </w:r>
-      <w:proofErr w:type="spellEnd"/>
-      <w:r>
-        <w:t>) y de riesgo (</w:t>
-      </w:r>
-      <w:proofErr w:type="spellStart"/>
-      <w:r>
-        <w:t>KRIs</w:t>
-      </w:r>
-      <w:proofErr w:type="spellEnd"/>
-      <w:r>
-        <w:t xml:space="preserve">) que permiten medir la efectividad del SOC, genera el reporte ejecutivo del período de simulación y define el plan de mejora </w:t>
-      </w:r>
-      <w:proofErr w:type="gramStart"/>
-      <w:r>
-        <w:t>continua</w:t>
-      </w:r>
-      <w:proofErr w:type="gramEnd"/>
-      <w:r>
-        <w:t xml:space="preserve"> basado en los resultados obtenidos. El marco adoptado sigue la función DETECTAR del NIST CSF v2.0 y el ciclo PDCA para la mejora continua.</w:t>
+        <w:t>El monitoreo continuo diferencia un modelo GRC activo de una documentación estática. Esta fase establece los indicadores clave de rendimiento (KPIs) y de riesgo (KRIs) que permiten medir la efectividad del SOC, genera el reporte ejecutivo del período de simulación y define el plan de mejora continua basado en los resultados obtenidos. El marco adoptado sigue la función DETECTAR del NIST CSF v2.0 y el ciclo PDCA para la mejora continua.</w:t>
       </w:r>
     </w:p>
     <w:p>
@@ -19977,16 +17079,7 @@
       </w:pPr>
       <w:bookmarkStart w:id="29" w:name="_Toc229767414"/>
       <w:r>
-        <w:lastRenderedPageBreak/>
-        <w:t xml:space="preserve">5.1 KPIs </w:t>
-      </w:r>
-      <w:proofErr w:type="spellStart"/>
-      <w:r>
-        <w:t>Operativos</w:t>
-      </w:r>
-      <w:proofErr w:type="spellEnd"/>
-      <w:r>
-        <w:t xml:space="preserve"> del SOC</w:t>
+        <w:t>5.1 KPIs Operativos del SOC</w:t>
       </w:r>
       <w:bookmarkEnd w:id="29"/>
     </w:p>
@@ -20167,23 +17260,7 @@
               <w:pStyle w:val="Sinespaciado"/>
             </w:pPr>
             <w:r>
-              <w:t xml:space="preserve">Mean Time </w:t>
-            </w:r>
-            <w:proofErr w:type="spellStart"/>
-            <w:r>
-              <w:t>To</w:t>
-            </w:r>
-            <w:proofErr w:type="spellEnd"/>
-            <w:r>
-              <w:t xml:space="preserve"> </w:t>
-            </w:r>
-            <w:proofErr w:type="spellStart"/>
-            <w:r>
-              <w:t>Respond</w:t>
-            </w:r>
-            <w:proofErr w:type="spellEnd"/>
-            <w:r>
-              <w:t xml:space="preserve"> — Tiempo promedio de respuesta</w:t>
+              <w:t>Mean Time To Respond — Tiempo promedio de respuesta</w:t>
             </w:r>
           </w:p>
         </w:tc>
@@ -20292,23 +17369,7 @@
               <w:pStyle w:val="Sinespaciado"/>
             </w:pPr>
             <w:r>
-              <w:t xml:space="preserve">Mean Time </w:t>
-            </w:r>
-            <w:proofErr w:type="spellStart"/>
-            <w:r>
-              <w:t>To</w:t>
-            </w:r>
-            <w:proofErr w:type="spellEnd"/>
-            <w:r>
-              <w:t xml:space="preserve"> </w:t>
-            </w:r>
-            <w:proofErr w:type="spellStart"/>
-            <w:r>
-              <w:t>Detect</w:t>
-            </w:r>
-            <w:proofErr w:type="spellEnd"/>
-            <w:r>
-              <w:t xml:space="preserve"> — Tiempo promedio de detección</w:t>
+              <w:t>Mean Time To Detect — Tiempo promedio de detección</w:t>
             </w:r>
           </w:p>
         </w:tc>
@@ -20500,6 +17561,7 @@
               <w:pStyle w:val="Sinespaciado"/>
             </w:pPr>
             <w:r>
+              <w:lastRenderedPageBreak/>
               <w:t>KPI-04</w:t>
             </w:r>
           </w:p>
@@ -20525,13 +17587,8 @@
             <w:pPr>
               <w:pStyle w:val="Sinespaciado"/>
             </w:pPr>
-            <w:proofErr w:type="spellStart"/>
-            <w:r>
-              <w:t>Uptime</w:t>
-            </w:r>
-            <w:proofErr w:type="spellEnd"/>
-            <w:r>
-              <w:t xml:space="preserve"> del SOC y sistemas de monitoreo</w:t>
+            <w:r>
+              <w:t>Uptime del SOC y sistemas de monitoreo</w:t>
             </w:r>
           </w:p>
         </w:tc>
@@ -20936,14 +17993,9 @@
       </w:pPr>
       <w:bookmarkStart w:id="30" w:name="_Toc229767415"/>
       <w:r>
-        <w:t xml:space="preserve">5.2 KRIs de Riesgo </w:t>
-      </w:r>
-      <w:proofErr w:type="spellStart"/>
-      <w:r>
-        <w:t>Estratégico</w:t>
+        <w:t>5.2 KRIs de Riesgo Estratégico</w:t>
       </w:r>
       <w:bookmarkEnd w:id="30"/>
-      <w:proofErr w:type="spellEnd"/>
     </w:p>
     <w:tbl>
       <w:tblPr>
@@ -21281,11 +18333,7 @@
               <w:pStyle w:val="Sinespaciado"/>
             </w:pPr>
             <w:r>
-              <w:t>KRI-</w:t>
-            </w:r>
-            <w:r>
-              <w:lastRenderedPageBreak/>
-              <w:t>03</w:t>
+              <w:t>KRI-03</w:t>
             </w:r>
           </w:p>
         </w:tc>
@@ -21298,7 +18346,6 @@
               <w:pStyle w:val="Sinespaciado"/>
             </w:pPr>
             <w:r>
-              <w:lastRenderedPageBreak/>
               <w:t>Riesgo residual global</w:t>
             </w:r>
           </w:p>
@@ -21446,13 +18493,8 @@
             <w:pPr>
               <w:pStyle w:val="Sinespaciado"/>
             </w:pPr>
-            <w:proofErr w:type="spellStart"/>
-            <w:r>
-              <w:t>und</w:t>
-            </w:r>
-            <w:proofErr w:type="spellEnd"/>
-            <w:r>
-              <w:t>.</w:t>
+            <w:r>
+              <w:t>und.</w:t>
             </w:r>
           </w:p>
         </w:tc>
@@ -21495,13 +18537,8 @@
             <w:pPr>
               <w:pStyle w:val="Sinespaciado"/>
             </w:pPr>
-            <w:proofErr w:type="spellStart"/>
-            <w:r>
-              <w:t>CVEs</w:t>
-            </w:r>
-            <w:proofErr w:type="spellEnd"/>
-            <w:r>
-              <w:t xml:space="preserve"> críticos (CVSS&gt;9.0) sin parche</w:t>
+            <w:r>
+              <w:t>CVEs críticos (CVSS&gt;9.0) sin parche</w:t>
             </w:r>
           </w:p>
         </w:tc>
@@ -21552,13 +18589,8 @@
             <w:pPr>
               <w:pStyle w:val="Sinespaciado"/>
             </w:pPr>
-            <w:proofErr w:type="spellStart"/>
-            <w:r>
-              <w:t>und</w:t>
-            </w:r>
-            <w:proofErr w:type="spellEnd"/>
-            <w:r>
-              <w:t>.</w:t>
+            <w:r>
+              <w:t>und.</w:t>
             </w:r>
           </w:p>
         </w:tc>
@@ -21890,15 +18922,7 @@
               <w:pStyle w:val="Sinespaciado"/>
             </w:pPr>
             <w:r>
-              <w:t xml:space="preserve">% </w:t>
-            </w:r>
-            <w:proofErr w:type="spellStart"/>
-            <w:r>
-              <w:t>Backups</w:t>
-            </w:r>
-            <w:proofErr w:type="spellEnd"/>
-            <w:r>
-              <w:t xml:space="preserve"> verificados y restaurables</w:t>
+              <w:t>% Backups verificados y restaurables</w:t>
             </w:r>
           </w:p>
         </w:tc>
@@ -21976,6 +19000,7 @@
       </w:pPr>
       <w:bookmarkStart w:id="31" w:name="_Toc229767416"/>
       <w:r>
+        <w:lastRenderedPageBreak/>
         <w:t>5.3 Reporte Ejecutivo de Incidentes del Período</w:t>
       </w:r>
       <w:bookmarkEnd w:id="31"/>
@@ -22102,15 +19127,7 @@
               <w:pStyle w:val="Sinespaciado"/>
             </w:pPr>
             <w:r>
-              <w:t xml:space="preserve">Costo </w:t>
-            </w:r>
-            <w:proofErr w:type="spellStart"/>
-            <w:r>
-              <w:t>Est</w:t>
-            </w:r>
-            <w:proofErr w:type="spellEnd"/>
-            <w:r>
-              <w:t>. USD</w:t>
+              <w:t>Costo Est. USD</w:t>
             </w:r>
           </w:p>
         </w:tc>
@@ -22333,13 +19350,8 @@
               <w:pStyle w:val="Sinespaciado"/>
             </w:pPr>
             <w:r>
-              <w:t xml:space="preserve">Port </w:t>
-            </w:r>
-            <w:proofErr w:type="spellStart"/>
-            <w:r>
-              <w:t>Scanning</w:t>
-            </w:r>
-            <w:proofErr w:type="spellEnd"/>
+              <w:t>Port Scanning</w:t>
+            </w:r>
           </w:p>
         </w:tc>
         <w:tc>
@@ -22433,13 +19445,8 @@
             <w:pPr>
               <w:pStyle w:val="Sinespaciado"/>
             </w:pPr>
-            <w:proofErr w:type="spellStart"/>
-            <w:r>
-              <w:t>Ransomware</w:t>
-            </w:r>
-            <w:proofErr w:type="spellEnd"/>
-            <w:r>
-              <w:t xml:space="preserve"> Simulado</w:t>
+            <w:r>
+              <w:t>Ransomware Simulado</w:t>
             </w:r>
           </w:p>
         </w:tc>
@@ -22606,29 +19613,47 @@
         </w:tc>
       </w:tr>
     </w:tbl>
-    <w:p/>
     <w:p>
+      <w:pPr>
+        <w:pStyle w:val="Sinespaciado"/>
+        <w:rPr>
+          <w:rStyle w:val="nfasis"/>
+        </w:rPr>
+      </w:pPr>
       <w:r>
+        <w:rPr>
+          <w:rStyle w:val="nfasis"/>
+        </w:rPr>
+        <w:br/>
+      </w:r>
+      <w:r>
+        <w:rPr>
+          <w:rStyle w:val="nfasis"/>
+        </w:rPr>
         <w:t>Nota de validación de métricas: Los tiempos de detección (MTTD) y respuesta (MTTR) reflejados para IR-2026-0503 e IR-2026-0505 se derivan de un modelo probabilístico lineal estático basado en eventos precargados. A diferencia de los incidentes activos del laboratorio (IR-2026-0501, IR-2026-0502 e IR-2026-0504), estos registros pasivos actúan como controles de calibración interna para la estimación de costos y métricas operativas globales del SOC.</w:t>
       </w:r>
     </w:p>
-    <w:p/>
     <w:p>
-      <w:proofErr w:type="spellStart"/>
+      <w:pPr>
+        <w:pStyle w:val="Sinespaciado"/>
+        <w:rPr>
+          <w:rStyle w:val="nfasis"/>
+        </w:rPr>
+      </w:pPr>
+    </w:p>
+    <w:p>
+      <w:pPr>
+        <w:rPr>
+          <w:b/>
+          <w:bCs/>
+        </w:rPr>
+      </w:pPr>
       <w:r>
-        <w:t>Resumen</w:t>
-      </w:r>
-      <w:proofErr w:type="spellEnd"/>
-      <w:r>
-        <w:t xml:space="preserve"> del </w:t>
-      </w:r>
-      <w:proofErr w:type="spellStart"/>
-      <w:r>
-        <w:t>período</w:t>
-      </w:r>
-      <w:proofErr w:type="spellEnd"/>
-      <w:r>
-        <w:t>:</w:t>
+        <w:rPr>
+          <w:b/>
+          <w:bCs/>
+        </w:rPr>
+        <w:t>Resumen del período:</w:t>
       </w:r>
     </w:p>
     <w:tbl>
@@ -22699,13 +19724,8 @@
             <w:pPr>
               <w:pStyle w:val="Sinespaciado"/>
             </w:pPr>
-            <w:proofErr w:type="gramStart"/>
-            <w:r>
-              <w:t>Total</w:t>
-            </w:r>
-            <w:proofErr w:type="gramEnd"/>
-            <w:r>
-              <w:t xml:space="preserve"> de incidentes en el período</w:t>
+            <w:r>
+              <w:t>Total de incidentes en el período</w:t>
             </w:r>
           </w:p>
         </w:tc>
@@ -22880,6 +19900,7 @@
           <w:p>
             <w:pPr>
               <w:pStyle w:val="Sinespaciado"/>
+              <w:ind w:left="720" w:hanging="720"/>
             </w:pPr>
           </w:p>
         </w:tc>
@@ -22980,13 +20001,33 @@
         </w:tc>
       </w:tr>
     </w:tbl>
-    <w:p/>
+    <w:p>
+      <w:pPr>
+        <w:pStyle w:val="Sinespaciado"/>
+        <w:rPr>
+          <w:rStyle w:val="nfasis"/>
+        </w:rPr>
+      </w:pPr>
+      <w:r>
+        <w:rPr>
+          <w:rStyle w:val="nfasis"/>
+        </w:rPr>
+        <w:br/>
+      </w:r>
+      <w:r>
+        <w:rPr>
+          <w:rStyle w:val="nfasis"/>
+        </w:rPr>
+        <w:t>Las métricas consolidadas del período (MTTD promedio de 1.8 minutos y MTTR promedio de 15.5 minutos) se derivan estrictamente del procesamiento matemático de los valores nominales asignados a cada escenario dentro del diseño conceptual del proyecto. Estos indicadores reflejan las metas de nivel de servicio (SLAs) modeladas para la gestión de Gobierno, Riesgo y Cumplimiento, mas no corresponden a intervalos cronometrados por código de forma automatizada entre la inyección de la telemetría y su alerta correspondiente.</w:t>
+      </w:r>
+    </w:p>
     <w:p>
       <w:pPr>
         <w:pStyle w:val="Ttulo3"/>
       </w:pPr>
       <w:bookmarkStart w:id="32" w:name="_Toc229767417"/>
       <w:r>
+        <w:lastRenderedPageBreak/>
         <w:t>5.4 Plan de Mejora Continua — Ciclo PDCA</w:t>
       </w:r>
       <w:bookmarkEnd w:id="32"/>
@@ -23200,15 +20241,7 @@
               <w:pStyle w:val="Sinespaciado"/>
             </w:pPr>
             <w:r>
-              <w:t xml:space="preserve">Parchear 3 </w:t>
-            </w:r>
-            <w:proofErr w:type="spellStart"/>
-            <w:r>
-              <w:t>CVEs</w:t>
-            </w:r>
-            <w:proofErr w:type="spellEnd"/>
-            <w:r>
-              <w:t xml:space="preserve"> críticos pendientes</w:t>
+              <w:t>Parchear 3 CVEs críticos pendientes</w:t>
             </w:r>
           </w:p>
         </w:tc>
@@ -23485,13 +20518,8 @@
               <w:pStyle w:val="Sinespaciado"/>
             </w:pPr>
             <w:r>
-              <w:t xml:space="preserve">Evidencia / </w:t>
-            </w:r>
-            <w:proofErr w:type="spellStart"/>
-            <w:r>
-              <w:t>Runtime</w:t>
-            </w:r>
-            <w:proofErr w:type="spellEnd"/>
+              <w:t>Evidencia / Runtime</w:t>
+            </w:r>
           </w:p>
         </w:tc>
         <w:tc>
@@ -23532,15 +20560,7 @@
               <w:pStyle w:val="Sinespaciado"/>
             </w:pPr>
             <w:r>
-              <w:t xml:space="preserve">Red Docker </w:t>
-            </w:r>
-            <w:proofErr w:type="spellStart"/>
-            <w:r>
-              <w:t>grc</w:t>
-            </w:r>
-            <w:proofErr w:type="spellEnd"/>
-            <w:r>
-              <w:t>-net (172.20.0.0/24)</w:t>
+              <w:t>Red Docker grc-net (172.20.0.0/24)</w:t>
             </w:r>
           </w:p>
         </w:tc>
@@ -23553,15 +20573,7 @@
               <w:pStyle w:val="Sinespaciado"/>
             </w:pPr>
             <w:r>
-              <w:t xml:space="preserve">Archivo </w:t>
-            </w:r>
-            <w:proofErr w:type="spellStart"/>
-            <w:r>
-              <w:t>docker-compose.yml</w:t>
-            </w:r>
-            <w:proofErr w:type="spellEnd"/>
-            <w:r>
-              <w:t xml:space="preserve"> verificado</w:t>
+              <w:t>Archivo docker-compose.yml verificado</w:t>
             </w:r>
           </w:p>
         </w:tc>
@@ -23602,15 +20614,7 @@
               <w:pStyle w:val="Sinespaciado"/>
             </w:pPr>
             <w:r>
-              <w:t xml:space="preserve">Contenedor </w:t>
-            </w:r>
-            <w:proofErr w:type="spellStart"/>
-            <w:r>
-              <w:t>grc-soc-lab</w:t>
-            </w:r>
-            <w:proofErr w:type="spellEnd"/>
-            <w:r>
-              <w:t xml:space="preserve"> (Ubuntu 22.04)</w:t>
+              <w:t>Contenedor grc-soc-lab (Ubuntu 22.04)</w:t>
             </w:r>
           </w:p>
         </w:tc>
@@ -23664,15 +20668,7 @@
               <w:pStyle w:val="Sinespaciado"/>
             </w:pPr>
             <w:r>
-              <w:t xml:space="preserve">Contenedor </w:t>
-            </w:r>
-            <w:proofErr w:type="spellStart"/>
-            <w:r>
-              <w:t>grc-attacker</w:t>
-            </w:r>
-            <w:proofErr w:type="spellEnd"/>
-            <w:r>
-              <w:t xml:space="preserve"> (Alpine 3.18)</w:t>
+              <w:t>Contenedor grc-attacker (Alpine 3.18)</w:t>
             </w:r>
           </w:p>
         </w:tc>
@@ -23739,20 +20735,7 @@
               <w:pStyle w:val="Sinespaciado"/>
             </w:pPr>
             <w:r>
-              <w:t xml:space="preserve">Generación de </w:t>
-            </w:r>
-            <w:proofErr w:type="spellStart"/>
-            <w:r>
-              <w:t>alertas_</w:t>
-            </w:r>
-            <w:proofErr w:type="gramStart"/>
-            <w:r>
-              <w:t>siem.json</w:t>
-            </w:r>
-            <w:proofErr w:type="spellEnd"/>
-            <w:proofErr w:type="gramEnd"/>
-            <w:r>
-              <w:t xml:space="preserve"> y alertas P1</w:t>
+              <w:t>Generación de alertas_siem.json y alertas P1</w:t>
             </w:r>
           </w:p>
         </w:tc>
@@ -23780,19 +20763,7 @@
               <w:pStyle w:val="Sinespaciado"/>
             </w:pPr>
             <w:r>
-              <w:t xml:space="preserve">Mitigación y </w:t>
-            </w:r>
-            <w:proofErr w:type="spellStart"/>
-            <w:r>
-              <w:t>playbooks</w:t>
-            </w:r>
-            <w:proofErr w:type="spellEnd"/>
-            <w:r>
-              <w:t xml:space="preserve"> de </w:t>
-            </w:r>
-            <w:r>
-              <w:lastRenderedPageBreak/>
-              <w:t>respuesta</w:t>
+              <w:t>Mitigación y playbooks de respuesta</w:t>
             </w:r>
           </w:p>
         </w:tc>
@@ -23805,7 +20776,6 @@
               <w:pStyle w:val="Sinespaciado"/>
             </w:pPr>
             <w:r>
-              <w:lastRenderedPageBreak/>
               <w:t>Firewall local e Infraestructura</w:t>
             </w:r>
           </w:p>
@@ -23819,21 +20789,8 @@
               <w:pStyle w:val="Sinespaciado"/>
             </w:pPr>
             <w:r>
-              <w:t xml:space="preserve">Aplicación de reglas </w:t>
-            </w:r>
-            <w:proofErr w:type="spellStart"/>
-            <w:r>
-              <w:t>iptables</w:t>
-            </w:r>
-            <w:proofErr w:type="spellEnd"/>
-            <w:r>
-              <w:t xml:space="preserve"> (DROP) y restauración de </w:t>
-            </w:r>
-            <w:proofErr w:type="spellStart"/>
-            <w:r>
-              <w:t>backups</w:t>
-            </w:r>
-            <w:proofErr w:type="spellEnd"/>
+              <w:t>Aplicación de reglas iptables (DROP) y restauración de backups</w:t>
+            </w:r>
           </w:p>
         </w:tc>
         <w:tc>
@@ -24292,32 +21249,27 @@
       <w:pPr>
         <w:pStyle w:val="Ttulo4"/>
       </w:pPr>
-      <w:proofErr w:type="spellStart"/>
       <w:r>
-        <w:t>Act</w:t>
-      </w:r>
-      <w:proofErr w:type="spellEnd"/>
-      <w:r>
-        <w:t xml:space="preserve"> (Actuar) </w:t>
+        <w:t xml:space="preserve">Act (Actuar) </w:t>
       </w:r>
     </w:p>
     <w:tbl>
       <w:tblPr>
         <w:tblStyle w:val="Tablaconcuadrcula"/>
-        <w:tblW w:w="0" w:type="auto"/>
+        <w:tblW w:w="9568" w:type="dxa"/>
         <w:tblInd w:w="38" w:type="dxa"/>
         <w:tblLook w:val="04A0" w:firstRow="1" w:lastRow="0" w:firstColumn="1" w:lastColumn="0" w:noHBand="0" w:noVBand="1"/>
       </w:tblPr>
       <w:tblGrid>
-        <w:gridCol w:w="2096"/>
-        <w:gridCol w:w="2085"/>
-        <w:gridCol w:w="2549"/>
-        <w:gridCol w:w="1456"/>
+        <w:gridCol w:w="1346"/>
+        <w:gridCol w:w="2410"/>
+        <w:gridCol w:w="4536"/>
+        <w:gridCol w:w="1276"/>
       </w:tblGrid>
       <w:tr>
         <w:tc>
           <w:tcPr>
-            <w:tcW w:w="2096" w:type="dxa"/>
+            <w:tcW w:w="1346" w:type="dxa"/>
             <w:shd w:val="clear" w:color="auto" w:fill="D9D9D9" w:themeFill="background1" w:themeFillShade="D9"/>
           </w:tcPr>
           <w:p>
@@ -24325,54 +21277,13 @@
               <w:pStyle w:val="Sinespaciado"/>
             </w:pPr>
             <w:r>
-              <w:t>Desviación Detectada (Check)</w:t>
-            </w:r>
-            <w:r>
-              <w:tab/>
-            </w:r>
-            <w:r>
-              <w:tab/>
-            </w:r>
-            <w:r>
-              <w:tab/>
-            </w:r>
-          </w:p>
-          <w:p>
-            <w:pPr>
-              <w:pStyle w:val="Sinespaciado"/>
-            </w:pPr>
-            <w:r>
-              <w:t>45% de usuarios privilegiados sin MFA [cite: 487, 523]</w:t>
-            </w:r>
-            <w:r>
-              <w:tab/>
-              <w:t xml:space="preserve">Forzar por política de grupo el enrolamiento obligatorio de MFA (Google </w:t>
-            </w:r>
-            <w:proofErr w:type="spellStart"/>
-            <w:r>
-              <w:t>Authenticator</w:t>
-            </w:r>
-            <w:proofErr w:type="spellEnd"/>
-            <w:r>
-              <w:t>/Duo) [cite: 524]</w:t>
-            </w:r>
-            <w:r>
-              <w:tab/>
-              <w:t xml:space="preserve">Cloud Admin </w:t>
-            </w:r>
-          </w:p>
-          <w:p>
-            <w:pPr>
-              <w:pStyle w:val="Sinespaciado"/>
-            </w:pPr>
-            <w:r>
-              <w:tab/>
-            </w:r>
-          </w:p>
-        </w:tc>
-        <w:tc>
-          <w:tcPr>
-            <w:tcW w:w="2085" w:type="dxa"/>
+              <w:t>Desviación Detectada</w:t>
+            </w:r>
+          </w:p>
+        </w:tc>
+        <w:tc>
+          <w:tcPr>
+            <w:tcW w:w="2410" w:type="dxa"/>
             <w:shd w:val="clear" w:color="auto" w:fill="D9D9D9" w:themeFill="background1" w:themeFillShade="D9"/>
           </w:tcPr>
           <w:p>
@@ -24386,7 +21297,7 @@
         </w:tc>
         <w:tc>
           <w:tcPr>
-            <w:tcW w:w="2549" w:type="dxa"/>
+            <w:tcW w:w="4536" w:type="dxa"/>
             <w:shd w:val="clear" w:color="auto" w:fill="D9D9D9" w:themeFill="background1" w:themeFillShade="D9"/>
           </w:tcPr>
           <w:p>
@@ -24400,7 +21311,7 @@
         </w:tc>
         <w:tc>
           <w:tcPr>
-            <w:tcW w:w="1456" w:type="dxa"/>
+            <w:tcW w:w="1276" w:type="dxa"/>
             <w:shd w:val="clear" w:color="auto" w:fill="D9D9D9" w:themeFill="background1" w:themeFillShade="D9"/>
           </w:tcPr>
           <w:p>
@@ -24416,7 +21327,7 @@
       <w:tr>
         <w:tc>
           <w:tcPr>
-            <w:tcW w:w="2096" w:type="dxa"/>
+            <w:tcW w:w="1346" w:type="dxa"/>
           </w:tcPr>
           <w:p>
             <w:pPr>
@@ -24429,76 +21340,107 @@
         </w:tc>
         <w:tc>
           <w:tcPr>
-            <w:tcW w:w="2085" w:type="dxa"/>
-          </w:tcPr>
-          <w:p>
-            <w:pPr>
-              <w:pStyle w:val="Sinespaciado"/>
-            </w:pPr>
-          </w:p>
-        </w:tc>
-        <w:tc>
-          <w:tcPr>
-            <w:tcW w:w="2549" w:type="dxa"/>
-          </w:tcPr>
-          <w:p>
-            <w:pPr>
-              <w:pStyle w:val="Sinespaciado"/>
-            </w:pPr>
-          </w:p>
-        </w:tc>
-        <w:tc>
-          <w:tcPr>
-            <w:tcW w:w="1456" w:type="dxa"/>
-          </w:tcPr>
-          <w:p>
-            <w:pPr>
-              <w:pStyle w:val="Sinespaciado"/>
-            </w:pPr>
+            <w:tcW w:w="2410" w:type="dxa"/>
+          </w:tcPr>
+          <w:p>
+            <w:pPr>
+              <w:pStyle w:val="Sinespaciado"/>
+            </w:pPr>
+            <w:r>
+              <w:t>45% de usuarios privilegiados sin MFA</w:t>
+            </w:r>
+          </w:p>
+          <w:p>
+            <w:pPr>
+              <w:pStyle w:val="Sinespaciado"/>
+            </w:pPr>
+          </w:p>
+        </w:tc>
+        <w:tc>
+          <w:tcPr>
+            <w:tcW w:w="4536" w:type="dxa"/>
+          </w:tcPr>
+          <w:p>
+            <w:pPr>
+              <w:pStyle w:val="Sinespaciado"/>
+            </w:pPr>
+            <w:r>
+              <w:t>Forzar por política de grupo el enrolamiento obligatorio de MFA (Google Authenticator/Duo) Cloud Admin</w:t>
+            </w:r>
+          </w:p>
+        </w:tc>
+        <w:tc>
+          <w:tcPr>
+            <w:tcW w:w="1276" w:type="dxa"/>
+          </w:tcPr>
+          <w:p>
+            <w:pPr>
+              <w:pStyle w:val="Sinespaciado"/>
+            </w:pPr>
+            <w:r>
+              <w:t>7 días</w:t>
+            </w:r>
           </w:p>
         </w:tc>
       </w:tr>
       <w:tr>
         <w:tc>
           <w:tcPr>
-            <w:tcW w:w="2096" w:type="dxa"/>
-          </w:tcPr>
-          <w:p>
-            <w:pPr>
-              <w:pStyle w:val="Sinespaciado"/>
-            </w:pPr>
-          </w:p>
-        </w:tc>
-        <w:tc>
-          <w:tcPr>
-            <w:tcW w:w="2085" w:type="dxa"/>
-          </w:tcPr>
-          <w:p>
-            <w:pPr>
-              <w:pStyle w:val="Sinespaciado"/>
-            </w:pPr>
-          </w:p>
-        </w:tc>
-        <w:tc>
-          <w:tcPr>
-            <w:tcW w:w="2549" w:type="dxa"/>
-          </w:tcPr>
-          <w:p>
-            <w:pPr>
-              <w:pStyle w:val="Sinespaciado"/>
-            </w:pPr>
-          </w:p>
-        </w:tc>
-        <w:tc>
-          <w:tcPr>
-            <w:tcW w:w="1456" w:type="dxa"/>
-          </w:tcPr>
-          <w:p>
-            <w:pPr>
-              <w:pStyle w:val="Sinespaciado"/>
-            </w:pPr>
-            <w:r>
-              <w:t>7 días</w:t>
+            <w:tcW w:w="1346" w:type="dxa"/>
+          </w:tcPr>
+          <w:p>
+            <w:pPr>
+              <w:pStyle w:val="Sinespaciado"/>
+            </w:pPr>
+            <w:r>
+              <w:t xml:space="preserve">KRI-07: </w:t>
+            </w:r>
+          </w:p>
+          <w:p>
+            <w:pPr>
+              <w:pStyle w:val="Sinespaciado"/>
+            </w:pPr>
+          </w:p>
+        </w:tc>
+        <w:tc>
+          <w:tcPr>
+            <w:tcW w:w="2410" w:type="dxa"/>
+          </w:tcPr>
+          <w:p>
+            <w:pPr>
+              <w:pStyle w:val="Sinespaciado"/>
+            </w:pPr>
+            <w:r>
+              <w:t>Cumplimiento PCI-DSS v4.0 en 55%</w:t>
+            </w:r>
+            <w:r>
+              <w:tab/>
+            </w:r>
+          </w:p>
+        </w:tc>
+        <w:tc>
+          <w:tcPr>
+            <w:tcW w:w="4536" w:type="dxa"/>
+          </w:tcPr>
+          <w:p>
+            <w:pPr>
+              <w:pStyle w:val="Sinespaciado"/>
+            </w:pPr>
+            <w:r>
+              <w:t>Contratar firma QSA formal y ejecutar el roadmap de remediación mensual CISO + GRC Manager</w:t>
+            </w:r>
+          </w:p>
+        </w:tc>
+        <w:tc>
+          <w:tcPr>
+            <w:tcW w:w="1276" w:type="dxa"/>
+          </w:tcPr>
+          <w:p>
+            <w:pPr>
+              <w:pStyle w:val="Sinespaciado"/>
+            </w:pPr>
+            <w:r>
+              <w:t>90 días</w:t>
             </w:r>
           </w:p>
         </w:tc>
@@ -24506,86 +21448,57 @@
       <w:tr>
         <w:tc>
           <w:tcPr>
-            <w:tcW w:w="2096" w:type="dxa"/>
-          </w:tcPr>
-          <w:p>
-            <w:pPr>
-              <w:pStyle w:val="Sinespaciado"/>
-            </w:pPr>
-            <w:r>
-              <w:t xml:space="preserve">KRI-07: </w:t>
-            </w:r>
-          </w:p>
-          <w:p>
-            <w:pPr>
-              <w:pStyle w:val="Sinespaciado"/>
-            </w:pPr>
-          </w:p>
-        </w:tc>
-        <w:tc>
-          <w:tcPr>
-            <w:tcW w:w="2085" w:type="dxa"/>
-          </w:tcPr>
-          <w:p>
-            <w:pPr>
-              <w:pStyle w:val="Sinespaciado"/>
-            </w:pPr>
-            <w:r>
-              <w:lastRenderedPageBreak/>
-              <w:t xml:space="preserve">Cumplimiento </w:t>
-            </w:r>
-            <w:r>
-              <w:lastRenderedPageBreak/>
-              <w:t>PCI-DSS v4.0 en 55%</w:t>
+            <w:tcW w:w="1346" w:type="dxa"/>
+          </w:tcPr>
+          <w:p>
+            <w:pPr>
+              <w:pStyle w:val="Sinespaciado"/>
+            </w:pPr>
+            <w:r>
+              <w:t>KPI-06:</w:t>
+            </w:r>
+          </w:p>
+        </w:tc>
+        <w:tc>
+          <w:tcPr>
+            <w:tcW w:w="2410" w:type="dxa"/>
+          </w:tcPr>
+          <w:p>
+            <w:pPr>
+              <w:pStyle w:val="Sinespaciado"/>
+            </w:pPr>
+            <w:r>
+              <w:t>12% de falsos positivos en el SIEM</w:t>
+            </w:r>
+          </w:p>
+        </w:tc>
+        <w:tc>
+          <w:tcPr>
+            <w:tcW w:w="4536" w:type="dxa"/>
+          </w:tcPr>
+          <w:p>
+            <w:pPr>
+              <w:pStyle w:val="Sinespaciado"/>
+            </w:pPr>
+            <w:r>
+              <w:t>Refinar las expresiones regulares y exclusiones en las reglas de correlación del motor</w:t>
             </w:r>
             <w:r>
               <w:tab/>
-            </w:r>
-          </w:p>
-        </w:tc>
-        <w:tc>
-          <w:tcPr>
-            <w:tcW w:w="2549" w:type="dxa"/>
-          </w:tcPr>
-          <w:p>
-            <w:pPr>
-              <w:pStyle w:val="Sinespaciado"/>
-            </w:pPr>
-            <w:r>
-              <w:lastRenderedPageBreak/>
-              <w:t xml:space="preserve">Contratar firma QSA </w:t>
-            </w:r>
-            <w:r>
-              <w:lastRenderedPageBreak/>
-              <w:t xml:space="preserve">formal y ejecutar el </w:t>
-            </w:r>
-            <w:proofErr w:type="spellStart"/>
-            <w:r>
-              <w:t>roadmap</w:t>
-            </w:r>
-            <w:proofErr w:type="spellEnd"/>
-            <w:r>
-              <w:t xml:space="preserve"> de remediación mensual</w:t>
-            </w:r>
-            <w:r>
-              <w:t xml:space="preserve"> </w:t>
-            </w:r>
-            <w:r>
-              <w:t>CISO + GRC Manager</w:t>
-            </w:r>
-          </w:p>
-        </w:tc>
-        <w:tc>
-          <w:tcPr>
-            <w:tcW w:w="1456" w:type="dxa"/>
-          </w:tcPr>
-          <w:p>
-            <w:pPr>
-              <w:pStyle w:val="Sinespaciado"/>
-            </w:pPr>
-            <w:r>
-              <w:lastRenderedPageBreak/>
-              <w:t>90 días</w:t>
+              <w:t>SOC Lead</w:t>
+            </w:r>
+          </w:p>
+        </w:tc>
+        <w:tc>
+          <w:tcPr>
+            <w:tcW w:w="1276" w:type="dxa"/>
+          </w:tcPr>
+          <w:p>
+            <w:pPr>
+              <w:pStyle w:val="Sinespaciado"/>
+            </w:pPr>
+            <w:r>
+              <w:t>30 días</w:t>
             </w:r>
           </w:p>
         </w:tc>
@@ -24593,65 +21506,7 @@
       <w:tr>
         <w:tc>
           <w:tcPr>
-            <w:tcW w:w="2096" w:type="dxa"/>
-          </w:tcPr>
-          <w:p>
-            <w:pPr>
-              <w:pStyle w:val="Sinespaciado"/>
-            </w:pPr>
-            <w:r>
-              <w:t>KPI-06:</w:t>
-            </w:r>
-          </w:p>
-        </w:tc>
-        <w:tc>
-          <w:tcPr>
-            <w:tcW w:w="2085" w:type="dxa"/>
-          </w:tcPr>
-          <w:p>
-            <w:pPr>
-              <w:pStyle w:val="Sinespaciado"/>
-            </w:pPr>
-            <w:r>
-              <w:t>12% de falsos positivos en el SIEM</w:t>
-            </w:r>
-          </w:p>
-        </w:tc>
-        <w:tc>
-          <w:tcPr>
-            <w:tcW w:w="2549" w:type="dxa"/>
-          </w:tcPr>
-          <w:p>
-            <w:pPr>
-              <w:pStyle w:val="Sinespaciado"/>
-            </w:pPr>
-            <w:r>
-              <w:t>Refinar las expresiones regulares y exclusiones en las reglas de correlación del motor</w:t>
-            </w:r>
-            <w:r>
-              <w:tab/>
-              <w:t>SOC Lead</w:t>
-            </w:r>
-          </w:p>
-        </w:tc>
-        <w:tc>
-          <w:tcPr>
-            <w:tcW w:w="1456" w:type="dxa"/>
-          </w:tcPr>
-          <w:p>
-            <w:pPr>
-              <w:pStyle w:val="Sinespaciado"/>
-            </w:pPr>
-            <w:r>
-              <w:t>30 días</w:t>
-            </w:r>
-          </w:p>
-        </w:tc>
-      </w:tr>
-      <w:tr>
-        <w:tc>
-          <w:tcPr>
-            <w:tcW w:w="2096" w:type="dxa"/>
+            <w:tcW w:w="1346" w:type="dxa"/>
           </w:tcPr>
           <w:p>
             <w:pPr>
@@ -24664,7 +21519,7 @@
         </w:tc>
         <w:tc>
           <w:tcPr>
-            <w:tcW w:w="2085" w:type="dxa"/>
+            <w:tcW w:w="2410" w:type="dxa"/>
           </w:tcPr>
           <w:p>
             <w:pPr>
@@ -24677,7 +21532,7 @@
         </w:tc>
         <w:tc>
           <w:tcPr>
-            <w:tcW w:w="2549" w:type="dxa"/>
+            <w:tcW w:w="4536" w:type="dxa"/>
           </w:tcPr>
           <w:p>
             <w:pPr>
@@ -24690,7 +21545,7 @@
         </w:tc>
         <w:tc>
           <w:tcPr>
-            <w:tcW w:w="1456" w:type="dxa"/>
+            <w:tcW w:w="1276" w:type="dxa"/>
           </w:tcPr>
           <w:p>
             <w:pPr>
@@ -24703,7 +21558,11 @@
         </w:tc>
       </w:tr>
     </w:tbl>
-    <w:p/>
+    <w:p>
+      <w:pPr>
+        <w:ind w:firstLine="0"/>
+      </w:pPr>
+    </w:p>
     <w:p>
       <w:pPr>
         <w:pStyle w:val="Ttulo3"/>
@@ -24755,7 +21614,11 @@
               <w:pStyle w:val="Sinespaciado"/>
             </w:pPr>
             <w:r>
-              <w:t>Riesgo Pre-Laboratorio</w:t>
+              <w:t>Riesgo Pre-</w:t>
+            </w:r>
+            <w:r>
+              <w:lastRenderedPageBreak/>
+              <w:t>Laboratorio</w:t>
             </w:r>
           </w:p>
         </w:tc>
@@ -24769,7 +21632,12 @@
               <w:pStyle w:val="Sinespaciado"/>
             </w:pPr>
             <w:r>
-              <w:t>Riesgo Post-Laboratorio</w:t>
+              <w:lastRenderedPageBreak/>
+              <w:t>Riesgo Post-</w:t>
+            </w:r>
+            <w:r>
+              <w:lastRenderedPageBreak/>
+              <w:t>Laboratorio</w:t>
             </w:r>
           </w:p>
         </w:tc>
@@ -24783,7 +21651,12 @@
               <w:pStyle w:val="Sinespaciado"/>
             </w:pPr>
             <w:r>
-              <w:t>Reducción Lograda</w:t>
+              <w:lastRenderedPageBreak/>
+              <w:t xml:space="preserve">Reducción </w:t>
+            </w:r>
+            <w:r>
+              <w:lastRenderedPageBreak/>
+              <w:t>Lograda</w:t>
             </w:r>
           </w:p>
         </w:tc>
@@ -24801,6 +21674,7 @@
               <w:pStyle w:val="Sinespaciado"/>
             </w:pPr>
             <w:r>
+              <w:lastRenderedPageBreak/>
               <w:t>Gestión de Incidentes</w:t>
             </w:r>
           </w:p>
@@ -25167,15 +22041,7 @@
     </w:p>
     <w:p>
       <w:r>
-        <w:t xml:space="preserve">La evaluación de madurez GRC de </w:t>
-      </w:r>
-      <w:proofErr w:type="spellStart"/>
-      <w:r>
-        <w:t>TechGuard</w:t>
-      </w:r>
-      <w:proofErr w:type="spellEnd"/>
-      <w:r>
-        <w:t xml:space="preserve"> Guatemala S.A. reveló un nivel inicial de 1.4/5, con brechas críticas en los dominios de Gestión de Incidentes y Monitoreo SOC. La definición estructurada de roles mediante la Matriz RACI demostró que la claridad organizacional es el primer paso indispensable para una implementación GRC efectiva. Sin roles definidos, los controles técnicos más sofisticados resultan inoperantes en la práctica.</w:t>
+        <w:t>La evaluación de madurez GRC de TechGuard Guatemala S.A. reveló un nivel inicial de 1.4/5, con brechas críticas en los dominios de Gestión de Incidentes y Monitoreo SOC. La definición estructurada de roles mediante la Matriz RACI demostró que la claridad organizacional es el primer paso indispensable para una implementación GRC efectiva. Sin roles definidos, los controles técnicos más sofisticados resultan inoperantes en la práctica.</w:t>
       </w:r>
     </w:p>
     <w:p>
@@ -25194,81 +22060,17 @@
       </w:r>
       <w:r>
         <w:lastRenderedPageBreak/>
-        <w:t xml:space="preserve">organizaciones medianas. La regla de correlación GRC-1099 (Kill Chain), que correlaciona fuerza bruta con acceso exitoso y exfiltración, representa el nivel más sofisticado de detección automatizada, equivalente conceptualmente a las reglas de correlación de </w:t>
-      </w:r>
-      <w:proofErr w:type="spellStart"/>
-      <w:r>
-        <w:t>Splunk</w:t>
-      </w:r>
-      <w:proofErr w:type="spellEnd"/>
-      <w:r>
-        <w:t xml:space="preserve"> Enterprise Security o </w:t>
-      </w:r>
-      <w:proofErr w:type="spellStart"/>
-      <w:r>
-        <w:t>Wazuh</w:t>
-      </w:r>
-      <w:proofErr w:type="spellEnd"/>
-      <w:r>
-        <w:t xml:space="preserve"> SIEM.</w:t>
+        <w:t>organizaciones medianas. La regla de correlación GRC-1099 (Kill Chain), que correlaciona fuerza bruta con acceso exitoso y exfiltración, representa el nivel más sofisticado de detección automatizada, equivalente conceptualmente a las reglas de correlación de Splunk Enterprise Security o Wazuh SIEM.</w:t>
       </w:r>
     </w:p>
     <w:p>
       <w:r>
-        <w:t xml:space="preserve">El </w:t>
-      </w:r>
-      <w:proofErr w:type="spellStart"/>
-      <w:r>
-        <w:t>framework</w:t>
-      </w:r>
-      <w:proofErr w:type="spellEnd"/>
-      <w:r>
-        <w:t xml:space="preserve"> de </w:t>
-      </w:r>
-      <w:proofErr w:type="spellStart"/>
-      <w:r>
-        <w:t>KPIs</w:t>
-      </w:r>
-      <w:proofErr w:type="spellEnd"/>
-      <w:r>
-        <w:t xml:space="preserve"> y </w:t>
-      </w:r>
-      <w:proofErr w:type="spellStart"/>
-      <w:r>
-        <w:t>KRIs</w:t>
-      </w:r>
-      <w:proofErr w:type="spellEnd"/>
-      <w:r>
-        <w:t xml:space="preserve"> implementado reveló que el 80% de los indicadores operativos cumplen con sus metas, mientras que el 44% de los </w:t>
-      </w:r>
-      <w:proofErr w:type="spellStart"/>
-      <w:r>
-        <w:t>KRIs</w:t>
-      </w:r>
-      <w:proofErr w:type="spellEnd"/>
-      <w:r>
-        <w:t xml:space="preserve"> estratégicos presentan brechas. Esto refleja una realidad común en organizaciones en transición GRC: los controles </w:t>
-      </w:r>
-      <w:proofErr w:type="spellStart"/>
-      <w:r>
-        <w:t>detectivos</w:t>
-      </w:r>
-      <w:proofErr w:type="spellEnd"/>
-      <w:r>
-        <w:t xml:space="preserve"> mejoran rápidamente con tecnología, pero los controles preventivos y de cumplimiento requieren tiempo, procesos y cultura organizacional.</w:t>
+        <w:t>El framework de KPIs y KRIs implementado reveló que el 80% de los indicadores operativos cumplen con sus metas, mientras que el 44% de los KRIs estratégicos presentan brechas. Esto refleja una realidad común en organizaciones en transición GRC: los controles detectivos mejoran rápidamente con tecnología, pero los controles preventivos y de cumplimiento requieren tiempo, procesos y cultura organizacional.</w:t>
       </w:r>
     </w:p>
     <w:p>
       <w:r>
-        <w:t xml:space="preserve">La implementación del modelo GRC con enfoque tecnológico y SOC simulado en </w:t>
-      </w:r>
-      <w:proofErr w:type="spellStart"/>
-      <w:r>
-        <w:t>TechGuard</w:t>
-      </w:r>
-      <w:proofErr w:type="spellEnd"/>
-      <w:r>
-        <w:t xml:space="preserve"> Guatemala S.A. demostró que la integración de gobierno, riesgo y cumplimiento produce una sinergia que ninguno de los tres elementos logra de forma aislada. La reducción del riesgo residual promedio del 76% al 24% en cinco días valida el retorno de inversión del modelo GRC implementado, superando el objetivo del 20% establecido en el diseño.</w:t>
+        <w:t>La implementación del modelo GRC con enfoque tecnológico y SOC simulado en TechGuard Guatemala S.A. demostró que la integración de gobierno, riesgo y cumplimiento produce una sinergia que ninguno de los tres elementos logra de forma aislada. La reducción del riesgo residual promedio del 76% al 24% en cinco días valida el retorno de inversión del modelo GRC implementado, superando el objetivo del 20% establecido en el diseño.</w:t>
       </w:r>
     </w:p>
     <w:p>
@@ -25296,36 +22098,12 @@
     </w:p>
     <w:p>
       <w:r>
-        <w:t xml:space="preserve">Con base en los hallazgos del laboratorio y el estado actual de los </w:t>
-      </w:r>
-      <w:proofErr w:type="spellStart"/>
-      <w:r>
-        <w:t>KRIs</w:t>
-      </w:r>
-      <w:proofErr w:type="spellEnd"/>
-      <w:r>
-        <w:t>, se formulan las siguientes recomendaciones ordenadas por nivel de prioridad:</w:t>
+        <w:t>Con base en los hallazgos del laboratorio y el estado actual de los KRIs, se formulan las siguientes recomendaciones ordenadas por nivel de prioridad:</w:t>
       </w:r>
     </w:p>
     <w:p>
       <w:r>
-        <w:t xml:space="preserve">El hallazgo más crítico es que el 45% de los usuarios privilegiados no tiene autenticación </w:t>
-      </w:r>
-      <w:proofErr w:type="spellStart"/>
-      <w:r>
-        <w:t>multifactor</w:t>
-      </w:r>
-      <w:proofErr w:type="spellEnd"/>
-      <w:r>
-        <w:t xml:space="preserve"> activa (KRI-08 en estado CRÍTICO). Se recomienda implementar MFA en todos los accesos privilegiados en un plazo máximo de siete días, utilizando herramientas como Google </w:t>
-      </w:r>
-      <w:proofErr w:type="spellStart"/>
-      <w:r>
-        <w:t>Authenticator</w:t>
-      </w:r>
-      <w:proofErr w:type="spellEnd"/>
-      <w:r>
-        <w:t xml:space="preserve"> o Duo Security. Esta medida reduciría el riesgo R-001 (fuerza bruta) de 17.5 a 3.5, una reducción del 80%. El costo estimado es de $0 a $750 al mes.</w:t>
+        <w:t>El hallazgo más crítico es que el 45% de los usuarios privilegiados no tiene autenticación multifactor activa (KRI-08 en estado CRÍTICO). Se recomienda implementar MFA en todos los accesos privilegiados en un plazo máximo de siete días, utilizando herramientas como Google Authenticator o Duo Security. Esta medida reduciría el riesgo R-001 (fuerza bruta) de 17.5 a 3.5, una reducción del 80%. El costo estimado es de $0 a $750 al mes.</w:t>
       </w:r>
     </w:p>
     <w:p>
@@ -25335,39 +22113,7 @@
     </w:p>
     <w:p>
       <w:r>
-        <w:t>El cumplimiento PCI-DSS se encuentra en 55%, muy por debajo del 100% requerido bajo pena de multas y pérdida de la licencia de procesamiento de pagos. Se recomienda contratar un QSA (</w:t>
-      </w:r>
-      <w:proofErr w:type="spellStart"/>
-      <w:r>
-        <w:t>Qualified</w:t>
-      </w:r>
-      <w:proofErr w:type="spellEnd"/>
-      <w:r>
-        <w:t xml:space="preserve"> Security </w:t>
-      </w:r>
-      <w:proofErr w:type="spellStart"/>
-      <w:r>
-        <w:t>Assessor</w:t>
-      </w:r>
-      <w:proofErr w:type="spellEnd"/>
-      <w:r>
-        <w:t xml:space="preserve">) para iniciar el proceso de auditoría formal, con un </w:t>
-      </w:r>
-      <w:proofErr w:type="spellStart"/>
-      <w:r>
-        <w:t>roadmap</w:t>
-      </w:r>
-      <w:proofErr w:type="spellEnd"/>
-      <w:r>
-        <w:t xml:space="preserve"> de 90 días con hitos mensuales medibles. El costo de no actuar asciende a multas de $5,000 a $100,000 USD mensuales más la pérdida de licencia Visa/</w:t>
-      </w:r>
-      <w:proofErr w:type="spellStart"/>
-      <w:r>
-        <w:t>Mastercard</w:t>
-      </w:r>
-      <w:proofErr w:type="spellEnd"/>
-      <w:r>
-        <w:t>.</w:t>
+        <w:t>El cumplimiento PCI-DSS se encuentra en 55%, muy por debajo del 100% requerido bajo pena de multas y pérdida de la licencia de procesamiento de pagos. Se recomienda contratar un QSA (Qualified Security Assessor) para iniciar el proceso de auditoría formal, con un roadmap de 90 días con hitos mensuales medibles. El costo de no actuar asciende a multas de $5,000 a $100,000 USD mensuales más la pérdida de licencia Visa/Mastercard.</w:t>
       </w:r>
     </w:p>
     <w:p>
@@ -25389,47 +22135,7 @@
     </w:p>
     <w:p>
       <w:r>
-        <w:t xml:space="preserve">Finalmente, se recomienda implementar un SOAR (Security </w:t>
-      </w:r>
-      <w:proofErr w:type="spellStart"/>
-      <w:r>
-        <w:t>Orchestration</w:t>
-      </w:r>
-      <w:proofErr w:type="spellEnd"/>
-      <w:r>
-        <w:t xml:space="preserve">, </w:t>
-      </w:r>
-      <w:proofErr w:type="spellStart"/>
-      <w:r>
-        <w:t>Automation</w:t>
-      </w:r>
-      <w:proofErr w:type="spellEnd"/>
-      <w:r>
-        <w:t xml:space="preserve"> and Response) básico para automatizar los </w:t>
-      </w:r>
-      <w:proofErr w:type="spellStart"/>
-      <w:r>
-        <w:t>playbooks</w:t>
-      </w:r>
-      <w:proofErr w:type="spellEnd"/>
-      <w:r>
-        <w:t xml:space="preserve"> de respuesta más frecuentes. En etapa inicial, los scripts Python existentes pueden ser extendidos para respuesta automática. En etapa avanzada, </w:t>
-      </w:r>
-      <w:proofErr w:type="spellStart"/>
-      <w:r>
-        <w:t>TheHive</w:t>
-      </w:r>
-      <w:proofErr w:type="spellEnd"/>
-      <w:r>
-        <w:t xml:space="preserve"> y </w:t>
-      </w:r>
-      <w:proofErr w:type="spellStart"/>
-      <w:r>
-        <w:t>Cortex</w:t>
-      </w:r>
-      <w:proofErr w:type="spellEnd"/>
-      <w:r>
-        <w:t xml:space="preserve"> (código abierto) representan una plataforma SOAR sin costo de licencia. El beneficio esperado es reducir el MTTR de 14 minutos a 5 minutos.</w:t>
+        <w:t>Finalmente, se recomienda implementar un SOAR (Security Orchestration, Automation and Response) básico para automatizar los playbooks de respuesta más frecuentes. En etapa inicial, los scripts Python existentes pueden ser extendidos para respuesta automática. En etapa avanzada, TheHive y Cortex (código abierto) representan una plataforma SOAR sin costo de licencia. El beneficio esperado es reducir el MTTR de 14 minutos a 5 minutos.</w:t>
       </w:r>
     </w:p>
     <w:p>
@@ -25438,30 +22144,9 @@
       </w:pPr>
       <w:bookmarkStart w:id="37" w:name="_Toc229767422"/>
       <w:r>
-        <w:t xml:space="preserve">6.3 </w:t>
-      </w:r>
-      <w:proofErr w:type="spellStart"/>
-      <w:r>
-        <w:t>Tabla</w:t>
-      </w:r>
-      <w:proofErr w:type="spellEnd"/>
-      <w:r>
-        <w:t xml:space="preserve"> </w:t>
-      </w:r>
-      <w:proofErr w:type="spellStart"/>
-      <w:r>
-        <w:t>Resumen</w:t>
-      </w:r>
-      <w:proofErr w:type="spellEnd"/>
-      <w:r>
-        <w:t xml:space="preserve"> de </w:t>
-      </w:r>
-      <w:proofErr w:type="spellStart"/>
-      <w:r>
-        <w:t>Recomendaciones</w:t>
+        <w:t>6.3 Tabla Resumen de Recomendaciones</w:t>
       </w:r>
       <w:bookmarkEnd w:id="37"/>
-      <w:proofErr w:type="spellEnd"/>
     </w:p>
     <w:tbl>
       <w:tblPr>
@@ -26044,15 +22729,7 @@
               <w:pStyle w:val="Sinespaciado"/>
             </w:pPr>
             <w:r>
-              <w:t>$20/</w:t>
-            </w:r>
-            <w:proofErr w:type="spellStart"/>
-            <w:r>
-              <w:t>user</w:t>
-            </w:r>
-            <w:proofErr w:type="spellEnd"/>
-            <w:r>
-              <w:t>/año</w:t>
+              <w:t>$20/user/año</w:t>
             </w:r>
           </w:p>
         </w:tc>
@@ -26097,15 +22774,7 @@
               <w:pStyle w:val="Sinespaciado"/>
             </w:pPr>
             <w:r>
-              <w:t>Implementar SOAR básico (</w:t>
-            </w:r>
-            <w:proofErr w:type="spellStart"/>
-            <w:r>
-              <w:t>TheHive</w:t>
-            </w:r>
-            <w:proofErr w:type="spellEnd"/>
-            <w:r>
-              <w:t>)</w:t>
+              <w:t>Implementar SOAR básico (TheHive)</w:t>
             </w:r>
           </w:p>
         </w:tc>
@@ -27648,7 +24317,7 @@
     <w:basedOn w:val="Fuentedeprrafopredeter"/>
     <w:uiPriority w:val="20"/>
     <w:qFormat/>
-    <w:rsid w:val="00FC693F"/>
+    <w:rsid w:val="005463D0"/>
     <w:rPr>
       <w:i/>
       <w:iCs/>
@@ -37906,6 +34575,21 @@
     <w:name w:val="apple-tab-span"/>
     <w:basedOn w:val="Fuentedeprrafopredeter"/>
     <w:rsid w:val="00BF5CD5"/>
+  </w:style>
+  <w:style w:type="character" w:customStyle="1" w:styleId="citation-769">
+    <w:name w:val="citation-769"/>
+    <w:basedOn w:val="Fuentedeprrafopredeter"/>
+    <w:rsid w:val="005A41E2"/>
+  </w:style>
+  <w:style w:type="character" w:customStyle="1" w:styleId="citation-767">
+    <w:name w:val="citation-767"/>
+    <w:basedOn w:val="Fuentedeprrafopredeter"/>
+    <w:rsid w:val="005A41E2"/>
+  </w:style>
+  <w:style w:type="character" w:customStyle="1" w:styleId="citation-765">
+    <w:name w:val="citation-765"/>
+    <w:basedOn w:val="Fuentedeprrafopredeter"/>
+    <w:rsid w:val="005A41E2"/>
   </w:style>
 </w:styles>
 </file>
